--- a/Tutorial 6/ST2 Week 6 Tutorial and Computer Lab.docx
+++ b/Tutorial 6/ST2 Week 6 Tutorial and Computer Lab.docx
@@ -4693,8 +4693,224 @@
     <w:p>
       <w:pPr>
         <w:pStyle w:val="BodyText"/>
+        <w:ind w:right="6"/>
+        <w:rPr>
+          <w:rFonts w:eastAsiaTheme="minorEastAsia"/>
+          <w:lang w:eastAsia="ko-KR"/>
+        </w:rPr>
+      </w:pPr>
+      <w:r>
+        <w:rPr>
+          <w:rFonts w:eastAsiaTheme="minorEastAsia"/>
+          <w:lang w:eastAsia="ko-KR"/>
+        </w:rPr>
+        <w:drawing>
+          <wp:anchor distT="0" distB="0" distL="114300" distR="114300" simplePos="0" relativeHeight="487622656" behindDoc="0" locked="0" layoutInCell="1" allowOverlap="1" wp14:anchorId="7B1C808A" wp14:editId="4FD763A3">
+            <wp:simplePos x="0" y="0"/>
+            <wp:positionH relativeFrom="page">
+              <wp:align>center</wp:align>
+            </wp:positionH>
+            <wp:positionV relativeFrom="paragraph">
+              <wp:posOffset>30054</wp:posOffset>
+            </wp:positionV>
+            <wp:extent cx="4267231" cy="1638312"/>
+            <wp:effectExtent l="0" t="0" r="0" b="0"/>
+            <wp:wrapSquare wrapText="bothSides"/>
+            <wp:docPr id="207934466" name="Picture 1"/>
+            <wp:cNvGraphicFramePr>
+              <a:graphicFrameLocks xmlns:a="http://schemas.openxmlformats.org/drawingml/2006/main" noChangeAspect="1"/>
+            </wp:cNvGraphicFramePr>
+            <a:graphic xmlns:a="http://schemas.openxmlformats.org/drawingml/2006/main">
+              <a:graphicData uri="http://schemas.openxmlformats.org/drawingml/2006/picture">
+                <pic:pic xmlns:pic="http://schemas.openxmlformats.org/drawingml/2006/picture">
+                  <pic:nvPicPr>
+                    <pic:cNvPr id="207934466" name=""/>
+                    <pic:cNvPicPr/>
+                  </pic:nvPicPr>
+                  <pic:blipFill>
+                    <a:blip r:embed="rId5">
+                      <a:extLst>
+                        <a:ext uri="{28A0092B-C50C-407E-A947-70E740481C1C}">
+                          <a14:useLocalDpi xmlns:a14="http://schemas.microsoft.com/office/drawing/2010/main" val="0"/>
+                        </a:ext>
+                      </a:extLst>
+                    </a:blip>
+                    <a:stretch>
+                      <a:fillRect/>
+                    </a:stretch>
+                  </pic:blipFill>
+                  <pic:spPr>
+                    <a:xfrm>
+                      <a:off x="0" y="0"/>
+                      <a:ext cx="4267231" cy="1638312"/>
+                    </a:xfrm>
+                    <a:prstGeom prst="rect">
+                      <a:avLst/>
+                    </a:prstGeom>
+                  </pic:spPr>
+                </pic:pic>
+              </a:graphicData>
+            </a:graphic>
+          </wp:anchor>
+        </w:drawing>
+      </w:r>
+    </w:p>
+    <w:p>
+      <w:pPr>
+        <w:pStyle w:val="BodyText"/>
+        <w:ind w:right="6"/>
+        <w:rPr>
+          <w:rFonts w:eastAsiaTheme="minorEastAsia"/>
+          <w:lang w:eastAsia="ko-KR"/>
+        </w:rPr>
+      </w:pPr>
+    </w:p>
+    <w:p>
+      <w:pPr>
+        <w:pStyle w:val="BodyText"/>
+        <w:ind w:right="6"/>
+        <w:rPr>
+          <w:rFonts w:eastAsiaTheme="minorEastAsia"/>
+          <w:lang w:eastAsia="ko-KR"/>
+        </w:rPr>
+      </w:pPr>
+    </w:p>
+    <w:p>
+      <w:pPr>
+        <w:pStyle w:val="BodyText"/>
+        <w:ind w:right="6"/>
+        <w:rPr>
+          <w:rFonts w:eastAsiaTheme="minorEastAsia"/>
+          <w:lang w:eastAsia="ko-KR"/>
+        </w:rPr>
+      </w:pPr>
+    </w:p>
+    <w:p>
+      <w:pPr>
+        <w:pStyle w:val="BodyText"/>
+        <w:ind w:right="6"/>
+        <w:rPr>
+          <w:rFonts w:eastAsiaTheme="minorEastAsia"/>
+          <w:lang w:eastAsia="ko-KR"/>
+        </w:rPr>
+      </w:pPr>
+    </w:p>
+    <w:p>
+      <w:pPr>
+        <w:pStyle w:val="BodyText"/>
+        <w:ind w:right="6"/>
+        <w:rPr>
+          <w:rFonts w:eastAsiaTheme="minorEastAsia"/>
+          <w:lang w:eastAsia="ko-KR"/>
+        </w:rPr>
+      </w:pPr>
+    </w:p>
+    <w:p>
+      <w:pPr>
+        <w:pStyle w:val="BodyText"/>
+        <w:ind w:right="6"/>
+        <w:rPr>
+          <w:rFonts w:eastAsiaTheme="minorEastAsia"/>
+          <w:lang w:eastAsia="ko-KR"/>
+        </w:rPr>
+      </w:pPr>
+    </w:p>
+    <w:p>
+      <w:pPr>
+        <w:pStyle w:val="BodyText"/>
+        <w:ind w:right="6"/>
+        <w:rPr>
+          <w:rFonts w:eastAsiaTheme="minorEastAsia"/>
+          <w:lang w:eastAsia="ko-KR"/>
+        </w:rPr>
+      </w:pPr>
+    </w:p>
+    <w:p>
+      <w:pPr>
+        <w:pStyle w:val="BodyText"/>
+        <w:ind w:right="6"/>
+        <w:rPr>
+          <w:rFonts w:eastAsiaTheme="minorEastAsia"/>
+          <w:lang w:eastAsia="ko-KR"/>
+        </w:rPr>
+      </w:pPr>
+    </w:p>
+    <w:p>
+      <w:pPr>
+        <w:pStyle w:val="BodyText"/>
+        <w:ind w:right="6"/>
+        <w:rPr>
+          <w:rFonts w:eastAsiaTheme="minorEastAsia"/>
+          <w:lang w:eastAsia="ko-KR"/>
+        </w:rPr>
+      </w:pPr>
+    </w:p>
+    <w:p>
+      <w:pPr>
+        <w:pStyle w:val="BodyText"/>
+        <w:ind w:right="6"/>
+        <w:rPr>
+          <w:rFonts w:eastAsiaTheme="minorEastAsia" w:hint="eastAsia"/>
+          <w:lang w:eastAsia="ko-KR"/>
+        </w:rPr>
+      </w:pPr>
+    </w:p>
+    <w:p>
+      <w:pPr>
+        <w:pStyle w:val="BodyText"/>
         <w:ind w:left="1800" w:right="6"/>
       </w:pPr>
+      <w:r>
+        <w:drawing>
+          <wp:anchor distT="0" distB="0" distL="114300" distR="114300" simplePos="0" relativeHeight="251662848" behindDoc="0" locked="0" layoutInCell="1" allowOverlap="1" wp14:anchorId="66081CAD" wp14:editId="7E98032A">
+            <wp:simplePos x="0" y="0"/>
+            <wp:positionH relativeFrom="column">
+              <wp:posOffset>814184</wp:posOffset>
+            </wp:positionH>
+            <wp:positionV relativeFrom="paragraph">
+              <wp:posOffset>9582</wp:posOffset>
+            </wp:positionV>
+            <wp:extent cx="4314857" cy="1638312"/>
+            <wp:effectExtent l="0" t="0" r="9525" b="0"/>
+            <wp:wrapSquare wrapText="bothSides"/>
+            <wp:docPr id="2052737516" name="Picture 1" descr="The image displays a comparison of time taken for various operations (insert, search, delete) in different data structures (Python list, singly linked list, doubly linked list) with different numbers of elements.&#10;&#10;AI-generated content may be incorrect."/>
+            <wp:cNvGraphicFramePr>
+              <a:graphicFrameLocks xmlns:a="http://schemas.openxmlformats.org/drawingml/2006/main" noChangeAspect="1"/>
+            </wp:cNvGraphicFramePr>
+            <a:graphic xmlns:a="http://schemas.openxmlformats.org/drawingml/2006/main">
+              <a:graphicData uri="http://schemas.openxmlformats.org/drawingml/2006/picture">
+                <pic:pic xmlns:pic="http://schemas.openxmlformats.org/drawingml/2006/picture">
+                  <pic:nvPicPr>
+                    <pic:cNvPr id="2052737516" name="Picture 1" descr="The image displays a comparison of time taken for various operations (insert, search, delete) in different data structures (Python list, singly linked list, doubly linked list) with different numbers of elements.&#10;&#10;AI-generated content may be incorrect."/>
+                    <pic:cNvPicPr/>
+                  </pic:nvPicPr>
+                  <pic:blipFill>
+                    <a:blip r:embed="rId6">
+                      <a:extLst>
+                        <a:ext uri="{28A0092B-C50C-407E-A947-70E740481C1C}">
+                          <a14:useLocalDpi xmlns:a14="http://schemas.microsoft.com/office/drawing/2010/main" val="0"/>
+                        </a:ext>
+                      </a:extLst>
+                    </a:blip>
+                    <a:stretch>
+                      <a:fillRect/>
+                    </a:stretch>
+                  </pic:blipFill>
+                  <pic:spPr>
+                    <a:xfrm>
+                      <a:off x="0" y="0"/>
+                      <a:ext cx="4314857" cy="1638312"/>
+                    </a:xfrm>
+                    <a:prstGeom prst="rect">
+                      <a:avLst/>
+                    </a:prstGeom>
+                  </pic:spPr>
+                </pic:pic>
+              </a:graphicData>
+            </a:graphic>
+          </wp:anchor>
+        </w:drawing>
+      </w:r>
     </w:p>
     <w:p>
       <w:pPr>
@@ -4708,7 +4924,7 @@
         <mc:AlternateContent>
           <mc:Choice Requires="wps">
             <w:drawing>
-              <wp:anchor distT="45720" distB="45720" distL="114300" distR="114300" simplePos="0" relativeHeight="251642368" behindDoc="0" locked="0" layoutInCell="1" allowOverlap="1" wp14:anchorId="432B330C" wp14:editId="3157DD9C">
+              <wp:anchor distT="45720" distB="45720" distL="114300" distR="114300" simplePos="0" relativeHeight="251652608" behindDoc="0" locked="0" layoutInCell="1" allowOverlap="1" wp14:anchorId="432B330C" wp14:editId="59849682">
                 <wp:simplePos x="0" y="0"/>
                 <wp:positionH relativeFrom="column">
                   <wp:posOffset>1561465</wp:posOffset>
@@ -4781,7 +4997,7 @@
                 <v:stroke joinstyle="miter"/>
                 <v:path gradientshapeok="t" o:connecttype="rect"/>
               </v:shapetype>
-              <v:shape id="Text Box 2" o:spid="_x0000_s1026" type="#_x0000_t202" style="position:absolute;left:0;text-align:left;margin-left:122.95pt;margin-top:4.65pt;width:185.9pt;height:110.6pt;z-index:251642368;visibility:visible;mso-wrap-style:square;mso-width-percent:400;mso-height-percent:200;mso-wrap-distance-left:9pt;mso-wrap-distance-top:3.6pt;mso-wrap-distance-right:9pt;mso-wrap-distance-bottom:3.6pt;mso-position-horizontal:absolute;mso-position-horizontal-relative:text;mso-position-vertical:absolute;mso-position-vertical-relative:text;mso-width-percent:400;mso-height-percent:200;mso-width-relative:margin;mso-height-relative:margin;v-text-anchor:top" o:gfxdata="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">
+              <v:shape id="Text Box 2" o:spid="_x0000_s1026" type="#_x0000_t202" style="position:absolute;left:0;text-align:left;margin-left:122.95pt;margin-top:4.65pt;width:185.9pt;height:110.6pt;z-index:251652608;visibility:visible;mso-wrap-style:square;mso-width-percent:400;mso-height-percent:200;mso-wrap-distance-left:9pt;mso-wrap-distance-top:3.6pt;mso-wrap-distance-right:9pt;mso-wrap-distance-bottom:3.6pt;mso-position-horizontal:absolute;mso-position-horizontal-relative:text;mso-position-vertical:absolute;mso-position-vertical-relative:text;mso-width-percent:400;mso-height-percent:200;mso-width-relative:margin;mso-height-relative:margin;v-text-anchor:top" o:gfxdata="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">
                 <v:textbox style="mso-fit-shape-to-text:t">
                   <w:txbxContent>
                     <w:p/>
@@ -4828,18 +5044,202 @@
       <w:pPr>
         <w:pStyle w:val="BodyText"/>
         <w:ind w:left="1800" w:right="6"/>
+        <w:rPr>
+          <w:rFonts w:eastAsiaTheme="minorEastAsia"/>
+          <w:lang w:eastAsia="ko-KR"/>
+        </w:rPr>
       </w:pPr>
     </w:p>
     <w:p>
       <w:pPr>
         <w:pStyle w:val="BodyText"/>
         <w:ind w:left="1800" w:right="6"/>
+        <w:rPr>
+          <w:rFonts w:eastAsiaTheme="minorEastAsia"/>
+          <w:lang w:eastAsia="ko-KR"/>
+        </w:rPr>
       </w:pPr>
     </w:p>
     <w:p>
       <w:pPr>
         <w:pStyle w:val="BodyText"/>
         <w:ind w:left="1800" w:right="6"/>
+        <w:rPr>
+          <w:rFonts w:eastAsiaTheme="minorEastAsia"/>
+          <w:lang w:eastAsia="ko-KR"/>
+        </w:rPr>
+      </w:pPr>
+    </w:p>
+    <w:p>
+      <w:pPr>
+        <w:pStyle w:val="BodyText"/>
+        <w:ind w:left="1800" w:right="6"/>
+        <w:rPr>
+          <w:rFonts w:eastAsiaTheme="minorEastAsia"/>
+          <w:lang w:eastAsia="ko-KR"/>
+        </w:rPr>
+      </w:pPr>
+    </w:p>
+    <w:p>
+      <w:pPr>
+        <w:pStyle w:val="BodyText"/>
+        <w:ind w:left="1800" w:right="6"/>
+        <w:rPr>
+          <w:rFonts w:eastAsiaTheme="minorEastAsia"/>
+          <w:lang w:eastAsia="ko-KR"/>
+        </w:rPr>
+      </w:pPr>
+      <w:r>
+        <w:rPr>
+          <w:rFonts w:eastAsiaTheme="minorEastAsia"/>
+          <w:lang w:eastAsia="ko-KR"/>
+        </w:rPr>
+        <w:lastRenderedPageBreak/>
+        <w:drawing>
+          <wp:anchor distT="0" distB="0" distL="114300" distR="114300" simplePos="0" relativeHeight="251664896" behindDoc="0" locked="0" layoutInCell="1" allowOverlap="1" wp14:anchorId="529C980B" wp14:editId="3C5BA643">
+            <wp:simplePos x="0" y="0"/>
+            <wp:positionH relativeFrom="column">
+              <wp:posOffset>814184</wp:posOffset>
+            </wp:positionH>
+            <wp:positionV relativeFrom="paragraph">
+              <wp:posOffset>37986</wp:posOffset>
+            </wp:positionV>
+            <wp:extent cx="4314857" cy="1666887"/>
+            <wp:effectExtent l="0" t="0" r="9525" b="9525"/>
+            <wp:wrapSquare wrapText="bothSides"/>
+            <wp:docPr id="1322580085" name="Picture 1"/>
+            <wp:cNvGraphicFramePr>
+              <a:graphicFrameLocks xmlns:a="http://schemas.openxmlformats.org/drawingml/2006/main" noChangeAspect="1"/>
+            </wp:cNvGraphicFramePr>
+            <a:graphic xmlns:a="http://schemas.openxmlformats.org/drawingml/2006/main">
+              <a:graphicData uri="http://schemas.openxmlformats.org/drawingml/2006/picture">
+                <pic:pic xmlns:pic="http://schemas.openxmlformats.org/drawingml/2006/picture">
+                  <pic:nvPicPr>
+                    <pic:cNvPr id="1322580085" name=""/>
+                    <pic:cNvPicPr/>
+                  </pic:nvPicPr>
+                  <pic:blipFill>
+                    <a:blip r:embed="rId7">
+                      <a:extLst>
+                        <a:ext uri="{28A0092B-C50C-407E-A947-70E740481C1C}">
+                          <a14:useLocalDpi xmlns:a14="http://schemas.microsoft.com/office/drawing/2010/main" val="0"/>
+                        </a:ext>
+                      </a:extLst>
+                    </a:blip>
+                    <a:stretch>
+                      <a:fillRect/>
+                    </a:stretch>
+                  </pic:blipFill>
+                  <pic:spPr>
+                    <a:xfrm>
+                      <a:off x="0" y="0"/>
+                      <a:ext cx="4314857" cy="1666887"/>
+                    </a:xfrm>
+                    <a:prstGeom prst="rect">
+                      <a:avLst/>
+                    </a:prstGeom>
+                  </pic:spPr>
+                </pic:pic>
+              </a:graphicData>
+            </a:graphic>
+          </wp:anchor>
+        </w:drawing>
+      </w:r>
+    </w:p>
+    <w:p>
+      <w:pPr>
+        <w:pStyle w:val="BodyText"/>
+        <w:ind w:left="1800" w:right="6"/>
+        <w:rPr>
+          <w:rFonts w:eastAsiaTheme="minorEastAsia" w:hint="eastAsia"/>
+          <w:lang w:eastAsia="ko-KR"/>
+        </w:rPr>
+      </w:pPr>
+    </w:p>
+    <w:p>
+      <w:pPr>
+        <w:pStyle w:val="BodyText"/>
+        <w:ind w:left="1800" w:right="6"/>
+      </w:pPr>
+    </w:p>
+    <w:p>
+      <w:pPr>
+        <w:pStyle w:val="BodyText"/>
+        <w:ind w:left="1800" w:right="6"/>
+        <w:rPr>
+          <w:rFonts w:eastAsiaTheme="minorEastAsia"/>
+          <w:lang w:eastAsia="ko-KR"/>
+        </w:rPr>
+      </w:pPr>
+    </w:p>
+    <w:p>
+      <w:pPr>
+        <w:pStyle w:val="BodyText"/>
+        <w:ind w:left="1800" w:right="6"/>
+        <w:rPr>
+          <w:rFonts w:eastAsiaTheme="minorEastAsia"/>
+          <w:lang w:eastAsia="ko-KR"/>
+        </w:rPr>
+      </w:pPr>
+    </w:p>
+    <w:p>
+      <w:pPr>
+        <w:pStyle w:val="BodyText"/>
+        <w:ind w:left="1800" w:right="6"/>
+        <w:rPr>
+          <w:rFonts w:eastAsiaTheme="minorEastAsia"/>
+          <w:lang w:eastAsia="ko-KR"/>
+        </w:rPr>
+      </w:pPr>
+    </w:p>
+    <w:p>
+      <w:pPr>
+        <w:pStyle w:val="BodyText"/>
+        <w:ind w:left="1800" w:right="6"/>
+        <w:rPr>
+          <w:rFonts w:eastAsiaTheme="minorEastAsia"/>
+          <w:lang w:eastAsia="ko-KR"/>
+        </w:rPr>
+      </w:pPr>
+    </w:p>
+    <w:p>
+      <w:pPr>
+        <w:pStyle w:val="BodyText"/>
+        <w:ind w:left="1800" w:right="6"/>
+        <w:rPr>
+          <w:rFonts w:eastAsiaTheme="minorEastAsia"/>
+          <w:lang w:eastAsia="ko-KR"/>
+        </w:rPr>
+      </w:pPr>
+    </w:p>
+    <w:p>
+      <w:pPr>
+        <w:pStyle w:val="BodyText"/>
+        <w:ind w:left="1800" w:right="6"/>
+        <w:rPr>
+          <w:rFonts w:eastAsiaTheme="minorEastAsia"/>
+          <w:lang w:eastAsia="ko-KR"/>
+        </w:rPr>
+      </w:pPr>
+    </w:p>
+    <w:p>
+      <w:pPr>
+        <w:pStyle w:val="BodyText"/>
+        <w:ind w:left="1800" w:right="6"/>
+        <w:rPr>
+          <w:rFonts w:eastAsiaTheme="minorEastAsia"/>
+          <w:lang w:eastAsia="ko-KR"/>
+        </w:rPr>
+      </w:pPr>
+    </w:p>
+    <w:p>
+      <w:pPr>
+        <w:pStyle w:val="BodyText"/>
+        <w:ind w:left="1800" w:right="6"/>
+        <w:rPr>
+          <w:rFonts w:eastAsiaTheme="minorEastAsia" w:hint="eastAsia"/>
+          <w:lang w:eastAsia="ko-KR"/>
+        </w:rPr>
       </w:pPr>
     </w:p>
     <w:p>
@@ -4901,6 +5301,57 @@
         <w:pStyle w:val="BodyText"/>
         <w:ind w:right="6"/>
       </w:pPr>
+      <w:r>
+        <w:drawing>
+          <wp:anchor distT="0" distB="0" distL="114300" distR="114300" simplePos="0" relativeHeight="487623680" behindDoc="0" locked="0" layoutInCell="1" allowOverlap="1" wp14:anchorId="79EBD0BB" wp14:editId="12733769">
+            <wp:simplePos x="0" y="0"/>
+            <wp:positionH relativeFrom="column">
+              <wp:posOffset>1469039</wp:posOffset>
+            </wp:positionH>
+            <wp:positionV relativeFrom="paragraph">
+              <wp:posOffset>3649</wp:posOffset>
+            </wp:positionV>
+            <wp:extent cx="2857521" cy="1638312"/>
+            <wp:effectExtent l="0" t="0" r="0" b="0"/>
+            <wp:wrapSquare wrapText="bothSides"/>
+            <wp:docPr id="1184750092" name="Picture 1"/>
+            <wp:cNvGraphicFramePr>
+              <a:graphicFrameLocks xmlns:a="http://schemas.openxmlformats.org/drawingml/2006/main" noChangeAspect="1"/>
+            </wp:cNvGraphicFramePr>
+            <a:graphic xmlns:a="http://schemas.openxmlformats.org/drawingml/2006/main">
+              <a:graphicData uri="http://schemas.openxmlformats.org/drawingml/2006/picture">
+                <pic:pic xmlns:pic="http://schemas.openxmlformats.org/drawingml/2006/picture">
+                  <pic:nvPicPr>
+                    <pic:cNvPr id="1184750092" name=""/>
+                    <pic:cNvPicPr/>
+                  </pic:nvPicPr>
+                  <pic:blipFill>
+                    <a:blip r:embed="rId8">
+                      <a:extLst>
+                        <a:ext uri="{28A0092B-C50C-407E-A947-70E740481C1C}">
+                          <a14:useLocalDpi xmlns:a14="http://schemas.microsoft.com/office/drawing/2010/main" val="0"/>
+                        </a:ext>
+                      </a:extLst>
+                    </a:blip>
+                    <a:stretch>
+                      <a:fillRect/>
+                    </a:stretch>
+                  </pic:blipFill>
+                  <pic:spPr>
+                    <a:xfrm>
+                      <a:off x="0" y="0"/>
+                      <a:ext cx="2857521" cy="1638312"/>
+                    </a:xfrm>
+                    <a:prstGeom prst="rect">
+                      <a:avLst/>
+                    </a:prstGeom>
+                  </pic:spPr>
+                </pic:pic>
+              </a:graphicData>
+            </a:graphic>
+          </wp:anchor>
+        </w:drawing>
+      </w:r>
     </w:p>
     <w:p>
       <w:pPr>
@@ -5042,6 +5493,330 @@
       <w:pPr>
         <w:pStyle w:val="BodyText"/>
         <w:ind w:left="2160" w:right="6"/>
+        <w:rPr>
+          <w:rFonts w:eastAsiaTheme="minorEastAsia"/>
+          <w:lang w:eastAsia="ko-KR"/>
+        </w:rPr>
+      </w:pPr>
+    </w:p>
+    <w:p>
+      <w:pPr>
+        <w:pStyle w:val="BodyText"/>
+        <w:ind w:left="2160" w:right="6"/>
+        <w:rPr>
+          <w:rFonts w:eastAsiaTheme="minorEastAsia"/>
+          <w:lang w:eastAsia="ko-KR"/>
+        </w:rPr>
+      </w:pPr>
+    </w:p>
+    <w:p>
+      <w:pPr>
+        <w:pStyle w:val="BodyText"/>
+        <w:ind w:left="2160" w:right="6"/>
+        <w:rPr>
+          <w:rFonts w:eastAsiaTheme="minorEastAsia"/>
+          <w:lang w:eastAsia="ko-KR"/>
+        </w:rPr>
+      </w:pPr>
+      <w:r>
+        <w:rPr>
+          <w:rFonts w:eastAsiaTheme="minorEastAsia"/>
+          <w:lang w:eastAsia="ko-KR"/>
+        </w:rPr>
+        <w:drawing>
+          <wp:anchor distT="0" distB="0" distL="114300" distR="114300" simplePos="0" relativeHeight="487624704" behindDoc="0" locked="0" layoutInCell="1" allowOverlap="1" wp14:anchorId="5FF8CCA8" wp14:editId="1CCF0C5D">
+            <wp:simplePos x="0" y="0"/>
+            <wp:positionH relativeFrom="page">
+              <wp:posOffset>2290312</wp:posOffset>
+            </wp:positionH>
+            <wp:positionV relativeFrom="paragraph">
+              <wp:posOffset>4635</wp:posOffset>
+            </wp:positionV>
+            <wp:extent cx="2847996" cy="1619262"/>
+            <wp:effectExtent l="0" t="0" r="9525" b="0"/>
+            <wp:wrapSquare wrapText="bothSides"/>
+            <wp:docPr id="1961260907" name="Picture 1"/>
+            <wp:cNvGraphicFramePr>
+              <a:graphicFrameLocks xmlns:a="http://schemas.openxmlformats.org/drawingml/2006/main" noChangeAspect="1"/>
+            </wp:cNvGraphicFramePr>
+            <a:graphic xmlns:a="http://schemas.openxmlformats.org/drawingml/2006/main">
+              <a:graphicData uri="http://schemas.openxmlformats.org/drawingml/2006/picture">
+                <pic:pic xmlns:pic="http://schemas.openxmlformats.org/drawingml/2006/picture">
+                  <pic:nvPicPr>
+                    <pic:cNvPr id="1961260907" name=""/>
+                    <pic:cNvPicPr/>
+                  </pic:nvPicPr>
+                  <pic:blipFill>
+                    <a:blip r:embed="rId9">
+                      <a:extLst>
+                        <a:ext uri="{28A0092B-C50C-407E-A947-70E740481C1C}">
+                          <a14:useLocalDpi xmlns:a14="http://schemas.microsoft.com/office/drawing/2010/main" val="0"/>
+                        </a:ext>
+                      </a:extLst>
+                    </a:blip>
+                    <a:stretch>
+                      <a:fillRect/>
+                    </a:stretch>
+                  </pic:blipFill>
+                  <pic:spPr>
+                    <a:xfrm>
+                      <a:off x="0" y="0"/>
+                      <a:ext cx="2847996" cy="1619262"/>
+                    </a:xfrm>
+                    <a:prstGeom prst="rect">
+                      <a:avLst/>
+                    </a:prstGeom>
+                  </pic:spPr>
+                </pic:pic>
+              </a:graphicData>
+            </a:graphic>
+          </wp:anchor>
+        </w:drawing>
+      </w:r>
+    </w:p>
+    <w:p>
+      <w:pPr>
+        <w:pStyle w:val="BodyText"/>
+        <w:ind w:left="2160" w:right="6"/>
+        <w:rPr>
+          <w:rFonts w:eastAsiaTheme="minorEastAsia"/>
+          <w:lang w:eastAsia="ko-KR"/>
+        </w:rPr>
+      </w:pPr>
+    </w:p>
+    <w:p>
+      <w:pPr>
+        <w:pStyle w:val="BodyText"/>
+        <w:ind w:left="2160" w:right="6"/>
+        <w:rPr>
+          <w:rFonts w:eastAsiaTheme="minorEastAsia"/>
+          <w:lang w:eastAsia="ko-KR"/>
+        </w:rPr>
+      </w:pPr>
+    </w:p>
+    <w:p>
+      <w:pPr>
+        <w:pStyle w:val="BodyText"/>
+        <w:ind w:left="2160" w:right="6"/>
+        <w:rPr>
+          <w:rFonts w:eastAsiaTheme="minorEastAsia"/>
+          <w:lang w:eastAsia="ko-KR"/>
+        </w:rPr>
+      </w:pPr>
+    </w:p>
+    <w:p>
+      <w:pPr>
+        <w:pStyle w:val="BodyText"/>
+        <w:ind w:left="2160" w:right="6"/>
+        <w:rPr>
+          <w:rFonts w:eastAsiaTheme="minorEastAsia"/>
+          <w:lang w:eastAsia="ko-KR"/>
+        </w:rPr>
+      </w:pPr>
+    </w:p>
+    <w:p>
+      <w:pPr>
+        <w:pStyle w:val="BodyText"/>
+        <w:ind w:left="2160" w:right="6"/>
+        <w:rPr>
+          <w:rFonts w:eastAsiaTheme="minorEastAsia"/>
+          <w:lang w:eastAsia="ko-KR"/>
+        </w:rPr>
+      </w:pPr>
+    </w:p>
+    <w:p>
+      <w:pPr>
+        <w:pStyle w:val="BodyText"/>
+        <w:ind w:left="2160" w:right="6"/>
+        <w:rPr>
+          <w:rFonts w:eastAsiaTheme="minorEastAsia"/>
+          <w:lang w:eastAsia="ko-KR"/>
+        </w:rPr>
+      </w:pPr>
+    </w:p>
+    <w:p>
+      <w:pPr>
+        <w:pStyle w:val="BodyText"/>
+        <w:ind w:left="2160" w:right="6"/>
+        <w:rPr>
+          <w:rFonts w:eastAsiaTheme="minorEastAsia"/>
+          <w:lang w:eastAsia="ko-KR"/>
+        </w:rPr>
+      </w:pPr>
+    </w:p>
+    <w:p>
+      <w:pPr>
+        <w:pStyle w:val="BodyText"/>
+        <w:ind w:left="2160" w:right="6"/>
+        <w:rPr>
+          <w:rFonts w:eastAsiaTheme="minorEastAsia"/>
+          <w:lang w:eastAsia="ko-KR"/>
+        </w:rPr>
+      </w:pPr>
+    </w:p>
+    <w:p>
+      <w:pPr>
+        <w:pStyle w:val="BodyText"/>
+        <w:ind w:left="2160" w:right="6"/>
+        <w:rPr>
+          <w:rFonts w:eastAsiaTheme="minorEastAsia"/>
+          <w:lang w:eastAsia="ko-KR"/>
+        </w:rPr>
+      </w:pPr>
+    </w:p>
+    <w:p>
+      <w:pPr>
+        <w:pStyle w:val="BodyText"/>
+        <w:ind w:left="2160" w:right="6"/>
+        <w:rPr>
+          <w:rFonts w:eastAsiaTheme="minorEastAsia"/>
+          <w:lang w:eastAsia="ko-KR"/>
+        </w:rPr>
+      </w:pPr>
+      <w:r>
+        <w:rPr>
+          <w:rFonts w:eastAsiaTheme="minorEastAsia"/>
+          <w:lang w:eastAsia="ko-KR"/>
+        </w:rPr>
+        <w:drawing>
+          <wp:anchor distT="0" distB="0" distL="114300" distR="114300" simplePos="0" relativeHeight="487625728" behindDoc="0" locked="0" layoutInCell="1" allowOverlap="1" wp14:anchorId="5EFAE9DF" wp14:editId="562C7028">
+            <wp:simplePos x="0" y="0"/>
+            <wp:positionH relativeFrom="margin">
+              <wp:align>center</wp:align>
+            </wp:positionH>
+            <wp:positionV relativeFrom="paragraph">
+              <wp:posOffset>5137</wp:posOffset>
+            </wp:positionV>
+            <wp:extent cx="2857521" cy="1638312"/>
+            <wp:effectExtent l="0" t="0" r="0" b="0"/>
+            <wp:wrapSquare wrapText="bothSides"/>
+            <wp:docPr id="268903307" name="Picture 1"/>
+            <wp:cNvGraphicFramePr>
+              <a:graphicFrameLocks xmlns:a="http://schemas.openxmlformats.org/drawingml/2006/main" noChangeAspect="1"/>
+            </wp:cNvGraphicFramePr>
+            <a:graphic xmlns:a="http://schemas.openxmlformats.org/drawingml/2006/main">
+              <a:graphicData uri="http://schemas.openxmlformats.org/drawingml/2006/picture">
+                <pic:pic xmlns:pic="http://schemas.openxmlformats.org/drawingml/2006/picture">
+                  <pic:nvPicPr>
+                    <pic:cNvPr id="268903307" name=""/>
+                    <pic:cNvPicPr/>
+                  </pic:nvPicPr>
+                  <pic:blipFill>
+                    <a:blip r:embed="rId10">
+                      <a:extLst>
+                        <a:ext uri="{28A0092B-C50C-407E-A947-70E740481C1C}">
+                          <a14:useLocalDpi xmlns:a14="http://schemas.microsoft.com/office/drawing/2010/main" val="0"/>
+                        </a:ext>
+                      </a:extLst>
+                    </a:blip>
+                    <a:stretch>
+                      <a:fillRect/>
+                    </a:stretch>
+                  </pic:blipFill>
+                  <pic:spPr>
+                    <a:xfrm>
+                      <a:off x="0" y="0"/>
+                      <a:ext cx="2857521" cy="1638312"/>
+                    </a:xfrm>
+                    <a:prstGeom prst="rect">
+                      <a:avLst/>
+                    </a:prstGeom>
+                  </pic:spPr>
+                </pic:pic>
+              </a:graphicData>
+            </a:graphic>
+          </wp:anchor>
+        </w:drawing>
+      </w:r>
+    </w:p>
+    <w:p>
+      <w:pPr>
+        <w:pStyle w:val="BodyText"/>
+        <w:ind w:left="2160" w:right="6"/>
+        <w:rPr>
+          <w:rFonts w:eastAsiaTheme="minorEastAsia"/>
+          <w:lang w:eastAsia="ko-KR"/>
+        </w:rPr>
+      </w:pPr>
+    </w:p>
+    <w:p>
+      <w:pPr>
+        <w:pStyle w:val="BodyText"/>
+        <w:ind w:left="2160" w:right="6"/>
+        <w:rPr>
+          <w:rFonts w:eastAsiaTheme="minorEastAsia"/>
+          <w:lang w:eastAsia="ko-KR"/>
+        </w:rPr>
+      </w:pPr>
+    </w:p>
+    <w:p>
+      <w:pPr>
+        <w:pStyle w:val="BodyText"/>
+        <w:ind w:left="2160" w:right="6"/>
+        <w:rPr>
+          <w:rFonts w:eastAsiaTheme="minorEastAsia"/>
+          <w:lang w:eastAsia="ko-KR"/>
+        </w:rPr>
+      </w:pPr>
+    </w:p>
+    <w:p>
+      <w:pPr>
+        <w:pStyle w:val="BodyText"/>
+        <w:ind w:left="2160" w:right="6"/>
+        <w:rPr>
+          <w:rFonts w:eastAsiaTheme="minorEastAsia"/>
+          <w:lang w:eastAsia="ko-KR"/>
+        </w:rPr>
+      </w:pPr>
+    </w:p>
+    <w:p>
+      <w:pPr>
+        <w:pStyle w:val="BodyText"/>
+        <w:ind w:left="2160" w:right="6"/>
+        <w:rPr>
+          <w:rFonts w:eastAsiaTheme="minorEastAsia"/>
+          <w:lang w:eastAsia="ko-KR"/>
+        </w:rPr>
+      </w:pPr>
+    </w:p>
+    <w:p>
+      <w:pPr>
+        <w:pStyle w:val="BodyText"/>
+        <w:ind w:left="2160" w:right="6"/>
+        <w:rPr>
+          <w:rFonts w:eastAsiaTheme="minorEastAsia"/>
+          <w:lang w:eastAsia="ko-KR"/>
+        </w:rPr>
+      </w:pPr>
+    </w:p>
+    <w:p>
+      <w:pPr>
+        <w:pStyle w:val="BodyText"/>
+        <w:ind w:left="2160" w:right="6"/>
+        <w:rPr>
+          <w:rFonts w:eastAsiaTheme="minorEastAsia"/>
+          <w:lang w:eastAsia="ko-KR"/>
+        </w:rPr>
+      </w:pPr>
+    </w:p>
+    <w:p>
+      <w:pPr>
+        <w:pStyle w:val="BodyText"/>
+        <w:ind w:left="2160" w:right="6"/>
+        <w:rPr>
+          <w:rFonts w:eastAsiaTheme="minorEastAsia"/>
+          <w:lang w:eastAsia="ko-KR"/>
+        </w:rPr>
+      </w:pPr>
+    </w:p>
+    <w:p>
+      <w:pPr>
+        <w:pStyle w:val="BodyText"/>
+        <w:ind w:left="2160" w:right="6"/>
+        <w:rPr>
+          <w:rFonts w:eastAsiaTheme="minorEastAsia" w:hint="eastAsia"/>
+          <w:lang w:eastAsia="ko-KR"/>
+        </w:rPr>
       </w:pPr>
     </w:p>
     <w:p>
@@ -5159,11 +5934,7 @@
         <w:t>execution</w:t>
       </w:r>
       <w:r>
-        <w:t xml:space="preserve"> of this script should display </w:t>
-      </w:r>
-      <w:r>
-        <w:lastRenderedPageBreak/>
-        <w:t xml:space="preserve">the following </w:t>
+        <w:t xml:space="preserve"> of this script should display the following </w:t>
       </w:r>
       <w:r>
         <w:t xml:space="preserve">GUI </w:t>
@@ -5210,7 +5981,7 @@
                     <pic:cNvPicPr/>
                   </pic:nvPicPr>
                   <pic:blipFill>
-                    <a:blip r:embed="rId5"/>
+                    <a:blip r:embed="rId11"/>
                     <a:stretch>
                       <a:fillRect/>
                     </a:stretch>
@@ -5280,6 +6051,16 @@
     <w:p>
       <w:pPr>
         <w:pStyle w:val="BodyText"/>
+        <w:spacing w:before="121" w:line="278" w:lineRule="auto"/>
+        <w:ind w:left="360"/>
+        <w:rPr>
+          <w:rFonts w:hint="eastAsia"/>
+        </w:rPr>
+      </w:pPr>
+    </w:p>
+    <w:p>
+      <w:pPr>
+        <w:pStyle w:val="BodyText"/>
         <w:numPr>
           <w:ilvl w:val="1"/>
           <w:numId w:val="25"/>
@@ -5287,6 +6068,57 @@
         <w:spacing w:before="121" w:line="278" w:lineRule="auto"/>
       </w:pPr>
       <w:r>
+        <w:drawing>
+          <wp:anchor distT="0" distB="0" distL="114300" distR="114300" simplePos="0" relativeHeight="487626752" behindDoc="0" locked="0" layoutInCell="1" allowOverlap="1" wp14:anchorId="586ECF17" wp14:editId="7BDBFEA6">
+            <wp:simplePos x="0" y="0"/>
+            <wp:positionH relativeFrom="page">
+              <wp:align>center</wp:align>
+            </wp:positionH>
+            <wp:positionV relativeFrom="paragraph">
+              <wp:posOffset>599648</wp:posOffset>
+            </wp:positionV>
+            <wp:extent cx="5859780" cy="2036445"/>
+            <wp:effectExtent l="0" t="0" r="7620" b="1905"/>
+            <wp:wrapSquare wrapText="bothSides"/>
+            <wp:docPr id="1284792049" name="Picture 1"/>
+            <wp:cNvGraphicFramePr>
+              <a:graphicFrameLocks xmlns:a="http://schemas.openxmlformats.org/drawingml/2006/main" noChangeAspect="1"/>
+            </wp:cNvGraphicFramePr>
+            <a:graphic xmlns:a="http://schemas.openxmlformats.org/drawingml/2006/main">
+              <a:graphicData uri="http://schemas.openxmlformats.org/drawingml/2006/picture">
+                <pic:pic xmlns:pic="http://schemas.openxmlformats.org/drawingml/2006/picture">
+                  <pic:nvPicPr>
+                    <pic:cNvPr id="1284792049" name=""/>
+                    <pic:cNvPicPr/>
+                  </pic:nvPicPr>
+                  <pic:blipFill>
+                    <a:blip r:embed="rId12" cstate="print">
+                      <a:extLst>
+                        <a:ext uri="{28A0092B-C50C-407E-A947-70E740481C1C}">
+                          <a14:useLocalDpi xmlns:a14="http://schemas.microsoft.com/office/drawing/2010/main" val="0"/>
+                        </a:ext>
+                      </a:extLst>
+                    </a:blip>
+                    <a:stretch>
+                      <a:fillRect/>
+                    </a:stretch>
+                  </pic:blipFill>
+                  <pic:spPr>
+                    <a:xfrm>
+                      <a:off x="0" y="0"/>
+                      <a:ext cx="5859780" cy="2036445"/>
+                    </a:xfrm>
+                    <a:prstGeom prst="rect">
+                      <a:avLst/>
+                    </a:prstGeom>
+                  </pic:spPr>
+                </pic:pic>
+              </a:graphicData>
+            </a:graphic>
+          </wp:anchor>
+        </w:drawing>
+      </w:r>
+      <w:r>
         <w:t>Test results</w:t>
       </w:r>
       <w:r>
@@ -5317,156 +6149,10 @@
       <w:pPr>
         <w:pStyle w:val="BodyText"/>
         <w:spacing w:before="121" w:line="278" w:lineRule="auto"/>
-        <w:ind w:left="1440"/>
-        <w:jc w:val="center"/>
-      </w:pPr>
-    </w:p>
-    <w:p>
-      <w:pPr>
-        <w:pStyle w:val="BodyText"/>
-        <w:spacing w:before="121" w:line="278" w:lineRule="auto"/>
-        <w:ind w:left="1440"/>
-      </w:pPr>
-      <w:r>
-        <w:rPr>
-          <w:noProof/>
-        </w:rPr>
-        <mc:AlternateContent>
-          <mc:Choice Requires="wps">
-            <w:drawing>
-              <wp:anchor distT="45720" distB="45720" distL="114300" distR="114300" simplePos="0" relativeHeight="251673088" behindDoc="0" locked="0" layoutInCell="1" allowOverlap="1" wp14:anchorId="39238A0E" wp14:editId="0BD6203C">
-                <wp:simplePos x="0" y="0"/>
-                <wp:positionH relativeFrom="column">
-                  <wp:posOffset>2050026</wp:posOffset>
-                </wp:positionH>
-                <wp:positionV relativeFrom="paragraph">
-                  <wp:posOffset>80686</wp:posOffset>
-                </wp:positionV>
-                <wp:extent cx="2360930" cy="1404620"/>
-                <wp:effectExtent l="0" t="0" r="22860" b="11430"/>
-                <wp:wrapSquare wrapText="bothSides"/>
-                <wp:docPr id="496248895" name="Text Box 2"/>
-                <wp:cNvGraphicFramePr>
-                  <a:graphicFrameLocks xmlns:a="http://schemas.openxmlformats.org/drawingml/2006/main"/>
-                </wp:cNvGraphicFramePr>
-                <a:graphic xmlns:a="http://schemas.openxmlformats.org/drawingml/2006/main">
-                  <a:graphicData uri="http://schemas.microsoft.com/office/word/2010/wordprocessingShape">
-                    <wps:wsp>
-                      <wps:cNvSpPr txBox="1">
-                        <a:spLocks noChangeArrowheads="1"/>
-                      </wps:cNvSpPr>
-                      <wps:spPr bwMode="auto">
-                        <a:xfrm>
-                          <a:off x="0" y="0"/>
-                          <a:ext cx="2360930" cy="1404620"/>
-                        </a:xfrm>
-                        <a:prstGeom prst="rect">
-                          <a:avLst/>
-                        </a:prstGeom>
-                        <a:solidFill>
-                          <a:srgbClr val="FFFFFF"/>
-                        </a:solidFill>
-                        <a:ln w="9525">
-                          <a:solidFill>
-                            <a:srgbClr val="000000"/>
-                          </a:solidFill>
-                          <a:miter lim="800000"/>
-                          <a:headEnd/>
-                          <a:tailEnd/>
-                        </a:ln>
-                      </wps:spPr>
-                      <wps:txbx>
-                        <w:txbxContent>
-                          <w:p>
-                            <w:pPr>
-                              <w:jc w:val="center"/>
-                            </w:pPr>
-                          </w:p>
-                          <w:p>
-                            <w:pPr>
-                              <w:jc w:val="center"/>
-                            </w:pPr>
-                          </w:p>
-                          <w:p>
-                            <w:pPr>
-                              <w:jc w:val="center"/>
-                            </w:pPr>
-                          </w:p>
-                          <w:p>
-                            <w:pPr>
-                              <w:jc w:val="center"/>
-                            </w:pPr>
-                          </w:p>
-                        </w:txbxContent>
-                      </wps:txbx>
-                      <wps:bodyPr rot="0" vert="horz" wrap="square" lIns="91440" tIns="45720" rIns="91440" bIns="45720" anchor="t" anchorCtr="0">
-                        <a:spAutoFit/>
-                      </wps:bodyPr>
-                    </wps:wsp>
-                  </a:graphicData>
-                </a:graphic>
-                <wp14:sizeRelH relativeFrom="margin">
-                  <wp14:pctWidth>40000</wp14:pctWidth>
-                </wp14:sizeRelH>
-                <wp14:sizeRelV relativeFrom="margin">
-                  <wp14:pctHeight>20000</wp14:pctHeight>
-                </wp14:sizeRelV>
-              </wp:anchor>
-            </w:drawing>
-          </mc:Choice>
-          <mc:Fallback>
-            <w:pict>
-              <v:shape w14:anchorId="39238A0E" id="_x0000_s1028" type="#_x0000_t202" style="position:absolute;left:0;text-align:left;margin-left:161.4pt;margin-top:6.35pt;width:185.9pt;height:110.6pt;z-index:251673088;visibility:visible;mso-wrap-style:square;mso-width-percent:400;mso-height-percent:200;mso-wrap-distance-left:9pt;mso-wrap-distance-top:3.6pt;mso-wrap-distance-right:9pt;mso-wrap-distance-bottom:3.6pt;mso-position-horizontal:absolute;mso-position-horizontal-relative:text;mso-position-vertical:absolute;mso-position-vertical-relative:text;mso-width-percent:400;mso-height-percent:200;mso-width-relative:margin;mso-height-relative:margin;v-text-anchor:top" o:gfxdata="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">
-                <v:textbox style="mso-fit-shape-to-text:t">
-                  <w:txbxContent>
-                    <w:p>
-                      <w:pPr>
-                        <w:jc w:val="center"/>
-                      </w:pPr>
-                    </w:p>
-                    <w:p>
-                      <w:pPr>
-                        <w:jc w:val="center"/>
-                      </w:pPr>
-                    </w:p>
-                    <w:p>
-                      <w:pPr>
-                        <w:jc w:val="center"/>
-                      </w:pPr>
-                    </w:p>
-                    <w:p>
-                      <w:pPr>
-                        <w:jc w:val="center"/>
-                      </w:pPr>
-                    </w:p>
-                  </w:txbxContent>
-                </v:textbox>
-                <w10:wrap type="square"/>
-              </v:shape>
-            </w:pict>
-          </mc:Fallback>
-        </mc:AlternateContent>
-      </w:r>
-    </w:p>
-    <w:p>
-      <w:pPr>
-        <w:pStyle w:val="BodyText"/>
-        <w:spacing w:before="121" w:line="278" w:lineRule="auto"/>
-        <w:ind w:left="1440"/>
-      </w:pPr>
-    </w:p>
-    <w:p>
-      <w:pPr>
-        <w:pStyle w:val="BodyText"/>
-        <w:spacing w:before="121" w:line="278" w:lineRule="auto"/>
-        <w:ind w:left="1440"/>
-      </w:pPr>
-    </w:p>
-    <w:p>
-      <w:pPr>
-        <w:pStyle w:val="BodyText"/>
-        <w:spacing w:before="121" w:line="278" w:lineRule="auto"/>
-        <w:ind w:left="1440"/>
+        <w:rPr>
+          <w:rFonts w:eastAsiaTheme="minorEastAsia" w:hint="eastAsia"/>
+          <w:lang w:eastAsia="ko-KR"/>
+        </w:rPr>
       </w:pPr>
     </w:p>
     <w:p>
@@ -5477,7 +6163,61 @@
           <w:numId w:val="25"/>
         </w:numPr>
         <w:spacing w:before="121" w:line="278" w:lineRule="auto"/>
-      </w:pPr>
+        <w:rPr>
+          <w:rFonts w:hint="eastAsia"/>
+        </w:rPr>
+      </w:pPr>
+      <w:r>
+        <w:drawing>
+          <wp:anchor distT="0" distB="0" distL="114300" distR="114300" simplePos="0" relativeHeight="487627776" behindDoc="0" locked="0" layoutInCell="1" allowOverlap="1" wp14:anchorId="631925E7" wp14:editId="49B68BDA">
+            <wp:simplePos x="0" y="0"/>
+            <wp:positionH relativeFrom="column">
+              <wp:posOffset>111087</wp:posOffset>
+            </wp:positionH>
+            <wp:positionV relativeFrom="paragraph">
+              <wp:posOffset>548005</wp:posOffset>
+            </wp:positionV>
+            <wp:extent cx="5859780" cy="2053590"/>
+            <wp:effectExtent l="0" t="0" r="7620" b="3810"/>
+            <wp:wrapSquare wrapText="bothSides"/>
+            <wp:docPr id="853788346" name="Picture 1"/>
+            <wp:cNvGraphicFramePr>
+              <a:graphicFrameLocks xmlns:a="http://schemas.openxmlformats.org/drawingml/2006/main" noChangeAspect="1"/>
+            </wp:cNvGraphicFramePr>
+            <a:graphic xmlns:a="http://schemas.openxmlformats.org/drawingml/2006/main">
+              <a:graphicData uri="http://schemas.openxmlformats.org/drawingml/2006/picture">
+                <pic:pic xmlns:pic="http://schemas.openxmlformats.org/drawingml/2006/picture">
+                  <pic:nvPicPr>
+                    <pic:cNvPr id="853788346" name=""/>
+                    <pic:cNvPicPr/>
+                  </pic:nvPicPr>
+                  <pic:blipFill>
+                    <a:blip r:embed="rId13" cstate="print">
+                      <a:extLst>
+                        <a:ext uri="{28A0092B-C50C-407E-A947-70E740481C1C}">
+                          <a14:useLocalDpi xmlns:a14="http://schemas.microsoft.com/office/drawing/2010/main" val="0"/>
+                        </a:ext>
+                      </a:extLst>
+                    </a:blip>
+                    <a:stretch>
+                      <a:fillRect/>
+                    </a:stretch>
+                  </pic:blipFill>
+                  <pic:spPr>
+                    <a:xfrm>
+                      <a:off x="0" y="0"/>
+                      <a:ext cx="5859780" cy="2053590"/>
+                    </a:xfrm>
+                    <a:prstGeom prst="rect">
+                      <a:avLst/>
+                    </a:prstGeom>
+                  </pic:spPr>
+                </pic:pic>
+              </a:graphicData>
+            </a:graphic>
+          </wp:anchor>
+        </w:drawing>
+      </w:r>
       <w:r>
         <w:t>Test results when the</w:t>
       </w:r>
@@ -5501,112 +6241,6 @@
       <w:r>
         <w:t xml:space="preserve"> list. </w:t>
       </w:r>
-    </w:p>
-    <w:p>
-      <w:pPr>
-        <w:pStyle w:val="BodyText"/>
-        <w:spacing w:before="121" w:line="278" w:lineRule="auto"/>
-      </w:pPr>
-      <w:r>
-        <w:rPr>
-          <w:noProof/>
-        </w:rPr>
-        <mc:AlternateContent>
-          <mc:Choice Requires="wps">
-            <w:drawing>
-              <wp:anchor distT="45720" distB="45720" distL="114300" distR="114300" simplePos="0" relativeHeight="251650560" behindDoc="0" locked="0" layoutInCell="1" allowOverlap="1" wp14:anchorId="4AB56C67" wp14:editId="477D15F9">
-                <wp:simplePos x="0" y="0"/>
-                <wp:positionH relativeFrom="column">
-                  <wp:posOffset>1804035</wp:posOffset>
-                </wp:positionH>
-                <wp:positionV relativeFrom="paragraph">
-                  <wp:posOffset>83185</wp:posOffset>
-                </wp:positionV>
-                <wp:extent cx="2360930" cy="925195"/>
-                <wp:effectExtent l="0" t="0" r="18415" b="27305"/>
-                <wp:wrapSquare wrapText="bothSides"/>
-                <wp:docPr id="1156967442" name="Text Box 2"/>
-                <wp:cNvGraphicFramePr>
-                  <a:graphicFrameLocks xmlns:a="http://schemas.openxmlformats.org/drawingml/2006/main"/>
-                </wp:cNvGraphicFramePr>
-                <a:graphic xmlns:a="http://schemas.openxmlformats.org/drawingml/2006/main">
-                  <a:graphicData uri="http://schemas.microsoft.com/office/word/2010/wordprocessingShape">
-                    <wps:wsp>
-                      <wps:cNvSpPr txBox="1">
-                        <a:spLocks noChangeArrowheads="1"/>
-                      </wps:cNvSpPr>
-                      <wps:spPr bwMode="auto">
-                        <a:xfrm>
-                          <a:off x="0" y="0"/>
-                          <a:ext cx="2360930" cy="925195"/>
-                        </a:xfrm>
-                        <a:prstGeom prst="rect">
-                          <a:avLst/>
-                        </a:prstGeom>
-                        <a:solidFill>
-                          <a:srgbClr val="FFFFFF"/>
-                        </a:solidFill>
-                        <a:ln w="9525">
-                          <a:solidFill>
-                            <a:srgbClr val="000000"/>
-                          </a:solidFill>
-                          <a:miter lim="800000"/>
-                          <a:headEnd/>
-                          <a:tailEnd/>
-                        </a:ln>
-                      </wps:spPr>
-                      <wps:txbx>
-                        <w:txbxContent>
-                          <w:p/>
-                          <w:p/>
-                          <w:p/>
-                          <w:p/>
-                        </w:txbxContent>
-                      </wps:txbx>
-                      <wps:bodyPr rot="0" vert="horz" wrap="square" lIns="91440" tIns="45720" rIns="91440" bIns="45720" anchor="t" anchorCtr="0">
-                        <a:noAutofit/>
-                      </wps:bodyPr>
-                    </wps:wsp>
-                  </a:graphicData>
-                </a:graphic>
-                <wp14:sizeRelH relativeFrom="margin">
-                  <wp14:pctWidth>40000</wp14:pctWidth>
-                </wp14:sizeRelH>
-                <wp14:sizeRelV relativeFrom="margin">
-                  <wp14:pctHeight>0</wp14:pctHeight>
-                </wp14:sizeRelV>
-              </wp:anchor>
-            </w:drawing>
-          </mc:Choice>
-          <mc:Fallback>
-            <w:pict>
-              <v:shape w14:anchorId="4AB56C67" id="_x0000_s1029" type="#_x0000_t202" style="position:absolute;margin-left:142.05pt;margin-top:6.55pt;width:185.9pt;height:72.85pt;z-index:251650560;visibility:visible;mso-wrap-style:square;mso-width-percent:400;mso-height-percent:0;mso-wrap-distance-left:9pt;mso-wrap-distance-top:3.6pt;mso-wrap-distance-right:9pt;mso-wrap-distance-bottom:3.6pt;mso-position-horizontal:absolute;mso-position-horizontal-relative:text;mso-position-vertical:absolute;mso-position-vertical-relative:text;mso-width-percent:400;mso-height-percent:0;mso-width-relative:margin;mso-height-relative:margin;v-text-anchor:top" o:gfxdata="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">
-                <v:textbox>
-                  <w:txbxContent>
-                    <w:p/>
-                    <w:p/>
-                    <w:p/>
-                    <w:p/>
-                  </w:txbxContent>
-                </v:textbox>
-                <w10:wrap type="square"/>
-              </v:shape>
-            </w:pict>
-          </mc:Fallback>
-        </mc:AlternateContent>
-      </w:r>
-    </w:p>
-    <w:p>
-      <w:pPr>
-        <w:pStyle w:val="BodyText"/>
-        <w:spacing w:before="121" w:line="278" w:lineRule="auto"/>
-      </w:pPr>
-    </w:p>
-    <w:p>
-      <w:pPr>
-        <w:pStyle w:val="BodyText"/>
-        <w:spacing w:before="121" w:line="278" w:lineRule="auto"/>
-      </w:pPr>
     </w:p>
     <w:p>
       <w:pPr>
@@ -5655,123 +6289,63 @@
         <w:pStyle w:val="BodyText"/>
         <w:spacing w:before="121" w:line="278" w:lineRule="auto"/>
         <w:ind w:left="720"/>
-      </w:pPr>
-      <w:r>
-        <w:rPr>
-          <w:noProof/>
-        </w:rPr>
-        <mc:AlternateContent>
-          <mc:Choice Requires="wps">
-            <w:drawing>
-              <wp:anchor distT="45720" distB="45720" distL="114300" distR="114300" simplePos="0" relativeHeight="251652608" behindDoc="0" locked="0" layoutInCell="1" allowOverlap="1" wp14:anchorId="2958DE33" wp14:editId="2E060863">
-                <wp:simplePos x="0" y="0"/>
-                <wp:positionH relativeFrom="column">
-                  <wp:posOffset>1798955</wp:posOffset>
-                </wp:positionH>
-                <wp:positionV relativeFrom="paragraph">
-                  <wp:posOffset>240030</wp:posOffset>
-                </wp:positionV>
-                <wp:extent cx="2360930" cy="925195"/>
-                <wp:effectExtent l="0" t="0" r="18415" b="27305"/>
-                <wp:wrapSquare wrapText="bothSides"/>
-                <wp:docPr id="1199023674" name="Text Box 2"/>
-                <wp:cNvGraphicFramePr>
-                  <a:graphicFrameLocks xmlns:a="http://schemas.openxmlformats.org/drawingml/2006/main"/>
-                </wp:cNvGraphicFramePr>
-                <a:graphic xmlns:a="http://schemas.openxmlformats.org/drawingml/2006/main">
-                  <a:graphicData uri="http://schemas.microsoft.com/office/word/2010/wordprocessingShape">
-                    <wps:wsp>
-                      <wps:cNvSpPr txBox="1">
-                        <a:spLocks noChangeArrowheads="1"/>
-                      </wps:cNvSpPr>
-                      <wps:spPr bwMode="auto">
-                        <a:xfrm>
-                          <a:off x="0" y="0"/>
-                          <a:ext cx="2360930" cy="925195"/>
-                        </a:xfrm>
-                        <a:prstGeom prst="rect">
-                          <a:avLst/>
-                        </a:prstGeom>
-                        <a:solidFill>
-                          <a:srgbClr val="FFFFFF"/>
-                        </a:solidFill>
-                        <a:ln w="9525">
-                          <a:solidFill>
-                            <a:srgbClr val="000000"/>
-                          </a:solidFill>
-                          <a:miter lim="800000"/>
-                          <a:headEnd/>
-                          <a:tailEnd/>
-                        </a:ln>
-                      </wps:spPr>
-                      <wps:txbx>
-                        <w:txbxContent>
-                          <w:p/>
-                          <w:p/>
-                          <w:p/>
-                          <w:p/>
-                        </w:txbxContent>
-                      </wps:txbx>
-                      <wps:bodyPr rot="0" vert="horz" wrap="square" lIns="91440" tIns="45720" rIns="91440" bIns="45720" anchor="t" anchorCtr="0">
-                        <a:noAutofit/>
-                      </wps:bodyPr>
-                    </wps:wsp>
-                  </a:graphicData>
-                </a:graphic>
-                <wp14:sizeRelH relativeFrom="margin">
-                  <wp14:pctWidth>40000</wp14:pctWidth>
-                </wp14:sizeRelH>
-                <wp14:sizeRelV relativeFrom="margin">
-                  <wp14:pctHeight>0</wp14:pctHeight>
-                </wp14:sizeRelV>
-              </wp:anchor>
-            </w:drawing>
-          </mc:Choice>
-          <mc:Fallback>
-            <w:pict>
-              <v:shape w14:anchorId="2958DE33" id="_x0000_s1030" type="#_x0000_t202" style="position:absolute;left:0;text-align:left;margin-left:141.65pt;margin-top:18.9pt;width:185.9pt;height:72.85pt;z-index:251652608;visibility:visible;mso-wrap-style:square;mso-width-percent:400;mso-height-percent:0;mso-wrap-distance-left:9pt;mso-wrap-distance-top:3.6pt;mso-wrap-distance-right:9pt;mso-wrap-distance-bottom:3.6pt;mso-position-horizontal:absolute;mso-position-horizontal-relative:text;mso-position-vertical:absolute;mso-position-vertical-relative:text;mso-width-percent:400;mso-height-percent:0;mso-width-relative:margin;mso-height-relative:margin;v-text-anchor:top" o:gfxdata="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">
-                <v:textbox>
-                  <w:txbxContent>
-                    <w:p/>
-                    <w:p/>
-                    <w:p/>
-                    <w:p/>
-                  </w:txbxContent>
-                </v:textbox>
-                <w10:wrap type="square"/>
-              </v:shape>
-            </w:pict>
-          </mc:Fallback>
-        </mc:AlternateContent>
-      </w:r>
-    </w:p>
-    <w:p>
-      <w:pPr>
-        <w:pStyle w:val="BodyText"/>
-        <w:spacing w:before="121" w:line="278" w:lineRule="auto"/>
-        <w:ind w:left="720"/>
-      </w:pPr>
-    </w:p>
-    <w:p>
-      <w:pPr>
-        <w:pStyle w:val="BodyText"/>
-        <w:spacing w:before="121" w:line="278" w:lineRule="auto"/>
-        <w:ind w:left="720"/>
-      </w:pPr>
-    </w:p>
-    <w:p>
-      <w:pPr>
-        <w:pStyle w:val="BodyText"/>
-        <w:spacing w:before="121" w:line="278" w:lineRule="auto"/>
-        <w:ind w:left="720"/>
-      </w:pPr>
-    </w:p>
-    <w:p>
-      <w:pPr>
-        <w:pStyle w:val="BodyText"/>
-        <w:spacing w:before="121" w:line="278" w:lineRule="auto"/>
-        <w:ind w:left="720"/>
-      </w:pPr>
+        <w:rPr>
+          <w:rFonts w:eastAsiaTheme="minorEastAsia" w:hint="eastAsia"/>
+          <w:lang w:eastAsia="ko-KR"/>
+        </w:rPr>
+      </w:pPr>
+      <w:r>
+        <w:lastRenderedPageBreak/>
+        <w:drawing>
+          <wp:anchor distT="0" distB="0" distL="114300" distR="114300" simplePos="0" relativeHeight="487628800" behindDoc="0" locked="0" layoutInCell="1" allowOverlap="1" wp14:anchorId="593EFD1C" wp14:editId="14B6F3E0">
+            <wp:simplePos x="0" y="0"/>
+            <wp:positionH relativeFrom="column">
+              <wp:posOffset>70144</wp:posOffset>
+            </wp:positionH>
+            <wp:positionV relativeFrom="paragraph">
+              <wp:posOffset>208</wp:posOffset>
+            </wp:positionV>
+            <wp:extent cx="5859780" cy="2058670"/>
+            <wp:effectExtent l="0" t="0" r="7620" b="0"/>
+            <wp:wrapSquare wrapText="bothSides"/>
+            <wp:docPr id="573315984" name="Picture 1"/>
+            <wp:cNvGraphicFramePr>
+              <a:graphicFrameLocks xmlns:a="http://schemas.openxmlformats.org/drawingml/2006/main" noChangeAspect="1"/>
+            </wp:cNvGraphicFramePr>
+            <a:graphic xmlns:a="http://schemas.openxmlformats.org/drawingml/2006/main">
+              <a:graphicData uri="http://schemas.openxmlformats.org/drawingml/2006/picture">
+                <pic:pic xmlns:pic="http://schemas.openxmlformats.org/drawingml/2006/picture">
+                  <pic:nvPicPr>
+                    <pic:cNvPr id="573315984" name=""/>
+                    <pic:cNvPicPr/>
+                  </pic:nvPicPr>
+                  <pic:blipFill>
+                    <a:blip r:embed="rId14" cstate="print">
+                      <a:extLst>
+                        <a:ext uri="{28A0092B-C50C-407E-A947-70E740481C1C}">
+                          <a14:useLocalDpi xmlns:a14="http://schemas.microsoft.com/office/drawing/2010/main" val="0"/>
+                        </a:ext>
+                      </a:extLst>
+                    </a:blip>
+                    <a:stretch>
+                      <a:fillRect/>
+                    </a:stretch>
+                  </pic:blipFill>
+                  <pic:spPr>
+                    <a:xfrm>
+                      <a:off x="0" y="0"/>
+                      <a:ext cx="5859780" cy="2058670"/>
+                    </a:xfrm>
+                    <a:prstGeom prst="rect">
+                      <a:avLst/>
+                    </a:prstGeom>
+                  </pic:spPr>
+                </pic:pic>
+              </a:graphicData>
+            </a:graphic>
+          </wp:anchor>
+        </w:drawing>
+      </w:r>
     </w:p>
     <w:p>
       <w:pPr>
@@ -5788,7 +6362,25 @@
           <w:bCs/>
           <w:color w:val="0070C0"/>
         </w:rPr>
-        <w:t>Modify the visualiser code</w:t>
+        <w:t xml:space="preserve">Modify the </w:t>
+      </w:r>
+      <w:proofErr w:type="spellStart"/>
+      <w:r>
+        <w:rPr>
+          <w:b/>
+          <w:bCs/>
+          <w:color w:val="0070C0"/>
+        </w:rPr>
+        <w:t>visualiser</w:t>
+      </w:r>
+      <w:proofErr w:type="spellEnd"/>
+      <w:r>
+        <w:rPr>
+          <w:b/>
+          <w:bCs/>
+          <w:color w:val="0070C0"/>
+        </w:rPr>
+        <w:t xml:space="preserve"> code</w:t>
       </w:r>
       <w:r>
         <w:rPr>
@@ -5872,7 +6464,6 @@
         <w:spacing w:before="121" w:line="278" w:lineRule="auto"/>
       </w:pPr>
       <w:r>
-        <w:lastRenderedPageBreak/>
         <w:t xml:space="preserve">Show the GUI layout of a successful </w:t>
       </w:r>
       <w:r>
@@ -5979,7 +6570,7 @@
           </mc:Choice>
           <mc:Fallback>
             <w:pict>
-              <v:shape w14:anchorId="5C4855F8" id="_x0000_s1031" type="#_x0000_t202" style="position:absolute;left:0;text-align:left;margin-left:111.7pt;margin-top:-16.15pt;width:185.9pt;height:110.6pt;z-index:251675136;visibility:visible;mso-wrap-style:square;mso-width-percent:400;mso-height-percent:200;mso-wrap-distance-left:9pt;mso-wrap-distance-top:3.6pt;mso-wrap-distance-right:9pt;mso-wrap-distance-bottom:3.6pt;mso-position-horizontal:absolute;mso-position-horizontal-relative:text;mso-position-vertical:absolute;mso-position-vertical-relative:text;mso-width-percent:400;mso-height-percent:200;mso-width-relative:margin;mso-height-relative:margin;v-text-anchor:top" o:gfxdata="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">
+              <v:shape w14:anchorId="5C4855F8" id="_x0000_s1028" type="#_x0000_t202" style="position:absolute;left:0;text-align:left;margin-left:111.7pt;margin-top:-16.15pt;width:185.9pt;height:110.6pt;z-index:251675136;visibility:visible;mso-wrap-style:square;mso-width-percent:400;mso-height-percent:200;mso-wrap-distance-left:9pt;mso-wrap-distance-top:3.6pt;mso-wrap-distance-right:9pt;mso-wrap-distance-bottom:3.6pt;mso-position-horizontal:absolute;mso-position-horizontal-relative:text;mso-position-vertical:absolute;mso-position-vertical-relative:text;mso-width-percent:400;mso-height-percent:200;mso-width-relative:margin;mso-height-relative:margin;v-text-anchor:top" o:gfxdata="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">
                 <v:textbox style="mso-fit-shape-to-text:t">
                   <w:txbxContent>
                     <w:p/>
@@ -6170,7 +6761,7 @@
           </mc:Choice>
           <mc:Fallback>
             <w:pict>
-              <v:shape w14:anchorId="683B2170" id="_x0000_s1032" type="#_x0000_t202" style="position:absolute;left:0;text-align:left;margin-left:146.2pt;margin-top:32.45pt;width:185.9pt;height:110.6pt;z-index:251654656;visibility:visible;mso-wrap-style:square;mso-width-percent:400;mso-height-percent:200;mso-wrap-distance-left:9pt;mso-wrap-distance-top:3.6pt;mso-wrap-distance-right:9pt;mso-wrap-distance-bottom:3.6pt;mso-position-horizontal:absolute;mso-position-horizontal-relative:text;mso-position-vertical:absolute;mso-position-vertical-relative:text;mso-width-percent:400;mso-height-percent:200;mso-width-relative:margin;mso-height-relative:margin;v-text-anchor:top" o:gfxdata="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">
+              <v:shape w14:anchorId="683B2170" id="_x0000_s1029" type="#_x0000_t202" style="position:absolute;left:0;text-align:left;margin-left:146.2pt;margin-top:32.45pt;width:185.9pt;height:110.6pt;z-index:251654656;visibility:visible;mso-wrap-style:square;mso-width-percent:400;mso-height-percent:200;mso-wrap-distance-left:9pt;mso-wrap-distance-top:3.6pt;mso-wrap-distance-right:9pt;mso-wrap-distance-bottom:3.6pt;mso-position-horizontal:absolute;mso-position-horizontal-relative:text;mso-position-vertical:absolute;mso-position-vertical-relative:text;mso-width-percent:400;mso-height-percent:200;mso-width-relative:margin;mso-height-relative:margin;v-text-anchor:top" o:gfxdata="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">
                 <v:textbox style="mso-fit-shape-to-text:t">
                   <w:txbxContent>
                     <w:p/>
@@ -6337,7 +6928,7 @@
           </mc:Choice>
           <mc:Fallback>
             <w:pict>
-              <v:shape w14:anchorId="785608BA" id="_x0000_s1033" type="#_x0000_t202" style="position:absolute;margin-left:142.05pt;margin-top:6.55pt;width:185.9pt;height:72.85pt;z-index:487604224;visibility:visible;mso-wrap-style:square;mso-width-percent:400;mso-height-percent:0;mso-wrap-distance-left:9pt;mso-wrap-distance-top:3.6pt;mso-wrap-distance-right:9pt;mso-wrap-distance-bottom:3.6pt;mso-position-horizontal:absolute;mso-position-horizontal-relative:text;mso-position-vertical:absolute;mso-position-vertical-relative:text;mso-width-percent:400;mso-height-percent:0;mso-width-relative:margin;mso-height-relative:margin;v-text-anchor:top" o:gfxdata="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">
+              <v:shape w14:anchorId="785608BA" id="_x0000_s1030" type="#_x0000_t202" style="position:absolute;margin-left:142.05pt;margin-top:6.55pt;width:185.9pt;height:72.85pt;z-index:487604224;visibility:visible;mso-wrap-style:square;mso-width-percent:400;mso-height-percent:0;mso-wrap-distance-left:9pt;mso-wrap-distance-top:3.6pt;mso-wrap-distance-right:9pt;mso-wrap-distance-bottom:3.6pt;mso-position-horizontal:absolute;mso-position-horizontal-relative:text;mso-position-vertical:absolute;mso-position-vertical-relative:text;mso-width-percent:400;mso-height-percent:0;mso-width-relative:margin;mso-height-relative:margin;v-text-anchor:top" o:gfxdata="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">
                 <v:textbox>
                   <w:txbxContent>
                     <w:p/>
@@ -6417,6 +7008,7 @@
         <w:rPr>
           <w:noProof/>
         </w:rPr>
+        <w:lastRenderedPageBreak/>
         <mc:AlternateContent>
           <mc:Choice Requires="wps">
             <w:drawing>
@@ -6486,7 +7078,7 @@
           </mc:Choice>
           <mc:Fallback>
             <w:pict>
-              <v:shape w14:anchorId="02A5BC44" id="_x0000_s1034" type="#_x0000_t202" style="position:absolute;left:0;text-align:left;margin-left:141.65pt;margin-top:18.9pt;width:185.9pt;height:72.85pt;z-index:487605248;visibility:visible;mso-wrap-style:square;mso-width-percent:400;mso-height-percent:0;mso-wrap-distance-left:9pt;mso-wrap-distance-top:3.6pt;mso-wrap-distance-right:9pt;mso-wrap-distance-bottom:3.6pt;mso-position-horizontal:absolute;mso-position-horizontal-relative:text;mso-position-vertical:absolute;mso-position-vertical-relative:text;mso-width-percent:400;mso-height-percent:0;mso-width-relative:margin;mso-height-relative:margin;v-text-anchor:top" o:gfxdata="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">
+              <v:shape w14:anchorId="02A5BC44" id="_x0000_s1031" type="#_x0000_t202" style="position:absolute;left:0;text-align:left;margin-left:141.65pt;margin-top:18.9pt;width:185.9pt;height:72.85pt;z-index:487605248;visibility:visible;mso-wrap-style:square;mso-width-percent:400;mso-height-percent:0;mso-wrap-distance-left:9pt;mso-wrap-distance-top:3.6pt;mso-wrap-distance-right:9pt;mso-wrap-distance-bottom:3.6pt;mso-position-horizontal:absolute;mso-position-horizontal-relative:text;mso-position-vertical:absolute;mso-position-vertical-relative:text;mso-width-percent:400;mso-height-percent:0;mso-width-relative:margin;mso-height-relative:margin;v-text-anchor:top" o:gfxdata="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">
                 <v:textbox>
                   <w:txbxContent>
                     <w:p/>
@@ -6655,7 +7247,6 @@
         <w:rPr>
           <w:noProof/>
         </w:rPr>
-        <w:lastRenderedPageBreak/>
         <w:drawing>
           <wp:inline distT="0" distB="0" distL="0" distR="0" wp14:anchorId="45D6E829" wp14:editId="44ABD1EE">
             <wp:extent cx="2329180" cy="3458496"/>
@@ -6672,7 +7263,7 @@
                     <pic:cNvPicPr/>
                   </pic:nvPicPr>
                   <pic:blipFill>
-                    <a:blip r:embed="rId6"/>
+                    <a:blip r:embed="rId15"/>
                     <a:stretch>
                       <a:fillRect/>
                     </a:stretch>
@@ -6842,7 +7433,7 @@
           </mc:Choice>
           <mc:Fallback>
             <w:pict>
-              <v:shape w14:anchorId="3393A15A" id="_x0000_s1035" type="#_x0000_t202" style="position:absolute;left:0;text-align:left;margin-left:148.6pt;margin-top:6.25pt;width:185.9pt;height:110.6pt;z-index:251658752;visibility:visible;mso-wrap-style:square;mso-width-percent:400;mso-height-percent:200;mso-wrap-distance-left:9pt;mso-wrap-distance-top:3.6pt;mso-wrap-distance-right:9pt;mso-wrap-distance-bottom:3.6pt;mso-position-horizontal:absolute;mso-position-horizontal-relative:text;mso-position-vertical:absolute;mso-position-vertical-relative:text;mso-width-percent:400;mso-height-percent:200;mso-width-relative:margin;mso-height-relative:margin;v-text-anchor:top" o:gfxdata="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">
+              <v:shape w14:anchorId="3393A15A" id="_x0000_s1032" type="#_x0000_t202" style="position:absolute;left:0;text-align:left;margin-left:148.6pt;margin-top:6.25pt;width:185.9pt;height:110.6pt;z-index:251658752;visibility:visible;mso-wrap-style:square;mso-width-percent:400;mso-height-percent:200;mso-wrap-distance-left:9pt;mso-wrap-distance-top:3.6pt;mso-wrap-distance-right:9pt;mso-wrap-distance-bottom:3.6pt;mso-position-horizontal:absolute;mso-position-horizontal-relative:text;mso-position-vertical:absolute;mso-position-vertical-relative:text;mso-width-percent:400;mso-height-percent:200;mso-width-relative:margin;mso-height-relative:margin;v-text-anchor:top" o:gfxdata="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">
                 <v:textbox style="mso-fit-shape-to-text:t">
                   <w:txbxContent>
                     <w:p/>
@@ -6996,7 +7587,7 @@
           </mc:Choice>
           <mc:Fallback>
             <w:pict>
-              <v:shape w14:anchorId="795993A3" id="_x0000_s1036" type="#_x0000_t202" style="position:absolute;margin-left:153.65pt;margin-top:6.55pt;width:185.9pt;height:72.85pt;z-index:251662848;visibility:visible;mso-wrap-style:square;mso-width-percent:400;mso-height-percent:0;mso-wrap-distance-left:9pt;mso-wrap-distance-top:3.6pt;mso-wrap-distance-right:9pt;mso-wrap-distance-bottom:3.6pt;mso-position-horizontal:absolute;mso-position-horizontal-relative:text;mso-position-vertical:absolute;mso-position-vertical-relative:text;mso-width-percent:400;mso-height-percent:0;mso-width-relative:margin;mso-height-relative:margin;v-text-anchor:top" o:gfxdata="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">
+              <v:shape w14:anchorId="795993A3" id="_x0000_s1033" type="#_x0000_t202" style="position:absolute;margin-left:153.65pt;margin-top:6.55pt;width:185.9pt;height:72.85pt;z-index:251662848;visibility:visible;mso-wrap-style:square;mso-width-percent:400;mso-height-percent:0;mso-wrap-distance-left:9pt;mso-wrap-distance-top:3.6pt;mso-wrap-distance-right:9pt;mso-wrap-distance-bottom:3.6pt;mso-position-horizontal:absolute;mso-position-horizontal-relative:text;mso-position-vertical:absolute;mso-position-vertical-relative:text;mso-width-percent:400;mso-height-percent:0;mso-width-relative:margin;mso-height-relative:margin;v-text-anchor:top" o:gfxdata="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">
                 <v:textbox>
                   <w:txbxContent>
                     <w:p/>
@@ -7045,6 +7636,7 @@
           <w:bCs/>
           <w:color w:val="0070C0"/>
         </w:rPr>
+        <w:lastRenderedPageBreak/>
         <w:t>Modify the visualiser code</w:t>
       </w:r>
       <w:r>
@@ -7188,7 +7780,7 @@
           </mc:Choice>
           <mc:Fallback>
             <w:pict>
-              <v:shape w14:anchorId="07AB3713" id="_x0000_s1037" type="#_x0000_t202" style="position:absolute;left:0;text-align:left;margin-left:111.7pt;margin-top:-16.15pt;width:185.9pt;height:110.6pt;z-index:487621632;visibility:visible;mso-wrap-style:square;mso-width-percent:400;mso-height-percent:200;mso-wrap-distance-left:9pt;mso-wrap-distance-top:3.6pt;mso-wrap-distance-right:9pt;mso-wrap-distance-bottom:3.6pt;mso-position-horizontal:absolute;mso-position-horizontal-relative:text;mso-position-vertical:absolute;mso-position-vertical-relative:text;mso-width-percent:400;mso-height-percent:200;mso-width-relative:margin;mso-height-relative:margin;v-text-anchor:top" o:gfxdata="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">
+              <v:shape w14:anchorId="07AB3713" id="_x0000_s1034" type="#_x0000_t202" style="position:absolute;left:0;text-align:left;margin-left:111.7pt;margin-top:-16.15pt;width:185.9pt;height:110.6pt;z-index:487621632;visibility:visible;mso-wrap-style:square;mso-width-percent:400;mso-height-percent:200;mso-wrap-distance-left:9pt;mso-wrap-distance-top:3.6pt;mso-wrap-distance-right:9pt;mso-wrap-distance-bottom:3.6pt;mso-position-horizontal:absolute;mso-position-horizontal-relative:text;mso-position-vertical:absolute;mso-position-vertical-relative:text;mso-width-percent:400;mso-height-percent:200;mso-width-relative:margin;mso-height-relative:margin;v-text-anchor:top" o:gfxdata="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">
                 <v:textbox style="mso-fit-shape-to-text:t">
                   <w:txbxContent>
                     <w:p/>
@@ -7404,7 +7996,7 @@
           </mc:Choice>
           <mc:Fallback>
             <w:pict>
-              <v:shape w14:anchorId="32537FC7" id="_x0000_s1038" type="#_x0000_t202" style="position:absolute;left:0;text-align:left;margin-left:146.2pt;margin-top:32.45pt;width:185.9pt;height:110.6pt;z-index:487618560;visibility:visible;mso-wrap-style:square;mso-width-percent:400;mso-height-percent:200;mso-wrap-distance-left:9pt;mso-wrap-distance-top:3.6pt;mso-wrap-distance-right:9pt;mso-wrap-distance-bottom:3.6pt;mso-position-horizontal:absolute;mso-position-horizontal-relative:text;mso-position-vertical:absolute;mso-position-vertical-relative:text;mso-width-percent:400;mso-height-percent:200;mso-width-relative:margin;mso-height-relative:margin;v-text-anchor:top" o:gfxdata="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">
+              <v:shape w14:anchorId="32537FC7" id="_x0000_s1035" type="#_x0000_t202" style="position:absolute;left:0;text-align:left;margin-left:146.2pt;margin-top:32.45pt;width:185.9pt;height:110.6pt;z-index:487618560;visibility:visible;mso-wrap-style:square;mso-width-percent:400;mso-height-percent:200;mso-wrap-distance-left:9pt;mso-wrap-distance-top:3.6pt;mso-wrap-distance-right:9pt;mso-wrap-distance-bottom:3.6pt;mso-position-horizontal:absolute;mso-position-horizontal-relative:text;mso-position-vertical:absolute;mso-position-vertical-relative:text;mso-width-percent:400;mso-height-percent:200;mso-width-relative:margin;mso-height-relative:margin;v-text-anchor:top" o:gfxdata="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">
                 <v:textbox style="mso-fit-shape-to-text:t">
                   <w:txbxContent>
                     <w:p/>
@@ -7583,7 +8175,7 @@
           </mc:Choice>
           <mc:Fallback>
             <w:pict>
-              <v:shape w14:anchorId="3563FFF1" id="_x0000_s1039" type="#_x0000_t202" style="position:absolute;margin-left:142.05pt;margin-top:6.55pt;width:185.9pt;height:72.85pt;z-index:487619584;visibility:visible;mso-wrap-style:square;mso-width-percent:400;mso-height-percent:0;mso-wrap-distance-left:9pt;mso-wrap-distance-top:3.6pt;mso-wrap-distance-right:9pt;mso-wrap-distance-bottom:3.6pt;mso-position-horizontal:absolute;mso-position-horizontal-relative:text;mso-position-vertical:absolute;mso-position-vertical-relative:text;mso-width-percent:400;mso-height-percent:0;mso-width-relative:margin;mso-height-relative:margin;v-text-anchor:top" o:gfxdata="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">
+              <v:shape w14:anchorId="3563FFF1" id="_x0000_s1036" type="#_x0000_t202" style="position:absolute;margin-left:142.05pt;margin-top:6.55pt;width:185.9pt;height:72.85pt;z-index:487619584;visibility:visible;mso-wrap-style:square;mso-width-percent:400;mso-height-percent:0;mso-wrap-distance-left:9pt;mso-wrap-distance-top:3.6pt;mso-wrap-distance-right:9pt;mso-wrap-distance-bottom:3.6pt;mso-position-horizontal:absolute;mso-position-horizontal-relative:text;mso-position-vertical:absolute;mso-position-vertical-relative:text;mso-width-percent:400;mso-height-percent:0;mso-width-relative:margin;mso-height-relative:margin;v-text-anchor:top" o:gfxdata="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">
                 <v:textbox>
                   <w:txbxContent>
                     <w:p/>
@@ -7725,6 +8317,7 @@
         <w:rPr>
           <w:noProof/>
         </w:rPr>
+        <w:lastRenderedPageBreak/>
         <w:drawing>
           <wp:inline distT="0" distB="0" distL="0" distR="0" wp14:anchorId="39744AA6" wp14:editId="223E2505">
             <wp:extent cx="4107506" cy="3207487"/>
@@ -7741,7 +8334,7 @@
                     <pic:cNvPicPr/>
                   </pic:nvPicPr>
                   <pic:blipFill>
-                    <a:blip r:embed="rId7"/>
+                    <a:blip r:embed="rId16"/>
                     <a:stretch>
                       <a:fillRect/>
                     </a:stretch>
@@ -7982,7 +8575,7 @@
           </mc:Choice>
           <mc:Fallback>
             <w:pict>
-              <v:shape w14:anchorId="16DC1BF1" id="_x0000_s1040" type="#_x0000_t202" style="position:absolute;left:0;text-align:left;margin-left:148.6pt;margin-top:6.25pt;width:185.9pt;height:110.6pt;z-index:251677184;visibility:visible;mso-wrap-style:square;mso-width-percent:400;mso-height-percent:200;mso-wrap-distance-left:9pt;mso-wrap-distance-top:3.6pt;mso-wrap-distance-right:9pt;mso-wrap-distance-bottom:3.6pt;mso-position-horizontal:absolute;mso-position-horizontal-relative:text;mso-position-vertical:absolute;mso-position-vertical-relative:text;mso-width-percent:400;mso-height-percent:200;mso-width-relative:margin;mso-height-relative:margin;v-text-anchor:top" o:gfxdata="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">
+              <v:shape w14:anchorId="16DC1BF1" id="_x0000_s1037" type="#_x0000_t202" style="position:absolute;left:0;text-align:left;margin-left:148.6pt;margin-top:6.25pt;width:185.9pt;height:110.6pt;z-index:251677184;visibility:visible;mso-wrap-style:square;mso-width-percent:400;mso-height-percent:200;mso-wrap-distance-left:9pt;mso-wrap-distance-top:3.6pt;mso-wrap-distance-right:9pt;mso-wrap-distance-bottom:3.6pt;mso-position-horizontal:absolute;mso-position-horizontal-relative:text;mso-position-vertical:absolute;mso-position-vertical-relative:text;mso-width-percent:400;mso-height-percent:200;mso-width-relative:margin;mso-height-relative:margin;v-text-anchor:top" o:gfxdata="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">
                 <v:textbox style="mso-fit-shape-to-text:t">
                   <w:txbxContent>
                     <w:p/>
@@ -8144,7 +8737,7 @@
           </mc:Choice>
           <mc:Fallback>
             <w:pict>
-              <v:shape w14:anchorId="53987251" id="_x0000_s1041" type="#_x0000_t202" style="position:absolute;margin-left:153.65pt;margin-top:6.55pt;width:185.9pt;height:72.85pt;z-index:251678208;visibility:visible;mso-wrap-style:square;mso-width-percent:400;mso-height-percent:0;mso-wrap-distance-left:9pt;mso-wrap-distance-top:3.6pt;mso-wrap-distance-right:9pt;mso-wrap-distance-bottom:3.6pt;mso-position-horizontal:absolute;mso-position-horizontal-relative:text;mso-position-vertical:absolute;mso-position-vertical-relative:text;mso-width-percent:400;mso-height-percent:0;mso-width-relative:margin;mso-height-relative:margin;v-text-anchor:top" o:gfxdata="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">
+              <v:shape w14:anchorId="53987251" id="_x0000_s1038" type="#_x0000_t202" style="position:absolute;margin-left:153.65pt;margin-top:6.55pt;width:185.9pt;height:72.85pt;z-index:251678208;visibility:visible;mso-wrap-style:square;mso-width-percent:400;mso-height-percent:0;mso-wrap-distance-left:9pt;mso-wrap-distance-top:3.6pt;mso-wrap-distance-right:9pt;mso-wrap-distance-bottom:3.6pt;mso-position-horizontal:absolute;mso-position-horizontal-relative:text;mso-position-vertical:absolute;mso-position-vertical-relative:text;mso-width-percent:400;mso-height-percent:0;mso-width-relative:margin;mso-height-relative:margin;v-text-anchor:top" o:gfxdata="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">
                 <v:textbox>
                   <w:txbxContent>
                     <w:p/>
@@ -8252,7 +8845,7 @@
           </mc:Choice>
           <mc:Fallback>
             <w:pict>
-              <v:shape w14:anchorId="590515E9" id="Graphic 3" o:spid="_x0000_s1026" style="position:absolute;margin-left:1in;margin-top:21.65pt;width:447pt;height:.1pt;z-index:-15727616;visibility:visible;mso-wrap-style:square;mso-wrap-distance-left:0;mso-wrap-distance-top:0;mso-wrap-distance-right:0;mso-wrap-distance-bottom:0;mso-position-horizontal:absolute;mso-position-horizontal-relative:page;mso-position-vertical:absolute;mso-position-vertical-relative:text;v-text-anchor:top" coordsize="5676900,1270" o:gfxdata="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" path="m,l5676899,e" filled="f" strokeweight="2pt">
+              <v:shape w14:anchorId="2BE7D418" id="Graphic 3" o:spid="_x0000_s1026" style="position:absolute;margin-left:1in;margin-top:21.65pt;width:447pt;height:.1pt;z-index:-15727616;visibility:visible;mso-wrap-style:square;mso-wrap-distance-left:0;mso-wrap-distance-top:0;mso-wrap-distance-right:0;mso-wrap-distance-bottom:0;mso-position-horizontal:absolute;mso-position-horizontal-relative:page;mso-position-vertical:absolute;mso-position-vertical-relative:text;v-text-anchor:top" coordsize="5676900,1270" o:gfxdata="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" path="m,l5676899,e" filled="f" strokeweight="2pt">
                 <v:path arrowok="t"/>
                 <w10:wrap type="topAndBottom" anchorx="page"/>
               </v:shape>
@@ -8283,6 +8876,7 @@
       <w:bookmarkStart w:id="3" w:name="_"/>
       <w:bookmarkEnd w:id="3"/>
       <w:r>
+        <w:lastRenderedPageBreak/>
         <w:t>Please</w:t>
       </w:r>
       <w:r>
@@ -12949,7 +13543,7 @@
   <w:docDefaults>
     <w:rPrDefault>
       <w:rPr>
-        <w:rFonts w:asciiTheme="minorHAnsi" w:eastAsiaTheme="minorHAnsi" w:hAnsiTheme="minorHAnsi" w:cstheme="minorBidi"/>
+        <w:rFonts w:asciiTheme="minorHAnsi" w:eastAsiaTheme="minorEastAsia" w:hAnsiTheme="minorHAnsi" w:cstheme="minorBidi"/>
         <w:sz w:val="22"/>
         <w:szCs w:val="22"/>
         <w:lang w:val="en-US" w:eastAsia="en-US" w:bidi="ar-SA"/>

--- a/Tutorial 6/ST2 Week 6 Tutorial and Computer Lab.docx
+++ b/Tutorial 6/ST2 Week 6 Tutorial and Computer Lab.docx
@@ -6476,122 +6476,61 @@
         <w:spacing w:before="121" w:line="278" w:lineRule="auto"/>
         <w:ind w:left="1440"/>
       </w:pPr>
-    </w:p>
-    <w:p>
-      <w:pPr>
-        <w:pStyle w:val="BodyText"/>
-        <w:spacing w:before="121" w:line="278" w:lineRule="auto"/>
-        <w:ind w:left="1440"/>
-      </w:pPr>
-    </w:p>
-    <w:p>
-      <w:pPr>
-        <w:pStyle w:val="BodyText"/>
-        <w:spacing w:before="121" w:line="278" w:lineRule="auto"/>
-        <w:ind w:left="1440"/>
-      </w:pPr>
-    </w:p>
-    <w:p>
-      <w:pPr>
-        <w:pStyle w:val="BodyText"/>
-        <w:spacing w:before="121" w:line="278" w:lineRule="auto"/>
-        <w:ind w:left="1440"/>
-      </w:pPr>
-      <w:r>
-        <w:rPr>
-          <w:noProof/>
-        </w:rPr>
-        <mc:AlternateContent>
-          <mc:Choice Requires="wps">
-            <w:drawing>
-              <wp:anchor distT="45720" distB="45720" distL="114300" distR="114300" simplePos="0" relativeHeight="251675136" behindDoc="0" locked="0" layoutInCell="1" allowOverlap="1" wp14:anchorId="5C4855F8" wp14:editId="114CD02A">
-                <wp:simplePos x="0" y="0"/>
-                <wp:positionH relativeFrom="column">
-                  <wp:posOffset>1418324</wp:posOffset>
-                </wp:positionH>
-                <wp:positionV relativeFrom="paragraph">
-                  <wp:posOffset>-204839</wp:posOffset>
-                </wp:positionV>
-                <wp:extent cx="2360930" cy="1404620"/>
-                <wp:effectExtent l="0" t="0" r="22860" b="11430"/>
-                <wp:wrapSquare wrapText="bothSides"/>
-                <wp:docPr id="431817013" name="Text Box 2"/>
-                <wp:cNvGraphicFramePr>
-                  <a:graphicFrameLocks xmlns:a="http://schemas.openxmlformats.org/drawingml/2006/main"/>
-                </wp:cNvGraphicFramePr>
-                <a:graphic xmlns:a="http://schemas.openxmlformats.org/drawingml/2006/main">
-                  <a:graphicData uri="http://schemas.microsoft.com/office/word/2010/wordprocessingShape">
-                    <wps:wsp>
-                      <wps:cNvSpPr txBox="1">
-                        <a:spLocks noChangeArrowheads="1"/>
-                      </wps:cNvSpPr>
-                      <wps:spPr bwMode="auto">
-                        <a:xfrm>
-                          <a:off x="0" y="0"/>
-                          <a:ext cx="2360930" cy="1404620"/>
-                        </a:xfrm>
-                        <a:prstGeom prst="rect">
-                          <a:avLst/>
-                        </a:prstGeom>
-                        <a:solidFill>
-                          <a:srgbClr val="FFFFFF"/>
-                        </a:solidFill>
-                        <a:ln w="9525">
-                          <a:solidFill>
-                            <a:srgbClr val="000000"/>
-                          </a:solidFill>
-                          <a:miter lim="800000"/>
-                          <a:headEnd/>
-                          <a:tailEnd/>
-                        </a:ln>
-                      </wps:spPr>
-                      <wps:txbx>
-                        <w:txbxContent>
-                          <w:p/>
-                          <w:p/>
-                          <w:p/>
-                          <w:p/>
-                        </w:txbxContent>
-                      </wps:txbx>
-                      <wps:bodyPr rot="0" vert="horz" wrap="square" lIns="91440" tIns="45720" rIns="91440" bIns="45720" anchor="t" anchorCtr="0">
-                        <a:spAutoFit/>
-                      </wps:bodyPr>
-                    </wps:wsp>
-                  </a:graphicData>
-                </a:graphic>
-                <wp14:sizeRelH relativeFrom="margin">
-                  <wp14:pctWidth>40000</wp14:pctWidth>
-                </wp14:sizeRelH>
-                <wp14:sizeRelV relativeFrom="margin">
-                  <wp14:pctHeight>20000</wp14:pctHeight>
-                </wp14:sizeRelV>
-              </wp:anchor>
-            </w:drawing>
-          </mc:Choice>
-          <mc:Fallback>
-            <w:pict>
-              <v:shape w14:anchorId="5C4855F8" id="_x0000_s1028" type="#_x0000_t202" style="position:absolute;left:0;text-align:left;margin-left:111.7pt;margin-top:-16.15pt;width:185.9pt;height:110.6pt;z-index:251675136;visibility:visible;mso-wrap-style:square;mso-width-percent:400;mso-height-percent:200;mso-wrap-distance-left:9pt;mso-wrap-distance-top:3.6pt;mso-wrap-distance-right:9pt;mso-wrap-distance-bottom:3.6pt;mso-position-horizontal:absolute;mso-position-horizontal-relative:text;mso-position-vertical:absolute;mso-position-vertical-relative:text;mso-width-percent:400;mso-height-percent:200;mso-width-relative:margin;mso-height-relative:margin;v-text-anchor:top" o:gfxdata="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">
-                <v:textbox style="mso-fit-shape-to-text:t">
-                  <w:txbxContent>
-                    <w:p/>
-                    <w:p/>
-                    <w:p/>
-                    <w:p/>
-                  </w:txbxContent>
-                </v:textbox>
-                <w10:wrap type="square"/>
-              </v:shape>
-            </w:pict>
-          </mc:Fallback>
-        </mc:AlternateContent>
-      </w:r>
-    </w:p>
-    <w:p>
-      <w:pPr>
-        <w:pStyle w:val="BodyText"/>
-        <w:spacing w:before="121" w:line="278" w:lineRule="auto"/>
-        <w:ind w:left="1440"/>
-      </w:pPr>
+      <w:r>
+        <w:rPr>
+          <w:rFonts w:eastAsiaTheme="minorEastAsia"/>
+          <w:lang w:eastAsia="ko-KR"/>
+        </w:rPr>
+        <w:drawing>
+          <wp:anchor distT="0" distB="0" distL="114300" distR="114300" simplePos="0" relativeHeight="487629824" behindDoc="0" locked="0" layoutInCell="1" allowOverlap="1" wp14:anchorId="0D03982D" wp14:editId="50C193B2">
+            <wp:simplePos x="0" y="0"/>
+            <wp:positionH relativeFrom="page">
+              <wp:align>center</wp:align>
+            </wp:positionH>
+            <wp:positionV relativeFrom="paragraph">
+              <wp:posOffset>343156</wp:posOffset>
+            </wp:positionV>
+            <wp:extent cx="5859780" cy="2029460"/>
+            <wp:effectExtent l="0" t="0" r="7620" b="8890"/>
+            <wp:wrapSquare wrapText="bothSides"/>
+            <wp:docPr id="260668830" name="Picture 1"/>
+            <wp:cNvGraphicFramePr>
+              <a:graphicFrameLocks xmlns:a="http://schemas.openxmlformats.org/drawingml/2006/main" noChangeAspect="1"/>
+            </wp:cNvGraphicFramePr>
+            <a:graphic xmlns:a="http://schemas.openxmlformats.org/drawingml/2006/main">
+              <a:graphicData uri="http://schemas.openxmlformats.org/drawingml/2006/picture">
+                <pic:pic xmlns:pic="http://schemas.openxmlformats.org/drawingml/2006/picture">
+                  <pic:nvPicPr>
+                    <pic:cNvPr id="260668830" name=""/>
+                    <pic:cNvPicPr/>
+                  </pic:nvPicPr>
+                  <pic:blipFill>
+                    <a:blip r:embed="rId15" cstate="print">
+                      <a:extLst>
+                        <a:ext uri="{28A0092B-C50C-407E-A947-70E740481C1C}">
+                          <a14:useLocalDpi xmlns:a14="http://schemas.microsoft.com/office/drawing/2010/main" val="0"/>
+                        </a:ext>
+                      </a:extLst>
+                    </a:blip>
+                    <a:stretch>
+                      <a:fillRect/>
+                    </a:stretch>
+                  </pic:blipFill>
+                  <pic:spPr>
+                    <a:xfrm>
+                      <a:off x="0" y="0"/>
+                      <a:ext cx="5859780" cy="2029460"/>
+                    </a:xfrm>
+                    <a:prstGeom prst="rect">
+                      <a:avLst/>
+                    </a:prstGeom>
+                  </pic:spPr>
+                </pic:pic>
+              </a:graphicData>
+            </a:graphic>
+          </wp:anchor>
+        </w:drawing>
+      </w:r>
     </w:p>
     <w:p>
       <w:pPr>
@@ -6690,91 +6629,58 @@
       </w:pPr>
       <w:r>
         <w:rPr>
-          <w:noProof/>
-        </w:rPr>
-        <mc:AlternateContent>
-          <mc:Choice Requires="wps">
-            <w:drawing>
-              <wp:anchor distT="45720" distB="45720" distL="114300" distR="114300" simplePos="0" relativeHeight="251654656" behindDoc="0" locked="0" layoutInCell="1" allowOverlap="1" wp14:anchorId="683B2170" wp14:editId="2A2E3979">
-                <wp:simplePos x="0" y="0"/>
-                <wp:positionH relativeFrom="column">
-                  <wp:posOffset>1856740</wp:posOffset>
-                </wp:positionH>
-                <wp:positionV relativeFrom="paragraph">
-                  <wp:posOffset>412115</wp:posOffset>
-                </wp:positionV>
-                <wp:extent cx="2360930" cy="1404620"/>
-                <wp:effectExtent l="0" t="0" r="22860" b="11430"/>
-                <wp:wrapSquare wrapText="bothSides"/>
-                <wp:docPr id="1991082425" name="Text Box 2"/>
-                <wp:cNvGraphicFramePr>
-                  <a:graphicFrameLocks xmlns:a="http://schemas.openxmlformats.org/drawingml/2006/main"/>
-                </wp:cNvGraphicFramePr>
-                <a:graphic xmlns:a="http://schemas.openxmlformats.org/drawingml/2006/main">
-                  <a:graphicData uri="http://schemas.microsoft.com/office/word/2010/wordprocessingShape">
-                    <wps:wsp>
-                      <wps:cNvSpPr txBox="1">
-                        <a:spLocks noChangeArrowheads="1"/>
-                      </wps:cNvSpPr>
-                      <wps:spPr bwMode="auto">
-                        <a:xfrm>
-                          <a:off x="0" y="0"/>
-                          <a:ext cx="2360930" cy="1404620"/>
-                        </a:xfrm>
-                        <a:prstGeom prst="rect">
-                          <a:avLst/>
-                        </a:prstGeom>
-                        <a:solidFill>
-                          <a:srgbClr val="FFFFFF"/>
-                        </a:solidFill>
-                        <a:ln w="9525">
-                          <a:solidFill>
-                            <a:srgbClr val="000000"/>
-                          </a:solidFill>
-                          <a:miter lim="800000"/>
-                          <a:headEnd/>
-                          <a:tailEnd/>
-                        </a:ln>
-                      </wps:spPr>
-                      <wps:txbx>
-                        <w:txbxContent>
-                          <w:p/>
-                          <w:p/>
-                          <w:p/>
-                          <w:p/>
-                        </w:txbxContent>
-                      </wps:txbx>
-                      <wps:bodyPr rot="0" vert="horz" wrap="square" lIns="91440" tIns="45720" rIns="91440" bIns="45720" anchor="t" anchorCtr="0">
-                        <a:spAutoFit/>
-                      </wps:bodyPr>
-                    </wps:wsp>
-                  </a:graphicData>
-                </a:graphic>
-                <wp14:sizeRelH relativeFrom="margin">
-                  <wp14:pctWidth>40000</wp14:pctWidth>
-                </wp14:sizeRelH>
-                <wp14:sizeRelV relativeFrom="margin">
-                  <wp14:pctHeight>20000</wp14:pctHeight>
-                </wp14:sizeRelV>
-              </wp:anchor>
-            </w:drawing>
-          </mc:Choice>
-          <mc:Fallback>
-            <w:pict>
-              <v:shape w14:anchorId="683B2170" id="_x0000_s1029" type="#_x0000_t202" style="position:absolute;left:0;text-align:left;margin-left:146.2pt;margin-top:32.45pt;width:185.9pt;height:110.6pt;z-index:251654656;visibility:visible;mso-wrap-style:square;mso-width-percent:400;mso-height-percent:200;mso-wrap-distance-left:9pt;mso-wrap-distance-top:3.6pt;mso-wrap-distance-right:9pt;mso-wrap-distance-bottom:3.6pt;mso-position-horizontal:absolute;mso-position-horizontal-relative:text;mso-position-vertical:absolute;mso-position-vertical-relative:text;mso-width-percent:400;mso-height-percent:200;mso-width-relative:margin;mso-height-relative:margin;v-text-anchor:top" o:gfxdata="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">
-                <v:textbox style="mso-fit-shape-to-text:t">
-                  <w:txbxContent>
-                    <w:p/>
-                    <w:p/>
-                    <w:p/>
-                    <w:p/>
-                  </w:txbxContent>
-                </v:textbox>
-                <w10:wrap type="square"/>
-              </v:shape>
-            </w:pict>
-          </mc:Fallback>
-        </mc:AlternateContent>
+          <w:rFonts w:eastAsiaTheme="minorEastAsia"/>
+          <w:lang w:eastAsia="ko-KR"/>
+        </w:rPr>
+        <w:drawing>
+          <wp:anchor distT="0" distB="0" distL="114300" distR="114300" simplePos="0" relativeHeight="487630848" behindDoc="0" locked="0" layoutInCell="1" allowOverlap="1" wp14:anchorId="72BB97EB" wp14:editId="4E8EA0F4">
+            <wp:simplePos x="0" y="0"/>
+            <wp:positionH relativeFrom="column">
+              <wp:posOffset>158247</wp:posOffset>
+            </wp:positionH>
+            <wp:positionV relativeFrom="paragraph">
+              <wp:posOffset>509128</wp:posOffset>
+            </wp:positionV>
+            <wp:extent cx="5859780" cy="2044700"/>
+            <wp:effectExtent l="0" t="0" r="7620" b="0"/>
+            <wp:wrapSquare wrapText="bothSides"/>
+            <wp:docPr id="1638282321" name="Picture 1"/>
+            <wp:cNvGraphicFramePr>
+              <a:graphicFrameLocks xmlns:a="http://schemas.openxmlformats.org/drawingml/2006/main" noChangeAspect="1"/>
+            </wp:cNvGraphicFramePr>
+            <a:graphic xmlns:a="http://schemas.openxmlformats.org/drawingml/2006/main">
+              <a:graphicData uri="http://schemas.openxmlformats.org/drawingml/2006/picture">
+                <pic:pic xmlns:pic="http://schemas.openxmlformats.org/drawingml/2006/picture">
+                  <pic:nvPicPr>
+                    <pic:cNvPr id="1638282321" name=""/>
+                    <pic:cNvPicPr/>
+                  </pic:nvPicPr>
+                  <pic:blipFill>
+                    <a:blip r:embed="rId16" cstate="print">
+                      <a:extLst>
+                        <a:ext uri="{28A0092B-C50C-407E-A947-70E740481C1C}">
+                          <a14:useLocalDpi xmlns:a14="http://schemas.microsoft.com/office/drawing/2010/main" val="0"/>
+                        </a:ext>
+                      </a:extLst>
+                    </a:blip>
+                    <a:stretch>
+                      <a:fillRect/>
+                    </a:stretch>
+                  </pic:blipFill>
+                  <pic:spPr>
+                    <a:xfrm>
+                      <a:off x="0" y="0"/>
+                      <a:ext cx="5859780" cy="2044700"/>
+                    </a:xfrm>
+                    <a:prstGeom prst="rect">
+                      <a:avLst/>
+                    </a:prstGeom>
+                  </pic:spPr>
+                </pic:pic>
+              </a:graphicData>
+            </a:graphic>
+          </wp:anchor>
+        </w:drawing>
       </w:r>
       <w:r>
         <w:t xml:space="preserve">Test results when the </w:t>
@@ -6791,31 +6697,19 @@
         <w:t xml:space="preserve"> button inserts the value into the specified index in the </w:t>
       </w:r>
       <w:r>
-        <w:t xml:space="preserve"> sll </w:t>
+        <w:t xml:space="preserve"> </w:t>
+      </w:r>
+      <w:proofErr w:type="spellStart"/>
+      <w:r>
+        <w:t>sll</w:t>
+      </w:r>
+      <w:proofErr w:type="spellEnd"/>
+      <w:r>
+        <w:t xml:space="preserve"> </w:t>
       </w:r>
       <w:r>
         <w:t>list.</w:t>
       </w:r>
-    </w:p>
-    <w:p>
-      <w:pPr>
-        <w:pStyle w:val="BodyText"/>
-        <w:spacing w:before="121" w:line="278" w:lineRule="auto"/>
-        <w:ind w:left="1440"/>
-      </w:pPr>
-    </w:p>
-    <w:p>
-      <w:pPr>
-        <w:pStyle w:val="BodyText"/>
-        <w:spacing w:before="121" w:line="278" w:lineRule="auto"/>
-        <w:ind w:left="1440"/>
-      </w:pPr>
-    </w:p>
-    <w:p>
-      <w:pPr>
-        <w:pStyle w:val="BodyText"/>
-        <w:spacing w:before="121" w:line="278" w:lineRule="auto"/>
-      </w:pPr>
     </w:p>
     <w:p>
       <w:pPr>
@@ -6825,7 +6719,62 @@
           <w:numId w:val="25"/>
         </w:numPr>
         <w:spacing w:before="121" w:line="278" w:lineRule="auto"/>
-      </w:pPr>
+        <w:rPr>
+          <w:rFonts w:hint="eastAsia"/>
+        </w:rPr>
+      </w:pPr>
+      <w:r>
+        <w:lastRenderedPageBreak/>
+        <w:drawing>
+          <wp:anchor distT="0" distB="0" distL="114300" distR="114300" simplePos="0" relativeHeight="487631872" behindDoc="0" locked="0" layoutInCell="1" allowOverlap="1" wp14:anchorId="6E24E22C" wp14:editId="300754E6">
+            <wp:simplePos x="0" y="0"/>
+            <wp:positionH relativeFrom="column">
+              <wp:posOffset>70144</wp:posOffset>
+            </wp:positionH>
+            <wp:positionV relativeFrom="paragraph">
+              <wp:posOffset>473710</wp:posOffset>
+            </wp:positionV>
+            <wp:extent cx="5859780" cy="2025650"/>
+            <wp:effectExtent l="0" t="0" r="7620" b="0"/>
+            <wp:wrapSquare wrapText="bothSides"/>
+            <wp:docPr id="1951833024" name="Picture 1"/>
+            <wp:cNvGraphicFramePr>
+              <a:graphicFrameLocks xmlns:a="http://schemas.openxmlformats.org/drawingml/2006/main" noChangeAspect="1"/>
+            </wp:cNvGraphicFramePr>
+            <a:graphic xmlns:a="http://schemas.openxmlformats.org/drawingml/2006/main">
+              <a:graphicData uri="http://schemas.openxmlformats.org/drawingml/2006/picture">
+                <pic:pic xmlns:pic="http://schemas.openxmlformats.org/drawingml/2006/picture">
+                  <pic:nvPicPr>
+                    <pic:cNvPr id="1951833024" name=""/>
+                    <pic:cNvPicPr/>
+                  </pic:nvPicPr>
+                  <pic:blipFill>
+                    <a:blip r:embed="rId17" cstate="print">
+                      <a:extLst>
+                        <a:ext uri="{28A0092B-C50C-407E-A947-70E740481C1C}">
+                          <a14:useLocalDpi xmlns:a14="http://schemas.microsoft.com/office/drawing/2010/main" val="0"/>
+                        </a:ext>
+                      </a:extLst>
+                    </a:blip>
+                    <a:stretch>
+                      <a:fillRect/>
+                    </a:stretch>
+                  </pic:blipFill>
+                  <pic:spPr>
+                    <a:xfrm>
+                      <a:off x="0" y="0"/>
+                      <a:ext cx="5859780" cy="2025650"/>
+                    </a:xfrm>
+                    <a:prstGeom prst="rect">
+                      <a:avLst/>
+                    </a:prstGeom>
+                  </pic:spPr>
+                </pic:pic>
+              </a:graphicData>
+            </a:graphic>
+          </wp:anchor>
+        </w:drawing>
+      </w:r>
       <w:r>
         <w:t>Test results when the</w:t>
       </w:r>
@@ -6849,112 +6798,6 @@
       <w:r>
         <w:t xml:space="preserve"> list. </w:t>
       </w:r>
-    </w:p>
-    <w:p>
-      <w:pPr>
-        <w:pStyle w:val="BodyText"/>
-        <w:spacing w:before="121" w:line="278" w:lineRule="auto"/>
-      </w:pPr>
-      <w:r>
-        <w:rPr>
-          <w:noProof/>
-        </w:rPr>
-        <mc:AlternateContent>
-          <mc:Choice Requires="wps">
-            <w:drawing>
-              <wp:anchor distT="45720" distB="45720" distL="114300" distR="114300" simplePos="0" relativeHeight="487604224" behindDoc="0" locked="0" layoutInCell="1" allowOverlap="1" wp14:anchorId="785608BA" wp14:editId="1799CEF8">
-                <wp:simplePos x="0" y="0"/>
-                <wp:positionH relativeFrom="column">
-                  <wp:posOffset>1804035</wp:posOffset>
-                </wp:positionH>
-                <wp:positionV relativeFrom="paragraph">
-                  <wp:posOffset>83185</wp:posOffset>
-                </wp:positionV>
-                <wp:extent cx="2360930" cy="925195"/>
-                <wp:effectExtent l="0" t="0" r="18415" b="27305"/>
-                <wp:wrapSquare wrapText="bothSides"/>
-                <wp:docPr id="1195141584" name="Text Box 2"/>
-                <wp:cNvGraphicFramePr>
-                  <a:graphicFrameLocks xmlns:a="http://schemas.openxmlformats.org/drawingml/2006/main"/>
-                </wp:cNvGraphicFramePr>
-                <a:graphic xmlns:a="http://schemas.openxmlformats.org/drawingml/2006/main">
-                  <a:graphicData uri="http://schemas.microsoft.com/office/word/2010/wordprocessingShape">
-                    <wps:wsp>
-                      <wps:cNvSpPr txBox="1">
-                        <a:spLocks noChangeArrowheads="1"/>
-                      </wps:cNvSpPr>
-                      <wps:spPr bwMode="auto">
-                        <a:xfrm>
-                          <a:off x="0" y="0"/>
-                          <a:ext cx="2360930" cy="925195"/>
-                        </a:xfrm>
-                        <a:prstGeom prst="rect">
-                          <a:avLst/>
-                        </a:prstGeom>
-                        <a:solidFill>
-                          <a:srgbClr val="FFFFFF"/>
-                        </a:solidFill>
-                        <a:ln w="9525">
-                          <a:solidFill>
-                            <a:srgbClr val="000000"/>
-                          </a:solidFill>
-                          <a:miter lim="800000"/>
-                          <a:headEnd/>
-                          <a:tailEnd/>
-                        </a:ln>
-                      </wps:spPr>
-                      <wps:txbx>
-                        <w:txbxContent>
-                          <w:p/>
-                          <w:p/>
-                          <w:p/>
-                          <w:p/>
-                        </w:txbxContent>
-                      </wps:txbx>
-                      <wps:bodyPr rot="0" vert="horz" wrap="square" lIns="91440" tIns="45720" rIns="91440" bIns="45720" anchor="t" anchorCtr="0">
-                        <a:noAutofit/>
-                      </wps:bodyPr>
-                    </wps:wsp>
-                  </a:graphicData>
-                </a:graphic>
-                <wp14:sizeRelH relativeFrom="margin">
-                  <wp14:pctWidth>40000</wp14:pctWidth>
-                </wp14:sizeRelH>
-                <wp14:sizeRelV relativeFrom="margin">
-                  <wp14:pctHeight>0</wp14:pctHeight>
-                </wp14:sizeRelV>
-              </wp:anchor>
-            </w:drawing>
-          </mc:Choice>
-          <mc:Fallback>
-            <w:pict>
-              <v:shape w14:anchorId="785608BA" id="_x0000_s1030" type="#_x0000_t202" style="position:absolute;margin-left:142.05pt;margin-top:6.55pt;width:185.9pt;height:72.85pt;z-index:487604224;visibility:visible;mso-wrap-style:square;mso-width-percent:400;mso-height-percent:0;mso-wrap-distance-left:9pt;mso-wrap-distance-top:3.6pt;mso-wrap-distance-right:9pt;mso-wrap-distance-bottom:3.6pt;mso-position-horizontal:absolute;mso-position-horizontal-relative:text;mso-position-vertical:absolute;mso-position-vertical-relative:text;mso-width-percent:400;mso-height-percent:0;mso-width-relative:margin;mso-height-relative:margin;v-text-anchor:top" o:gfxdata="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">
-                <v:textbox>
-                  <w:txbxContent>
-                    <w:p/>
-                    <w:p/>
-                    <w:p/>
-                    <w:p/>
-                  </w:txbxContent>
-                </v:textbox>
-                <w10:wrap type="square"/>
-              </v:shape>
-            </w:pict>
-          </mc:Fallback>
-        </mc:AlternateContent>
-      </w:r>
-    </w:p>
-    <w:p>
-      <w:pPr>
-        <w:pStyle w:val="BodyText"/>
-        <w:spacing w:before="121" w:line="278" w:lineRule="auto"/>
-      </w:pPr>
-    </w:p>
-    <w:p>
-      <w:pPr>
-        <w:pStyle w:val="BodyText"/>
-        <w:spacing w:before="121" w:line="278" w:lineRule="auto"/>
-      </w:pPr>
     </w:p>
     <w:p>
       <w:pPr>
@@ -6970,7 +6813,61 @@
           <w:numId w:val="25"/>
         </w:numPr>
         <w:spacing w:before="121" w:line="278" w:lineRule="auto"/>
-      </w:pPr>
+        <w:rPr>
+          <w:rFonts w:hint="eastAsia"/>
+        </w:rPr>
+      </w:pPr>
+      <w:r>
+        <w:drawing>
+          <wp:anchor distT="0" distB="0" distL="114300" distR="114300" simplePos="0" relativeHeight="487632896" behindDoc="0" locked="0" layoutInCell="1" allowOverlap="1" wp14:anchorId="4AD783AC" wp14:editId="02E26FB9">
+            <wp:simplePos x="0" y="0"/>
+            <wp:positionH relativeFrom="page">
+              <wp:align>center</wp:align>
+            </wp:positionH>
+            <wp:positionV relativeFrom="paragraph">
+              <wp:posOffset>382100</wp:posOffset>
+            </wp:positionV>
+            <wp:extent cx="5859780" cy="2032000"/>
+            <wp:effectExtent l="0" t="0" r="7620" b="6350"/>
+            <wp:wrapSquare wrapText="bothSides"/>
+            <wp:docPr id="2141327455" name="Picture 1"/>
+            <wp:cNvGraphicFramePr>
+              <a:graphicFrameLocks xmlns:a="http://schemas.openxmlformats.org/drawingml/2006/main" noChangeAspect="1"/>
+            </wp:cNvGraphicFramePr>
+            <a:graphic xmlns:a="http://schemas.openxmlformats.org/drawingml/2006/main">
+              <a:graphicData uri="http://schemas.openxmlformats.org/drawingml/2006/picture">
+                <pic:pic xmlns:pic="http://schemas.openxmlformats.org/drawingml/2006/picture">
+                  <pic:nvPicPr>
+                    <pic:cNvPr id="2141327455" name=""/>
+                    <pic:cNvPicPr/>
+                  </pic:nvPicPr>
+                  <pic:blipFill>
+                    <a:blip r:embed="rId18" cstate="print">
+                      <a:extLst>
+                        <a:ext uri="{28A0092B-C50C-407E-A947-70E740481C1C}">
+                          <a14:useLocalDpi xmlns:a14="http://schemas.microsoft.com/office/drawing/2010/main" val="0"/>
+                        </a:ext>
+                      </a:extLst>
+                    </a:blip>
+                    <a:stretch>
+                      <a:fillRect/>
+                    </a:stretch>
+                  </pic:blipFill>
+                  <pic:spPr>
+                    <a:xfrm>
+                      <a:off x="0" y="0"/>
+                      <a:ext cx="5859780" cy="2032000"/>
+                    </a:xfrm>
+                    <a:prstGeom prst="rect">
+                      <a:avLst/>
+                    </a:prstGeom>
+                  </pic:spPr>
+                </pic:pic>
+              </a:graphicData>
+            </a:graphic>
+          </wp:anchor>
+        </w:drawing>
+      </w:r>
       <w:r>
         <w:t>Test results when</w:t>
       </w:r>
@@ -6997,123 +6894,6 @@
       <w:r>
         <w:t xml:space="preserve"> list. </w:t>
       </w:r>
-    </w:p>
-    <w:p>
-      <w:pPr>
-        <w:pStyle w:val="BodyText"/>
-        <w:spacing w:before="121" w:line="278" w:lineRule="auto"/>
-        <w:ind w:left="720"/>
-      </w:pPr>
-      <w:r>
-        <w:rPr>
-          <w:noProof/>
-        </w:rPr>
-        <w:lastRenderedPageBreak/>
-        <mc:AlternateContent>
-          <mc:Choice Requires="wps">
-            <w:drawing>
-              <wp:anchor distT="45720" distB="45720" distL="114300" distR="114300" simplePos="0" relativeHeight="487605248" behindDoc="0" locked="0" layoutInCell="1" allowOverlap="1" wp14:anchorId="02A5BC44" wp14:editId="2B342AB6">
-                <wp:simplePos x="0" y="0"/>
-                <wp:positionH relativeFrom="column">
-                  <wp:posOffset>1798955</wp:posOffset>
-                </wp:positionH>
-                <wp:positionV relativeFrom="paragraph">
-                  <wp:posOffset>240030</wp:posOffset>
-                </wp:positionV>
-                <wp:extent cx="2360930" cy="925195"/>
-                <wp:effectExtent l="0" t="0" r="18415" b="27305"/>
-                <wp:wrapSquare wrapText="bothSides"/>
-                <wp:docPr id="193738142" name="Text Box 2"/>
-                <wp:cNvGraphicFramePr>
-                  <a:graphicFrameLocks xmlns:a="http://schemas.openxmlformats.org/drawingml/2006/main"/>
-                </wp:cNvGraphicFramePr>
-                <a:graphic xmlns:a="http://schemas.openxmlformats.org/drawingml/2006/main">
-                  <a:graphicData uri="http://schemas.microsoft.com/office/word/2010/wordprocessingShape">
-                    <wps:wsp>
-                      <wps:cNvSpPr txBox="1">
-                        <a:spLocks noChangeArrowheads="1"/>
-                      </wps:cNvSpPr>
-                      <wps:spPr bwMode="auto">
-                        <a:xfrm>
-                          <a:off x="0" y="0"/>
-                          <a:ext cx="2360930" cy="925195"/>
-                        </a:xfrm>
-                        <a:prstGeom prst="rect">
-                          <a:avLst/>
-                        </a:prstGeom>
-                        <a:solidFill>
-                          <a:srgbClr val="FFFFFF"/>
-                        </a:solidFill>
-                        <a:ln w="9525">
-                          <a:solidFill>
-                            <a:srgbClr val="000000"/>
-                          </a:solidFill>
-                          <a:miter lim="800000"/>
-                          <a:headEnd/>
-                          <a:tailEnd/>
-                        </a:ln>
-                      </wps:spPr>
-                      <wps:txbx>
-                        <w:txbxContent>
-                          <w:p/>
-                          <w:p/>
-                          <w:p/>
-                          <w:p/>
-                        </w:txbxContent>
-                      </wps:txbx>
-                      <wps:bodyPr rot="0" vert="horz" wrap="square" lIns="91440" tIns="45720" rIns="91440" bIns="45720" anchor="t" anchorCtr="0">
-                        <a:noAutofit/>
-                      </wps:bodyPr>
-                    </wps:wsp>
-                  </a:graphicData>
-                </a:graphic>
-                <wp14:sizeRelH relativeFrom="margin">
-                  <wp14:pctWidth>40000</wp14:pctWidth>
-                </wp14:sizeRelH>
-                <wp14:sizeRelV relativeFrom="margin">
-                  <wp14:pctHeight>0</wp14:pctHeight>
-                </wp14:sizeRelV>
-              </wp:anchor>
-            </w:drawing>
-          </mc:Choice>
-          <mc:Fallback>
-            <w:pict>
-              <v:shape w14:anchorId="02A5BC44" id="_x0000_s1031" type="#_x0000_t202" style="position:absolute;left:0;text-align:left;margin-left:141.65pt;margin-top:18.9pt;width:185.9pt;height:72.85pt;z-index:487605248;visibility:visible;mso-wrap-style:square;mso-width-percent:400;mso-height-percent:0;mso-wrap-distance-left:9pt;mso-wrap-distance-top:3.6pt;mso-wrap-distance-right:9pt;mso-wrap-distance-bottom:3.6pt;mso-position-horizontal:absolute;mso-position-horizontal-relative:text;mso-position-vertical:absolute;mso-position-vertical-relative:text;mso-width-percent:400;mso-height-percent:0;mso-width-relative:margin;mso-height-relative:margin;v-text-anchor:top" o:gfxdata="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">
-                <v:textbox>
-                  <w:txbxContent>
-                    <w:p/>
-                    <w:p/>
-                    <w:p/>
-                    <w:p/>
-                  </w:txbxContent>
-                </v:textbox>
-                <w10:wrap type="square"/>
-              </v:shape>
-            </w:pict>
-          </mc:Fallback>
-        </mc:AlternateContent>
-      </w:r>
-    </w:p>
-    <w:p>
-      <w:pPr>
-        <w:pStyle w:val="BodyText"/>
-        <w:spacing w:before="121" w:line="278" w:lineRule="auto"/>
-        <w:ind w:left="720"/>
-      </w:pPr>
-    </w:p>
-    <w:p>
-      <w:pPr>
-        <w:pStyle w:val="BodyText"/>
-        <w:spacing w:before="121" w:line="278" w:lineRule="auto"/>
-        <w:ind w:left="720"/>
-      </w:pPr>
-    </w:p>
-    <w:p>
-      <w:pPr>
-        <w:pStyle w:val="BodyText"/>
-        <w:spacing w:before="121" w:line="278" w:lineRule="auto"/>
-        <w:ind w:left="720"/>
-      </w:pPr>
     </w:p>
     <w:p>
       <w:pPr>
@@ -7247,8 +7027,9 @@
         <w:rPr>
           <w:noProof/>
         </w:rPr>
+        <w:lastRenderedPageBreak/>
         <w:drawing>
-          <wp:inline distT="0" distB="0" distL="0" distR="0" wp14:anchorId="45D6E829" wp14:editId="44ABD1EE">
+          <wp:inline distT="0" distB="0" distL="0" distR="0" wp14:anchorId="45D6E829" wp14:editId="37C7D090">
             <wp:extent cx="2329180" cy="3458496"/>
             <wp:effectExtent l="0" t="0" r="0" b="8890"/>
             <wp:docPr id="1161205660" name="Picture 1"/>
@@ -7263,7 +7044,7 @@
                     <pic:cNvPicPr/>
                   </pic:nvPicPr>
                   <pic:blipFill>
-                    <a:blip r:embed="rId15"/>
+                    <a:blip r:embed="rId19"/>
                     <a:stretch>
                       <a:fillRect/>
                     </a:stretch>
@@ -7361,92 +7142,61 @@
         <w:ind w:left="1440"/>
       </w:pPr>
       <w:r>
-        <w:rPr>
-          <w:noProof/>
-        </w:rPr>
-        <mc:AlternateContent>
-          <mc:Choice Requires="wps">
-            <w:drawing>
-              <wp:anchor distT="45720" distB="45720" distL="114300" distR="114300" simplePos="0" relativeHeight="251658752" behindDoc="0" locked="0" layoutInCell="1" allowOverlap="1" wp14:anchorId="3393A15A" wp14:editId="03400271">
-                <wp:simplePos x="0" y="0"/>
-                <wp:positionH relativeFrom="column">
-                  <wp:posOffset>1886934</wp:posOffset>
-                </wp:positionH>
-                <wp:positionV relativeFrom="paragraph">
-                  <wp:posOffset>79437</wp:posOffset>
-                </wp:positionV>
-                <wp:extent cx="2360930" cy="1404620"/>
-                <wp:effectExtent l="0" t="0" r="22860" b="11430"/>
-                <wp:wrapSquare wrapText="bothSides"/>
-                <wp:docPr id="272179324" name="Text Box 2"/>
-                <wp:cNvGraphicFramePr>
-                  <a:graphicFrameLocks xmlns:a="http://schemas.openxmlformats.org/drawingml/2006/main"/>
-                </wp:cNvGraphicFramePr>
-                <a:graphic xmlns:a="http://schemas.openxmlformats.org/drawingml/2006/main">
-                  <a:graphicData uri="http://schemas.microsoft.com/office/word/2010/wordprocessingShape">
-                    <wps:wsp>
-                      <wps:cNvSpPr txBox="1">
-                        <a:spLocks noChangeArrowheads="1"/>
-                      </wps:cNvSpPr>
-                      <wps:spPr bwMode="auto">
-                        <a:xfrm>
-                          <a:off x="0" y="0"/>
-                          <a:ext cx="2360930" cy="1404620"/>
-                        </a:xfrm>
-                        <a:prstGeom prst="rect">
-                          <a:avLst/>
-                        </a:prstGeom>
-                        <a:solidFill>
-                          <a:srgbClr val="FFFFFF"/>
-                        </a:solidFill>
-                        <a:ln w="9525">
-                          <a:solidFill>
-                            <a:srgbClr val="000000"/>
-                          </a:solidFill>
-                          <a:miter lim="800000"/>
-                          <a:headEnd/>
-                          <a:tailEnd/>
-                        </a:ln>
-                      </wps:spPr>
-                      <wps:txbx>
-                        <w:txbxContent>
-                          <w:p/>
-                          <w:p/>
-                          <w:p/>
-                          <w:p/>
-                        </w:txbxContent>
-                      </wps:txbx>
-                      <wps:bodyPr rot="0" vert="horz" wrap="square" lIns="91440" tIns="45720" rIns="91440" bIns="45720" anchor="t" anchorCtr="0">
-                        <a:spAutoFit/>
-                      </wps:bodyPr>
-                    </wps:wsp>
-                  </a:graphicData>
-                </a:graphic>
-                <wp14:sizeRelH relativeFrom="margin">
-                  <wp14:pctWidth>40000</wp14:pctWidth>
-                </wp14:sizeRelH>
-                <wp14:sizeRelV relativeFrom="margin">
-                  <wp14:pctHeight>20000</wp14:pctHeight>
-                </wp14:sizeRelV>
-              </wp:anchor>
-            </w:drawing>
-          </mc:Choice>
-          <mc:Fallback>
-            <w:pict>
-              <v:shape w14:anchorId="3393A15A" id="_x0000_s1032" type="#_x0000_t202" style="position:absolute;left:0;text-align:left;margin-left:148.6pt;margin-top:6.25pt;width:185.9pt;height:110.6pt;z-index:251658752;visibility:visible;mso-wrap-style:square;mso-width-percent:400;mso-height-percent:200;mso-wrap-distance-left:9pt;mso-wrap-distance-top:3.6pt;mso-wrap-distance-right:9pt;mso-wrap-distance-bottom:3.6pt;mso-position-horizontal:absolute;mso-position-horizontal-relative:text;mso-position-vertical:absolute;mso-position-vertical-relative:text;mso-width-percent:400;mso-height-percent:200;mso-width-relative:margin;mso-height-relative:margin;v-text-anchor:top" o:gfxdata="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">
-                <v:textbox style="mso-fit-shape-to-text:t">
-                  <w:txbxContent>
-                    <w:p/>
-                    <w:p/>
-                    <w:p/>
-                    <w:p/>
-                  </w:txbxContent>
-                </v:textbox>
-                <w10:wrap type="square"/>
-              </v:shape>
-            </w:pict>
-          </mc:Fallback>
-        </mc:AlternateContent>
+        <w:drawing>
+          <wp:anchor distT="0" distB="0" distL="114300" distR="114300" simplePos="0" relativeHeight="487633920" behindDoc="0" locked="0" layoutInCell="1" allowOverlap="1" wp14:anchorId="2BC4D688" wp14:editId="4B2DFAE0">
+            <wp:simplePos x="0" y="0"/>
+            <wp:positionH relativeFrom="page">
+              <wp:align>center</wp:align>
+            </wp:positionH>
+            <wp:positionV relativeFrom="paragraph">
+              <wp:posOffset>136525</wp:posOffset>
+            </wp:positionV>
+            <wp:extent cx="902970" cy="2101215"/>
+            <wp:effectExtent l="0" t="0" r="0" b="0"/>
+            <wp:wrapSquare wrapText="bothSides"/>
+            <wp:docPr id="1989109734" name="Picture 1"/>
+            <wp:cNvGraphicFramePr>
+              <a:graphicFrameLocks xmlns:a="http://schemas.openxmlformats.org/drawingml/2006/main" noChangeAspect="1"/>
+            </wp:cNvGraphicFramePr>
+            <a:graphic xmlns:a="http://schemas.openxmlformats.org/drawingml/2006/main">
+              <a:graphicData uri="http://schemas.openxmlformats.org/drawingml/2006/picture">
+                <pic:pic xmlns:pic="http://schemas.openxmlformats.org/drawingml/2006/picture">
+                  <pic:nvPicPr>
+                    <pic:cNvPr id="1989109734" name=""/>
+                    <pic:cNvPicPr/>
+                  </pic:nvPicPr>
+                  <pic:blipFill>
+                    <a:blip r:embed="rId20" cstate="print">
+                      <a:extLst>
+                        <a:ext uri="{28A0092B-C50C-407E-A947-70E740481C1C}">
+                          <a14:useLocalDpi xmlns:a14="http://schemas.microsoft.com/office/drawing/2010/main" val="0"/>
+                        </a:ext>
+                      </a:extLst>
+                    </a:blip>
+                    <a:stretch>
+                      <a:fillRect/>
+                    </a:stretch>
+                  </pic:blipFill>
+                  <pic:spPr>
+                    <a:xfrm>
+                      <a:off x="0" y="0"/>
+                      <a:ext cx="902970" cy="2101215"/>
+                    </a:xfrm>
+                    <a:prstGeom prst="rect">
+                      <a:avLst/>
+                    </a:prstGeom>
+                  </pic:spPr>
+                </pic:pic>
+              </a:graphicData>
+            </a:graphic>
+            <wp14:sizeRelH relativeFrom="margin">
+              <wp14:pctWidth>0</wp14:pctWidth>
+            </wp14:sizeRelH>
+            <wp14:sizeRelV relativeFrom="margin">
+              <wp14:pctHeight>0</wp14:pctHeight>
+            </wp14:sizeRelV>
+          </wp:anchor>
+        </w:drawing>
       </w:r>
     </w:p>
     <w:p>
@@ -7468,6 +7218,65 @@
         <w:pStyle w:val="BodyText"/>
         <w:spacing w:before="121" w:line="278" w:lineRule="auto"/>
         <w:ind w:left="1440"/>
+        <w:rPr>
+          <w:rFonts w:eastAsiaTheme="minorEastAsia"/>
+          <w:lang w:eastAsia="ko-KR"/>
+        </w:rPr>
+      </w:pPr>
+    </w:p>
+    <w:p>
+      <w:pPr>
+        <w:pStyle w:val="BodyText"/>
+        <w:spacing w:before="121" w:line="278" w:lineRule="auto"/>
+        <w:ind w:left="1440"/>
+        <w:rPr>
+          <w:rFonts w:eastAsiaTheme="minorEastAsia"/>
+          <w:lang w:eastAsia="ko-KR"/>
+        </w:rPr>
+      </w:pPr>
+    </w:p>
+    <w:p>
+      <w:pPr>
+        <w:pStyle w:val="BodyText"/>
+        <w:spacing w:before="121" w:line="278" w:lineRule="auto"/>
+        <w:ind w:left="1440"/>
+        <w:rPr>
+          <w:rFonts w:eastAsiaTheme="minorEastAsia"/>
+          <w:lang w:eastAsia="ko-KR"/>
+        </w:rPr>
+      </w:pPr>
+    </w:p>
+    <w:p>
+      <w:pPr>
+        <w:pStyle w:val="BodyText"/>
+        <w:spacing w:before="121" w:line="278" w:lineRule="auto"/>
+        <w:ind w:left="1440"/>
+        <w:rPr>
+          <w:rFonts w:eastAsiaTheme="minorEastAsia"/>
+          <w:lang w:eastAsia="ko-KR"/>
+        </w:rPr>
+      </w:pPr>
+    </w:p>
+    <w:p>
+      <w:pPr>
+        <w:pStyle w:val="BodyText"/>
+        <w:spacing w:before="121" w:line="278" w:lineRule="auto"/>
+        <w:ind w:left="1440"/>
+        <w:rPr>
+          <w:rFonts w:eastAsiaTheme="minorEastAsia"/>
+          <w:lang w:eastAsia="ko-KR"/>
+        </w:rPr>
+      </w:pPr>
+    </w:p>
+    <w:p>
+      <w:pPr>
+        <w:pStyle w:val="BodyText"/>
+        <w:spacing w:before="121" w:line="278" w:lineRule="auto"/>
+        <w:ind w:left="1440"/>
+        <w:rPr>
+          <w:rFonts w:eastAsiaTheme="minorEastAsia" w:hint="eastAsia"/>
+          <w:lang w:eastAsia="ko-KR"/>
+        </w:rPr>
       </w:pPr>
     </w:p>
     <w:p>
@@ -7515,92 +7324,61 @@
         <w:spacing w:before="121" w:line="278" w:lineRule="auto"/>
       </w:pPr>
       <w:r>
-        <w:rPr>
-          <w:noProof/>
-        </w:rPr>
-        <mc:AlternateContent>
-          <mc:Choice Requires="wps">
-            <w:drawing>
-              <wp:anchor distT="45720" distB="45720" distL="114300" distR="114300" simplePos="0" relativeHeight="251662848" behindDoc="0" locked="0" layoutInCell="1" allowOverlap="1" wp14:anchorId="795993A3" wp14:editId="765146D1">
-                <wp:simplePos x="0" y="0"/>
-                <wp:positionH relativeFrom="column">
-                  <wp:posOffset>1951458</wp:posOffset>
-                </wp:positionH>
-                <wp:positionV relativeFrom="paragraph">
-                  <wp:posOffset>83083</wp:posOffset>
-                </wp:positionV>
-                <wp:extent cx="2360930" cy="925195"/>
-                <wp:effectExtent l="0" t="0" r="18415" b="27305"/>
-                <wp:wrapSquare wrapText="bothSides"/>
-                <wp:docPr id="552015154" name="Text Box 2"/>
-                <wp:cNvGraphicFramePr>
-                  <a:graphicFrameLocks xmlns:a="http://schemas.openxmlformats.org/drawingml/2006/main"/>
-                </wp:cNvGraphicFramePr>
-                <a:graphic xmlns:a="http://schemas.openxmlformats.org/drawingml/2006/main">
-                  <a:graphicData uri="http://schemas.microsoft.com/office/word/2010/wordprocessingShape">
-                    <wps:wsp>
-                      <wps:cNvSpPr txBox="1">
-                        <a:spLocks noChangeArrowheads="1"/>
-                      </wps:cNvSpPr>
-                      <wps:spPr bwMode="auto">
-                        <a:xfrm>
-                          <a:off x="0" y="0"/>
-                          <a:ext cx="2360930" cy="925195"/>
-                        </a:xfrm>
-                        <a:prstGeom prst="rect">
-                          <a:avLst/>
-                        </a:prstGeom>
-                        <a:solidFill>
-                          <a:srgbClr val="FFFFFF"/>
-                        </a:solidFill>
-                        <a:ln w="9525">
-                          <a:solidFill>
-                            <a:srgbClr val="000000"/>
-                          </a:solidFill>
-                          <a:miter lim="800000"/>
-                          <a:headEnd/>
-                          <a:tailEnd/>
-                        </a:ln>
-                      </wps:spPr>
-                      <wps:txbx>
-                        <w:txbxContent>
-                          <w:p/>
-                          <w:p/>
-                          <w:p/>
-                          <w:p/>
-                        </w:txbxContent>
-                      </wps:txbx>
-                      <wps:bodyPr rot="0" vert="horz" wrap="square" lIns="91440" tIns="45720" rIns="91440" bIns="45720" anchor="t" anchorCtr="0">
-                        <a:noAutofit/>
-                      </wps:bodyPr>
-                    </wps:wsp>
-                  </a:graphicData>
-                </a:graphic>
-                <wp14:sizeRelH relativeFrom="margin">
-                  <wp14:pctWidth>40000</wp14:pctWidth>
-                </wp14:sizeRelH>
-                <wp14:sizeRelV relativeFrom="margin">
-                  <wp14:pctHeight>0</wp14:pctHeight>
-                </wp14:sizeRelV>
-              </wp:anchor>
-            </w:drawing>
-          </mc:Choice>
-          <mc:Fallback>
-            <w:pict>
-              <v:shape w14:anchorId="795993A3" id="_x0000_s1033" type="#_x0000_t202" style="position:absolute;margin-left:153.65pt;margin-top:6.55pt;width:185.9pt;height:72.85pt;z-index:251662848;visibility:visible;mso-wrap-style:square;mso-width-percent:400;mso-height-percent:0;mso-wrap-distance-left:9pt;mso-wrap-distance-top:3.6pt;mso-wrap-distance-right:9pt;mso-wrap-distance-bottom:3.6pt;mso-position-horizontal:absolute;mso-position-horizontal-relative:text;mso-position-vertical:absolute;mso-position-vertical-relative:text;mso-width-percent:400;mso-height-percent:0;mso-width-relative:margin;mso-height-relative:margin;v-text-anchor:top" o:gfxdata="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">
-                <v:textbox>
-                  <w:txbxContent>
-                    <w:p/>
-                    <w:p/>
-                    <w:p/>
-                    <w:p/>
-                  </w:txbxContent>
-                </v:textbox>
-                <w10:wrap type="square"/>
-              </v:shape>
-            </w:pict>
-          </mc:Fallback>
-        </mc:AlternateContent>
+        <w:drawing>
+          <wp:anchor distT="0" distB="0" distL="114300" distR="114300" simplePos="0" relativeHeight="487634944" behindDoc="0" locked="0" layoutInCell="1" allowOverlap="1" wp14:anchorId="6218C792" wp14:editId="3E637271">
+            <wp:simplePos x="0" y="0"/>
+            <wp:positionH relativeFrom="page">
+              <wp:align>center</wp:align>
+            </wp:positionH>
+            <wp:positionV relativeFrom="paragraph">
+              <wp:posOffset>81839</wp:posOffset>
+            </wp:positionV>
+            <wp:extent cx="770255" cy="1828800"/>
+            <wp:effectExtent l="0" t="0" r="0" b="0"/>
+            <wp:wrapSquare wrapText="bothSides"/>
+            <wp:docPr id="87711963" name="Picture 1"/>
+            <wp:cNvGraphicFramePr>
+              <a:graphicFrameLocks xmlns:a="http://schemas.openxmlformats.org/drawingml/2006/main" noChangeAspect="1"/>
+            </wp:cNvGraphicFramePr>
+            <a:graphic xmlns:a="http://schemas.openxmlformats.org/drawingml/2006/main">
+              <a:graphicData uri="http://schemas.openxmlformats.org/drawingml/2006/picture">
+                <pic:pic xmlns:pic="http://schemas.openxmlformats.org/drawingml/2006/picture">
+                  <pic:nvPicPr>
+                    <pic:cNvPr id="87711963" name=""/>
+                    <pic:cNvPicPr/>
+                  </pic:nvPicPr>
+                  <pic:blipFill>
+                    <a:blip r:embed="rId21" cstate="print">
+                      <a:extLst>
+                        <a:ext uri="{28A0092B-C50C-407E-A947-70E740481C1C}">
+                          <a14:useLocalDpi xmlns:a14="http://schemas.microsoft.com/office/drawing/2010/main" val="0"/>
+                        </a:ext>
+                      </a:extLst>
+                    </a:blip>
+                    <a:stretch>
+                      <a:fillRect/>
+                    </a:stretch>
+                  </pic:blipFill>
+                  <pic:spPr>
+                    <a:xfrm>
+                      <a:off x="0" y="0"/>
+                      <a:ext cx="770255" cy="1828800"/>
+                    </a:xfrm>
+                    <a:prstGeom prst="rect">
+                      <a:avLst/>
+                    </a:prstGeom>
+                  </pic:spPr>
+                </pic:pic>
+              </a:graphicData>
+            </a:graphic>
+            <wp14:sizeRelH relativeFrom="margin">
+              <wp14:pctWidth>0</wp14:pctWidth>
+            </wp14:sizeRelH>
+            <wp14:sizeRelV relativeFrom="margin">
+              <wp14:pctHeight>0</wp14:pctHeight>
+            </wp14:sizeRelV>
+          </wp:anchor>
+        </w:drawing>
       </w:r>
     </w:p>
     <w:p>
@@ -7613,12 +7391,50 @@
       <w:pPr>
         <w:pStyle w:val="BodyText"/>
         <w:spacing w:before="121" w:line="278" w:lineRule="auto"/>
+        <w:rPr>
+          <w:rFonts w:eastAsiaTheme="minorEastAsia"/>
+          <w:lang w:eastAsia="ko-KR"/>
+        </w:rPr>
       </w:pPr>
     </w:p>
     <w:p>
       <w:pPr>
         <w:pStyle w:val="BodyText"/>
         <w:spacing w:before="121" w:line="278" w:lineRule="auto"/>
+        <w:rPr>
+          <w:rFonts w:eastAsiaTheme="minorEastAsia"/>
+          <w:lang w:eastAsia="ko-KR"/>
+        </w:rPr>
+      </w:pPr>
+    </w:p>
+    <w:p>
+      <w:pPr>
+        <w:pStyle w:val="BodyText"/>
+        <w:spacing w:before="121" w:line="278" w:lineRule="auto"/>
+        <w:rPr>
+          <w:rFonts w:eastAsiaTheme="minorEastAsia"/>
+          <w:lang w:eastAsia="ko-KR"/>
+        </w:rPr>
+      </w:pPr>
+    </w:p>
+    <w:p>
+      <w:pPr>
+        <w:pStyle w:val="BodyText"/>
+        <w:spacing w:before="121" w:line="278" w:lineRule="auto"/>
+        <w:rPr>
+          <w:rFonts w:eastAsiaTheme="minorEastAsia"/>
+          <w:lang w:eastAsia="ko-KR"/>
+        </w:rPr>
+      </w:pPr>
+    </w:p>
+    <w:p>
+      <w:pPr>
+        <w:pStyle w:val="BodyText"/>
+        <w:spacing w:before="121" w:line="278" w:lineRule="auto"/>
+        <w:rPr>
+          <w:rFonts w:eastAsiaTheme="minorEastAsia" w:hint="eastAsia"/>
+          <w:lang w:eastAsia="ko-KR"/>
+        </w:rPr>
       </w:pPr>
     </w:p>
     <w:p>
@@ -7780,7 +7596,7 @@
           </mc:Choice>
           <mc:Fallback>
             <w:pict>
-              <v:shape w14:anchorId="07AB3713" id="_x0000_s1034" type="#_x0000_t202" style="position:absolute;left:0;text-align:left;margin-left:111.7pt;margin-top:-16.15pt;width:185.9pt;height:110.6pt;z-index:487621632;visibility:visible;mso-wrap-style:square;mso-width-percent:400;mso-height-percent:200;mso-wrap-distance-left:9pt;mso-wrap-distance-top:3.6pt;mso-wrap-distance-right:9pt;mso-wrap-distance-bottom:3.6pt;mso-position-horizontal:absolute;mso-position-horizontal-relative:text;mso-position-vertical:absolute;mso-position-vertical-relative:text;mso-width-percent:400;mso-height-percent:200;mso-width-relative:margin;mso-height-relative:margin;v-text-anchor:top" o:gfxdata="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">
+              <v:shape w14:anchorId="07AB3713" id="_x0000_s1028" type="#_x0000_t202" style="position:absolute;left:0;text-align:left;margin-left:111.7pt;margin-top:-16.15pt;width:185.9pt;height:110.6pt;z-index:487621632;visibility:visible;mso-wrap-style:square;mso-width-percent:400;mso-height-percent:200;mso-wrap-distance-left:9pt;mso-wrap-distance-top:3.6pt;mso-wrap-distance-right:9pt;mso-wrap-distance-bottom:3.6pt;mso-position-horizontal:absolute;mso-position-horizontal-relative:text;mso-position-vertical:absolute;mso-position-vertical-relative:text;mso-width-percent:400;mso-height-percent:200;mso-width-relative:margin;mso-height-relative:margin;v-text-anchor:top" o:gfxdata="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">
                 <v:textbox style="mso-fit-shape-to-text:t">
                   <w:txbxContent>
                     <w:p/>
@@ -7996,7 +7812,7 @@
           </mc:Choice>
           <mc:Fallback>
             <w:pict>
-              <v:shape w14:anchorId="32537FC7" id="_x0000_s1035" type="#_x0000_t202" style="position:absolute;left:0;text-align:left;margin-left:146.2pt;margin-top:32.45pt;width:185.9pt;height:110.6pt;z-index:487618560;visibility:visible;mso-wrap-style:square;mso-width-percent:400;mso-height-percent:200;mso-wrap-distance-left:9pt;mso-wrap-distance-top:3.6pt;mso-wrap-distance-right:9pt;mso-wrap-distance-bottom:3.6pt;mso-position-horizontal:absolute;mso-position-horizontal-relative:text;mso-position-vertical:absolute;mso-position-vertical-relative:text;mso-width-percent:400;mso-height-percent:200;mso-width-relative:margin;mso-height-relative:margin;v-text-anchor:top" o:gfxdata="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">
+              <v:shape w14:anchorId="32537FC7" id="_x0000_s1029" type="#_x0000_t202" style="position:absolute;left:0;text-align:left;margin-left:146.2pt;margin-top:32.45pt;width:185.9pt;height:110.6pt;z-index:487618560;visibility:visible;mso-wrap-style:square;mso-width-percent:400;mso-height-percent:200;mso-wrap-distance-left:9pt;mso-wrap-distance-top:3.6pt;mso-wrap-distance-right:9pt;mso-wrap-distance-bottom:3.6pt;mso-position-horizontal:absolute;mso-position-horizontal-relative:text;mso-position-vertical:absolute;mso-position-vertical-relative:text;mso-width-percent:400;mso-height-percent:200;mso-width-relative:margin;mso-height-relative:margin;v-text-anchor:top" o:gfxdata="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">
                 <v:textbox style="mso-fit-shape-to-text:t">
                   <w:txbxContent>
                     <w:p/>
@@ -8175,7 +7991,7 @@
           </mc:Choice>
           <mc:Fallback>
             <w:pict>
-              <v:shape w14:anchorId="3563FFF1" id="_x0000_s1036" type="#_x0000_t202" style="position:absolute;margin-left:142.05pt;margin-top:6.55pt;width:185.9pt;height:72.85pt;z-index:487619584;visibility:visible;mso-wrap-style:square;mso-width-percent:400;mso-height-percent:0;mso-wrap-distance-left:9pt;mso-wrap-distance-top:3.6pt;mso-wrap-distance-right:9pt;mso-wrap-distance-bottom:3.6pt;mso-position-horizontal:absolute;mso-position-horizontal-relative:text;mso-position-vertical:absolute;mso-position-vertical-relative:text;mso-width-percent:400;mso-height-percent:0;mso-width-relative:margin;mso-height-relative:margin;v-text-anchor:top" o:gfxdata="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">
+              <v:shape w14:anchorId="3563FFF1" id="_x0000_s1030" type="#_x0000_t202" style="position:absolute;margin-left:142.05pt;margin-top:6.55pt;width:185.9pt;height:72.85pt;z-index:487619584;visibility:visible;mso-wrap-style:square;mso-width-percent:400;mso-height-percent:0;mso-wrap-distance-left:9pt;mso-wrap-distance-top:3.6pt;mso-wrap-distance-right:9pt;mso-wrap-distance-bottom:3.6pt;mso-position-horizontal:absolute;mso-position-horizontal-relative:text;mso-position-vertical:absolute;mso-position-vertical-relative:text;mso-width-percent:400;mso-height-percent:0;mso-width-relative:margin;mso-height-relative:margin;v-text-anchor:top" o:gfxdata="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">
                 <v:textbox>
                   <w:txbxContent>
                     <w:p/>
@@ -8334,7 +8150,7 @@
                     <pic:cNvPicPr/>
                   </pic:nvPicPr>
                   <pic:blipFill>
-                    <a:blip r:embed="rId16"/>
+                    <a:blip r:embed="rId22"/>
                     <a:stretch>
                       <a:fillRect/>
                     </a:stretch>
@@ -8575,7 +8391,7 @@
           </mc:Choice>
           <mc:Fallback>
             <w:pict>
-              <v:shape w14:anchorId="16DC1BF1" id="_x0000_s1037" type="#_x0000_t202" style="position:absolute;left:0;text-align:left;margin-left:148.6pt;margin-top:6.25pt;width:185.9pt;height:110.6pt;z-index:251677184;visibility:visible;mso-wrap-style:square;mso-width-percent:400;mso-height-percent:200;mso-wrap-distance-left:9pt;mso-wrap-distance-top:3.6pt;mso-wrap-distance-right:9pt;mso-wrap-distance-bottom:3.6pt;mso-position-horizontal:absolute;mso-position-horizontal-relative:text;mso-position-vertical:absolute;mso-position-vertical-relative:text;mso-width-percent:400;mso-height-percent:200;mso-width-relative:margin;mso-height-relative:margin;v-text-anchor:top" o:gfxdata="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">
+              <v:shape w14:anchorId="16DC1BF1" id="_x0000_s1031" type="#_x0000_t202" style="position:absolute;left:0;text-align:left;margin-left:148.6pt;margin-top:6.25pt;width:185.9pt;height:110.6pt;z-index:251677184;visibility:visible;mso-wrap-style:square;mso-width-percent:400;mso-height-percent:200;mso-wrap-distance-left:9pt;mso-wrap-distance-top:3.6pt;mso-wrap-distance-right:9pt;mso-wrap-distance-bottom:3.6pt;mso-position-horizontal:absolute;mso-position-horizontal-relative:text;mso-position-vertical:absolute;mso-position-vertical-relative:text;mso-width-percent:400;mso-height-percent:200;mso-width-relative:margin;mso-height-relative:margin;v-text-anchor:top" o:gfxdata="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">
                 <v:textbox style="mso-fit-shape-to-text:t">
                   <w:txbxContent>
                     <w:p/>
@@ -8737,7 +8553,7 @@
           </mc:Choice>
           <mc:Fallback>
             <w:pict>
-              <v:shape w14:anchorId="53987251" id="_x0000_s1038" type="#_x0000_t202" style="position:absolute;margin-left:153.65pt;margin-top:6.55pt;width:185.9pt;height:72.85pt;z-index:251678208;visibility:visible;mso-wrap-style:square;mso-width-percent:400;mso-height-percent:0;mso-wrap-distance-left:9pt;mso-wrap-distance-top:3.6pt;mso-wrap-distance-right:9pt;mso-wrap-distance-bottom:3.6pt;mso-position-horizontal:absolute;mso-position-horizontal-relative:text;mso-position-vertical:absolute;mso-position-vertical-relative:text;mso-width-percent:400;mso-height-percent:0;mso-width-relative:margin;mso-height-relative:margin;v-text-anchor:top" o:gfxdata="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">
+              <v:shape w14:anchorId="53987251" id="_x0000_s1032" type="#_x0000_t202" style="position:absolute;margin-left:153.65pt;margin-top:6.55pt;width:185.9pt;height:72.85pt;z-index:251678208;visibility:visible;mso-wrap-style:square;mso-width-percent:400;mso-height-percent:0;mso-wrap-distance-left:9pt;mso-wrap-distance-top:3.6pt;mso-wrap-distance-right:9pt;mso-wrap-distance-bottom:3.6pt;mso-position-horizontal:absolute;mso-position-horizontal-relative:text;mso-position-vertical:absolute;mso-position-vertical-relative:text;mso-width-percent:400;mso-height-percent:0;mso-width-relative:margin;mso-height-relative:margin;v-text-anchor:top" o:gfxdata="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">
                 <v:textbox>
                   <w:txbxContent>
                     <w:p/>
@@ -8845,7 +8661,7 @@
           </mc:Choice>
           <mc:Fallback>
             <w:pict>
-              <v:shape w14:anchorId="2BE7D418" id="Graphic 3" o:spid="_x0000_s1026" style="position:absolute;margin-left:1in;margin-top:21.65pt;width:447pt;height:.1pt;z-index:-15727616;visibility:visible;mso-wrap-style:square;mso-wrap-distance-left:0;mso-wrap-distance-top:0;mso-wrap-distance-right:0;mso-wrap-distance-bottom:0;mso-position-horizontal:absolute;mso-position-horizontal-relative:page;mso-position-vertical:absolute;mso-position-vertical-relative:text;v-text-anchor:top" coordsize="5676900,1270" o:gfxdata="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" path="m,l5676899,e" filled="f" strokeweight="2pt">
+              <v:shape w14:anchorId="0A443231" id="Graphic 3" o:spid="_x0000_s1026" style="position:absolute;margin-left:1in;margin-top:21.65pt;width:447pt;height:.1pt;z-index:-15727616;visibility:visible;mso-wrap-style:square;mso-wrap-distance-left:0;mso-wrap-distance-top:0;mso-wrap-distance-right:0;mso-wrap-distance-bottom:0;mso-position-horizontal:absolute;mso-position-horizontal-relative:page;mso-position-vertical:absolute;mso-position-vertical-relative:text;v-text-anchor:top" coordsize="5676900,1270" o:gfxdata="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" path="m,l5676899,e" filled="f" strokeweight="2pt">
                 <v:path arrowok="t"/>
                 <w10:wrap type="topAndBottom" anchorx="page"/>
               </v:shape>
@@ -14001,7 +13817,6 @@
   <w:style w:type="character" w:default="1" w:styleId="DefaultParagraphFont">
     <w:name w:val="Default Paragraph Font"/>
     <w:uiPriority w:val="1"/>
-    <w:semiHidden/>
     <w:unhideWhenUsed/>
   </w:style>
   <w:style w:type="table" w:default="1" w:styleId="TableNormal">

--- a/Tutorial 6/ST2 Week 6 Tutorial and Computer Lab.docx
+++ b/Tutorial 6/ST2 Week 6 Tutorial and Computer Lab.docx
@@ -5275,7 +5275,15 @@
         <w:t xml:space="preserve"> </w:t>
       </w:r>
       <w:r>
-        <w:t xml:space="preserve">for testing the stack, queue and priority queue datastructure code  and double linked list code and comparing their performance for </w:t>
+        <w:t xml:space="preserve">for testing the stack, queue and priority queue datastructure </w:t>
+      </w:r>
+      <w:proofErr w:type="gramStart"/>
+      <w:r>
+        <w:t>code  and</w:t>
+      </w:r>
+      <w:proofErr w:type="gramEnd"/>
+      <w:r>
+        <w:t xml:space="preserve"> double linked list code and comparing their performance for </w:t>
       </w:r>
       <w:r>
         <w:rPr>
@@ -6027,7 +6035,15 @@
         <w:t xml:space="preserve"> a </w:t>
       </w:r>
       <w:r>
-        <w:t xml:space="preserve">list of integers (10,20,30, 40.50), and </w:t>
+        <w:t>list of integers (10,20,30, 40.50</w:t>
+      </w:r>
+      <w:proofErr w:type="gramStart"/>
+      <w:r>
+        <w:t>), and</w:t>
+      </w:r>
+      <w:proofErr w:type="gramEnd"/>
+      <w:r>
+        <w:t xml:space="preserve"> </w:t>
       </w:r>
       <w:r>
         <w:t xml:space="preserve">report the results </w:t>
@@ -6694,7 +6710,11 @@
         <w:t>Insert</w:t>
       </w:r>
       <w:r>
-        <w:t xml:space="preserve"> button inserts the value into the specified index in the </w:t>
+        <w:t xml:space="preserve"> button inserts the value into the specified index in </w:t>
+      </w:r>
+      <w:proofErr w:type="gramStart"/>
+      <w:r>
+        <w:t xml:space="preserve">the </w:t>
       </w:r>
       <w:r>
         <w:t xml:space="preserve"> </w:t>
@@ -6704,6 +6724,7 @@
         <w:t>sll</w:t>
       </w:r>
       <w:proofErr w:type="spellEnd"/>
+      <w:proofErr w:type="gramEnd"/>
       <w:r>
         <w:t xml:space="preserve"> </w:t>
       </w:r>
@@ -7123,7 +7144,11 @@
         <w:t>Push</w:t>
       </w:r>
       <w:r>
-        <w:t xml:space="preserve"> button inserts the value in the </w:t>
+        <w:t xml:space="preserve"> button inserts the value in </w:t>
+      </w:r>
+      <w:proofErr w:type="gramStart"/>
+      <w:r>
+        <w:t xml:space="preserve">the </w:t>
       </w:r>
       <w:r>
         <w:t xml:space="preserve"> </w:t>
@@ -7131,6 +7156,7 @@
       <w:r>
         <w:t>stack</w:t>
       </w:r>
+      <w:proofErr w:type="gramEnd"/>
       <w:r>
         <w:t xml:space="preserve"> </w:t>
       </w:r>
@@ -7453,27 +7479,50 @@
           <w:color w:val="0070C0"/>
         </w:rPr>
         <w:lastRenderedPageBreak/>
-        <w:t>Modify the visualiser code</w:t>
-      </w:r>
-      <w:r>
-        <w:rPr>
-          <w:color w:val="0070C0"/>
-        </w:rPr>
-        <w:t xml:space="preserve"> </w:t>
-      </w:r>
-      <w:r>
-        <w:t xml:space="preserve">for this task to allow visualisation of </w:t>
-      </w:r>
+        <w:t xml:space="preserve">Modify the </w:t>
+      </w:r>
+      <w:proofErr w:type="spellStart"/>
       <w:r>
         <w:rPr>
           <w:b/>
           <w:bCs/>
           <w:color w:val="0070C0"/>
         </w:rPr>
+        <w:t>visualiser</w:t>
+      </w:r>
+      <w:proofErr w:type="spellEnd"/>
+      <w:r>
+        <w:rPr>
+          <w:b/>
+          <w:bCs/>
+          <w:color w:val="0070C0"/>
+        </w:rPr>
+        <w:t xml:space="preserve"> code</w:t>
+      </w:r>
+      <w:r>
+        <w:rPr>
+          <w:color w:val="0070C0"/>
+        </w:rPr>
+        <w:t xml:space="preserve"> </w:t>
+      </w:r>
+      <w:r>
+        <w:t xml:space="preserve">for this task to allow visualisation of </w:t>
+      </w:r>
+      <w:proofErr w:type="gramStart"/>
+      <w:r>
+        <w:rPr>
+          <w:b/>
+          <w:bCs/>
+          <w:color w:val="0070C0"/>
+        </w:rPr>
         <w:t xml:space="preserve">queue </w:t>
       </w:r>
       <w:r>
-        <w:t xml:space="preserve">. You can use the relevant classes from </w:t>
+        <w:t>.</w:t>
+      </w:r>
+      <w:proofErr w:type="gramEnd"/>
+      <w:r>
+        <w:t xml:space="preserve"> You can use the relevant classes from </w:t>
       </w:r>
       <w:r>
         <w:rPr>
@@ -7514,7 +7563,81 @@
       <w:pPr>
         <w:pStyle w:val="BodyText"/>
         <w:spacing w:before="121" w:line="278" w:lineRule="auto"/>
-        <w:ind w:left="1440"/>
+        <w:rPr>
+          <w:rFonts w:eastAsiaTheme="minorEastAsia"/>
+          <w:lang w:eastAsia="ko-KR"/>
+        </w:rPr>
+      </w:pPr>
+      <w:r>
+        <w:rPr>
+          <w:rFonts w:eastAsiaTheme="minorEastAsia"/>
+          <w:lang w:eastAsia="ko-KR"/>
+        </w:rPr>
+        <w:drawing>
+          <wp:anchor distT="0" distB="0" distL="114300" distR="114300" simplePos="0" relativeHeight="487635968" behindDoc="0" locked="0" layoutInCell="1" allowOverlap="1" wp14:anchorId="5106FDB4" wp14:editId="1C9DE4B3">
+            <wp:simplePos x="0" y="0"/>
+            <wp:positionH relativeFrom="page">
+              <wp:align>center</wp:align>
+            </wp:positionH>
+            <wp:positionV relativeFrom="paragraph">
+              <wp:posOffset>84322</wp:posOffset>
+            </wp:positionV>
+            <wp:extent cx="1125855" cy="2558415"/>
+            <wp:effectExtent l="0" t="0" r="0" b="0"/>
+            <wp:wrapSquare wrapText="bothSides"/>
+            <wp:docPr id="590181446" name="Picture 1" descr="A blank interface of a Queue Visualizer with buttons to push or pop values.&#10;&#10;AI-generated content may be incorrect."/>
+            <wp:cNvGraphicFramePr>
+              <a:graphicFrameLocks xmlns:a="http://schemas.openxmlformats.org/drawingml/2006/main" noChangeAspect="1"/>
+            </wp:cNvGraphicFramePr>
+            <a:graphic xmlns:a="http://schemas.openxmlformats.org/drawingml/2006/main">
+              <a:graphicData uri="http://schemas.openxmlformats.org/drawingml/2006/picture">
+                <pic:pic xmlns:pic="http://schemas.openxmlformats.org/drawingml/2006/picture">
+                  <pic:nvPicPr>
+                    <pic:cNvPr id="590181446" name="Picture 1" descr="A blank interface of a Queue Visualizer with buttons to push or pop values.&#10;&#10;AI-generated content may be incorrect."/>
+                    <pic:cNvPicPr/>
+                  </pic:nvPicPr>
+                  <pic:blipFill>
+                    <a:blip r:embed="rId22" cstate="print">
+                      <a:extLst>
+                        <a:ext uri="{28A0092B-C50C-407E-A947-70E740481C1C}">
+                          <a14:useLocalDpi xmlns:a14="http://schemas.microsoft.com/office/drawing/2010/main" val="0"/>
+                        </a:ext>
+                      </a:extLst>
+                    </a:blip>
+                    <a:stretch>
+                      <a:fillRect/>
+                    </a:stretch>
+                  </pic:blipFill>
+                  <pic:spPr>
+                    <a:xfrm flipH="1">
+                      <a:off x="0" y="0"/>
+                      <a:ext cx="1125855" cy="2558415"/>
+                    </a:xfrm>
+                    <a:prstGeom prst="rect">
+                      <a:avLst/>
+                    </a:prstGeom>
+                  </pic:spPr>
+                </pic:pic>
+              </a:graphicData>
+            </a:graphic>
+            <wp14:sizeRelH relativeFrom="margin">
+              <wp14:pctWidth>0</wp14:pctWidth>
+            </wp14:sizeRelH>
+            <wp14:sizeRelV relativeFrom="margin">
+              <wp14:pctHeight>0</wp14:pctHeight>
+            </wp14:sizeRelV>
+          </wp:anchor>
+        </w:drawing>
+      </w:r>
+    </w:p>
+    <w:p>
+      <w:pPr>
+        <w:pStyle w:val="BodyText"/>
+        <w:spacing w:before="121" w:line="278" w:lineRule="auto"/>
+        <w:rPr>
+          <w:rFonts w:eastAsiaTheme="minorEastAsia" w:hint="eastAsia"/>
+          <w:lang w:eastAsia="ko-KR"/>
+        </w:rPr>
       </w:pPr>
     </w:p>
     <w:p>
@@ -7522,94 +7645,17 @@
         <w:pStyle w:val="BodyText"/>
         <w:spacing w:before="121" w:line="278" w:lineRule="auto"/>
         <w:ind w:left="1440"/>
-      </w:pPr>
-      <w:r>
-        <w:rPr>
-          <w:noProof/>
-        </w:rPr>
-        <mc:AlternateContent>
-          <mc:Choice Requires="wps">
-            <w:drawing>
-              <wp:anchor distT="45720" distB="45720" distL="114300" distR="114300" simplePos="0" relativeHeight="487621632" behindDoc="0" locked="0" layoutInCell="1" allowOverlap="1" wp14:anchorId="07AB3713" wp14:editId="4E6C7864">
-                <wp:simplePos x="0" y="0"/>
-                <wp:positionH relativeFrom="column">
-                  <wp:posOffset>1418324</wp:posOffset>
-                </wp:positionH>
-                <wp:positionV relativeFrom="paragraph">
-                  <wp:posOffset>-204839</wp:posOffset>
-                </wp:positionV>
-                <wp:extent cx="2360930" cy="1404620"/>
-                <wp:effectExtent l="0" t="0" r="22860" b="11430"/>
-                <wp:wrapSquare wrapText="bothSides"/>
-                <wp:docPr id="455029024" name="Text Box 2"/>
-                <wp:cNvGraphicFramePr>
-                  <a:graphicFrameLocks xmlns:a="http://schemas.openxmlformats.org/drawingml/2006/main"/>
-                </wp:cNvGraphicFramePr>
-                <a:graphic xmlns:a="http://schemas.openxmlformats.org/drawingml/2006/main">
-                  <a:graphicData uri="http://schemas.microsoft.com/office/word/2010/wordprocessingShape">
-                    <wps:wsp>
-                      <wps:cNvSpPr txBox="1">
-                        <a:spLocks noChangeArrowheads="1"/>
-                      </wps:cNvSpPr>
-                      <wps:spPr bwMode="auto">
-                        <a:xfrm>
-                          <a:off x="0" y="0"/>
-                          <a:ext cx="2360930" cy="1404620"/>
-                        </a:xfrm>
-                        <a:prstGeom prst="rect">
-                          <a:avLst/>
-                        </a:prstGeom>
-                        <a:solidFill>
-                          <a:srgbClr val="FFFFFF"/>
-                        </a:solidFill>
-                        <a:ln w="9525">
-                          <a:solidFill>
-                            <a:srgbClr val="000000"/>
-                          </a:solidFill>
-                          <a:miter lim="800000"/>
-                          <a:headEnd/>
-                          <a:tailEnd/>
-                        </a:ln>
-                      </wps:spPr>
-                      <wps:txbx>
-                        <w:txbxContent>
-                          <w:p/>
-                          <w:p/>
-                          <w:p/>
-                          <w:p/>
-                        </w:txbxContent>
-                      </wps:txbx>
-                      <wps:bodyPr rot="0" vert="horz" wrap="square" lIns="91440" tIns="45720" rIns="91440" bIns="45720" anchor="t" anchorCtr="0">
-                        <a:spAutoFit/>
-                      </wps:bodyPr>
-                    </wps:wsp>
-                  </a:graphicData>
-                </a:graphic>
-                <wp14:sizeRelH relativeFrom="margin">
-                  <wp14:pctWidth>40000</wp14:pctWidth>
-                </wp14:sizeRelH>
-                <wp14:sizeRelV relativeFrom="margin">
-                  <wp14:pctHeight>20000</wp14:pctHeight>
-                </wp14:sizeRelV>
-              </wp:anchor>
-            </w:drawing>
-          </mc:Choice>
-          <mc:Fallback>
-            <w:pict>
-              <v:shape w14:anchorId="07AB3713" id="_x0000_s1028" type="#_x0000_t202" style="position:absolute;left:0;text-align:left;margin-left:111.7pt;margin-top:-16.15pt;width:185.9pt;height:110.6pt;z-index:487621632;visibility:visible;mso-wrap-style:square;mso-width-percent:400;mso-height-percent:200;mso-wrap-distance-left:9pt;mso-wrap-distance-top:3.6pt;mso-wrap-distance-right:9pt;mso-wrap-distance-bottom:3.6pt;mso-position-horizontal:absolute;mso-position-horizontal-relative:text;mso-position-vertical:absolute;mso-position-vertical-relative:text;mso-width-percent:400;mso-height-percent:200;mso-width-relative:margin;mso-height-relative:margin;v-text-anchor:top" o:gfxdata="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">
-                <v:textbox style="mso-fit-shape-to-text:t">
-                  <w:txbxContent>
-                    <w:p/>
-                    <w:p/>
-                    <w:p/>
-                    <w:p/>
-                  </w:txbxContent>
-                </v:textbox>
-                <w10:wrap type="square"/>
-              </v:shape>
-            </w:pict>
-          </mc:Fallback>
-        </mc:AlternateContent>
+        <w:rPr>
+          <w:rFonts w:eastAsiaTheme="minorEastAsia"/>
+          <w:lang w:eastAsia="ko-KR"/>
+        </w:rPr>
+      </w:pPr>
+      <w:r>
+        <w:rPr>
+          <w:rFonts w:eastAsiaTheme="minorEastAsia"/>
+          <w:lang w:eastAsia="ko-KR"/>
+        </w:rPr>
+        <w:br/>
       </w:r>
     </w:p>
     <w:p>
@@ -7617,6 +7663,65 @@
         <w:pStyle w:val="BodyText"/>
         <w:spacing w:before="121" w:line="278" w:lineRule="auto"/>
         <w:ind w:left="1440"/>
+        <w:rPr>
+          <w:rFonts w:eastAsiaTheme="minorEastAsia"/>
+          <w:lang w:eastAsia="ko-KR"/>
+        </w:rPr>
+      </w:pPr>
+    </w:p>
+    <w:p>
+      <w:pPr>
+        <w:pStyle w:val="BodyText"/>
+        <w:spacing w:before="121" w:line="278" w:lineRule="auto"/>
+        <w:ind w:left="1440"/>
+        <w:rPr>
+          <w:rFonts w:eastAsiaTheme="minorEastAsia"/>
+          <w:lang w:eastAsia="ko-KR"/>
+        </w:rPr>
+      </w:pPr>
+    </w:p>
+    <w:p>
+      <w:pPr>
+        <w:pStyle w:val="BodyText"/>
+        <w:spacing w:before="121" w:line="278" w:lineRule="auto"/>
+        <w:ind w:left="1440"/>
+        <w:rPr>
+          <w:rFonts w:eastAsiaTheme="minorEastAsia"/>
+          <w:lang w:eastAsia="ko-KR"/>
+        </w:rPr>
+      </w:pPr>
+    </w:p>
+    <w:p>
+      <w:pPr>
+        <w:pStyle w:val="BodyText"/>
+        <w:spacing w:before="121" w:line="278" w:lineRule="auto"/>
+        <w:ind w:left="1440"/>
+        <w:rPr>
+          <w:rFonts w:eastAsiaTheme="minorEastAsia"/>
+          <w:lang w:eastAsia="ko-KR"/>
+        </w:rPr>
+      </w:pPr>
+    </w:p>
+    <w:p>
+      <w:pPr>
+        <w:pStyle w:val="BodyText"/>
+        <w:spacing w:before="121" w:line="278" w:lineRule="auto"/>
+        <w:ind w:left="1440"/>
+        <w:rPr>
+          <w:rFonts w:eastAsiaTheme="minorEastAsia"/>
+          <w:lang w:eastAsia="ko-KR"/>
+        </w:rPr>
+      </w:pPr>
+    </w:p>
+    <w:p>
+      <w:pPr>
+        <w:pStyle w:val="BodyText"/>
+        <w:spacing w:before="121" w:line="278" w:lineRule="auto"/>
+        <w:ind w:left="1440"/>
+        <w:rPr>
+          <w:rFonts w:eastAsiaTheme="minorEastAsia" w:hint="eastAsia"/>
+          <w:lang w:eastAsia="ko-KR"/>
+        </w:rPr>
       </w:pPr>
     </w:p>
     <w:p>
@@ -7691,13 +7796,21 @@
         <w:t>ow t</w:t>
       </w:r>
       <w:r>
-        <w:t>he results (screenshots)</w:t>
-      </w:r>
-      <w:r>
-        <w:t xml:space="preserve"> </w:t>
-      </w:r>
-      <w:r>
-        <w:t xml:space="preserve"> for </w:t>
+        <w:t>he results (</w:t>
+      </w:r>
+      <w:proofErr w:type="gramStart"/>
+      <w:r>
+        <w:t>screenshots)</w:t>
+      </w:r>
+      <w:r>
+        <w:t xml:space="preserve"> </w:t>
+      </w:r>
+      <w:r>
+        <w:t xml:space="preserve"> for</w:t>
+      </w:r>
+      <w:proofErr w:type="gramEnd"/>
+      <w:r>
+        <w:t xml:space="preserve"> </w:t>
       </w:r>
       <w:r>
         <w:rPr>
@@ -7727,8 +7840,13 @@
         <w:t xml:space="preserve">operations </w:t>
       </w:r>
       <w:r>
-        <w:t>(same test data - list of integers (10,20,30, 40.50) )</w:t>
-      </w:r>
+        <w:t>(same test data - list of integers (10,20,30, 40.50</w:t>
+      </w:r>
+      <w:proofErr w:type="gramStart"/>
+      <w:r>
+        <w:t>) )</w:t>
+      </w:r>
+      <w:proofErr w:type="gramEnd"/>
     </w:p>
     <w:p>
       <w:pPr>
@@ -7740,94 +7858,6 @@
         <w:spacing w:before="121" w:line="278" w:lineRule="auto"/>
       </w:pPr>
       <w:r>
-        <w:rPr>
-          <w:noProof/>
-        </w:rPr>
-        <mc:AlternateContent>
-          <mc:Choice Requires="wps">
-            <w:drawing>
-              <wp:anchor distT="45720" distB="45720" distL="114300" distR="114300" simplePos="0" relativeHeight="487618560" behindDoc="0" locked="0" layoutInCell="1" allowOverlap="1" wp14:anchorId="32537FC7" wp14:editId="4859BAE7">
-                <wp:simplePos x="0" y="0"/>
-                <wp:positionH relativeFrom="column">
-                  <wp:posOffset>1856740</wp:posOffset>
-                </wp:positionH>
-                <wp:positionV relativeFrom="paragraph">
-                  <wp:posOffset>412115</wp:posOffset>
-                </wp:positionV>
-                <wp:extent cx="2360930" cy="1404620"/>
-                <wp:effectExtent l="0" t="0" r="22860" b="11430"/>
-                <wp:wrapSquare wrapText="bothSides"/>
-                <wp:docPr id="64531401" name="Text Box 2"/>
-                <wp:cNvGraphicFramePr>
-                  <a:graphicFrameLocks xmlns:a="http://schemas.openxmlformats.org/drawingml/2006/main"/>
-                </wp:cNvGraphicFramePr>
-                <a:graphic xmlns:a="http://schemas.openxmlformats.org/drawingml/2006/main">
-                  <a:graphicData uri="http://schemas.microsoft.com/office/word/2010/wordprocessingShape">
-                    <wps:wsp>
-                      <wps:cNvSpPr txBox="1">
-                        <a:spLocks noChangeArrowheads="1"/>
-                      </wps:cNvSpPr>
-                      <wps:spPr bwMode="auto">
-                        <a:xfrm>
-                          <a:off x="0" y="0"/>
-                          <a:ext cx="2360930" cy="1404620"/>
-                        </a:xfrm>
-                        <a:prstGeom prst="rect">
-                          <a:avLst/>
-                        </a:prstGeom>
-                        <a:solidFill>
-                          <a:srgbClr val="FFFFFF"/>
-                        </a:solidFill>
-                        <a:ln w="9525">
-                          <a:solidFill>
-                            <a:srgbClr val="000000"/>
-                          </a:solidFill>
-                          <a:miter lim="800000"/>
-                          <a:headEnd/>
-                          <a:tailEnd/>
-                        </a:ln>
-                      </wps:spPr>
-                      <wps:txbx>
-                        <w:txbxContent>
-                          <w:p/>
-                          <w:p/>
-                          <w:p/>
-                          <w:p/>
-                        </w:txbxContent>
-                      </wps:txbx>
-                      <wps:bodyPr rot="0" vert="horz" wrap="square" lIns="91440" tIns="45720" rIns="91440" bIns="45720" anchor="t" anchorCtr="0">
-                        <a:spAutoFit/>
-                      </wps:bodyPr>
-                    </wps:wsp>
-                  </a:graphicData>
-                </a:graphic>
-                <wp14:sizeRelH relativeFrom="margin">
-                  <wp14:pctWidth>40000</wp14:pctWidth>
-                </wp14:sizeRelH>
-                <wp14:sizeRelV relativeFrom="margin">
-                  <wp14:pctHeight>20000</wp14:pctHeight>
-                </wp14:sizeRelV>
-              </wp:anchor>
-            </w:drawing>
-          </mc:Choice>
-          <mc:Fallback>
-            <w:pict>
-              <v:shape w14:anchorId="32537FC7" id="_x0000_s1029" type="#_x0000_t202" style="position:absolute;left:0;text-align:left;margin-left:146.2pt;margin-top:32.45pt;width:185.9pt;height:110.6pt;z-index:487618560;visibility:visible;mso-wrap-style:square;mso-width-percent:400;mso-height-percent:200;mso-wrap-distance-left:9pt;mso-wrap-distance-top:3.6pt;mso-wrap-distance-right:9pt;mso-wrap-distance-bottom:3.6pt;mso-position-horizontal:absolute;mso-position-horizontal-relative:text;mso-position-vertical:absolute;mso-position-vertical-relative:text;mso-width-percent:400;mso-height-percent:200;mso-width-relative:margin;mso-height-relative:margin;v-text-anchor:top" o:gfxdata="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">
-                <v:textbox style="mso-fit-shape-to-text:t">
-                  <w:txbxContent>
-                    <w:p/>
-                    <w:p/>
-                    <w:p/>
-                    <w:p/>
-                  </w:txbxContent>
-                </v:textbox>
-                <w10:wrap type="square"/>
-              </v:shape>
-            </w:pict>
-          </mc:Fallback>
-        </mc:AlternateContent>
-      </w:r>
-      <w:r>
         <w:t xml:space="preserve">Test results when the </w:t>
       </w:r>
       <w:r>
@@ -7854,6 +7884,63 @@
         <w:spacing w:before="121" w:line="278" w:lineRule="auto"/>
         <w:ind w:left="1440"/>
       </w:pPr>
+      <w:r>
+        <w:drawing>
+          <wp:anchor distT="0" distB="0" distL="114300" distR="114300" simplePos="0" relativeHeight="487636992" behindDoc="0" locked="0" layoutInCell="1" allowOverlap="1" wp14:anchorId="21B26D5C" wp14:editId="3B829BC0">
+            <wp:simplePos x="0" y="0"/>
+            <wp:positionH relativeFrom="column">
+              <wp:posOffset>2485835</wp:posOffset>
+            </wp:positionH>
+            <wp:positionV relativeFrom="paragraph">
+              <wp:posOffset>138591</wp:posOffset>
+            </wp:positionV>
+            <wp:extent cx="1125855" cy="2592705"/>
+            <wp:effectExtent l="0" t="0" r="0" b="0"/>
+            <wp:wrapSquare wrapText="bothSides"/>
+            <wp:docPr id="90086851" name="Picture 1" descr="The Queue Visualizer displays a queue with numbers 10 to 50 in descending order, showing a pushed value of 50 at the top.&#10;&#10;AI-generated content may be incorrect."/>
+            <wp:cNvGraphicFramePr>
+              <a:graphicFrameLocks xmlns:a="http://schemas.openxmlformats.org/drawingml/2006/main" noChangeAspect="1"/>
+            </wp:cNvGraphicFramePr>
+            <a:graphic xmlns:a="http://schemas.openxmlformats.org/drawingml/2006/main">
+              <a:graphicData uri="http://schemas.openxmlformats.org/drawingml/2006/picture">
+                <pic:pic xmlns:pic="http://schemas.openxmlformats.org/drawingml/2006/picture">
+                  <pic:nvPicPr>
+                    <pic:cNvPr id="90086851" name="Picture 1" descr="The Queue Visualizer displays a queue with numbers 10 to 50 in descending order, showing a pushed value of 50 at the top.&#10;&#10;AI-generated content may be incorrect."/>
+                    <pic:cNvPicPr/>
+                  </pic:nvPicPr>
+                  <pic:blipFill>
+                    <a:blip r:embed="rId23" cstate="print">
+                      <a:extLst>
+                        <a:ext uri="{28A0092B-C50C-407E-A947-70E740481C1C}">
+                          <a14:useLocalDpi xmlns:a14="http://schemas.microsoft.com/office/drawing/2010/main" val="0"/>
+                        </a:ext>
+                      </a:extLst>
+                    </a:blip>
+                    <a:stretch>
+                      <a:fillRect/>
+                    </a:stretch>
+                  </pic:blipFill>
+                  <pic:spPr>
+                    <a:xfrm>
+                      <a:off x="0" y="0"/>
+                      <a:ext cx="1125855" cy="2592705"/>
+                    </a:xfrm>
+                    <a:prstGeom prst="rect">
+                      <a:avLst/>
+                    </a:prstGeom>
+                  </pic:spPr>
+                </pic:pic>
+              </a:graphicData>
+            </a:graphic>
+            <wp14:sizeRelH relativeFrom="margin">
+              <wp14:pctWidth>0</wp14:pctWidth>
+            </wp14:sizeRelH>
+            <wp14:sizeRelV relativeFrom="margin">
+              <wp14:pctHeight>0</wp14:pctHeight>
+            </wp14:sizeRelV>
+          </wp:anchor>
+        </w:drawing>
+      </w:r>
     </w:p>
     <w:p>
       <w:pPr>
@@ -7866,6 +7953,80 @@
       <w:pPr>
         <w:pStyle w:val="BodyText"/>
         <w:spacing w:before="121" w:line="278" w:lineRule="auto"/>
+        <w:rPr>
+          <w:rFonts w:eastAsiaTheme="minorEastAsia"/>
+          <w:lang w:eastAsia="ko-KR"/>
+        </w:rPr>
+      </w:pPr>
+    </w:p>
+    <w:p>
+      <w:pPr>
+        <w:pStyle w:val="BodyText"/>
+        <w:spacing w:before="121" w:line="278" w:lineRule="auto"/>
+        <w:rPr>
+          <w:rFonts w:eastAsiaTheme="minorEastAsia"/>
+          <w:lang w:eastAsia="ko-KR"/>
+        </w:rPr>
+      </w:pPr>
+    </w:p>
+    <w:p>
+      <w:pPr>
+        <w:pStyle w:val="BodyText"/>
+        <w:spacing w:before="121" w:line="278" w:lineRule="auto"/>
+        <w:rPr>
+          <w:rFonts w:eastAsiaTheme="minorEastAsia"/>
+          <w:lang w:eastAsia="ko-KR"/>
+        </w:rPr>
+      </w:pPr>
+    </w:p>
+    <w:p>
+      <w:pPr>
+        <w:pStyle w:val="BodyText"/>
+        <w:spacing w:before="121" w:line="278" w:lineRule="auto"/>
+        <w:rPr>
+          <w:rFonts w:eastAsiaTheme="minorEastAsia"/>
+          <w:lang w:eastAsia="ko-KR"/>
+        </w:rPr>
+      </w:pPr>
+    </w:p>
+    <w:p>
+      <w:pPr>
+        <w:pStyle w:val="BodyText"/>
+        <w:spacing w:before="121" w:line="278" w:lineRule="auto"/>
+        <w:rPr>
+          <w:rFonts w:eastAsiaTheme="minorEastAsia"/>
+          <w:lang w:eastAsia="ko-KR"/>
+        </w:rPr>
+      </w:pPr>
+    </w:p>
+    <w:p>
+      <w:pPr>
+        <w:pStyle w:val="BodyText"/>
+        <w:spacing w:before="121" w:line="278" w:lineRule="auto"/>
+        <w:rPr>
+          <w:rFonts w:eastAsiaTheme="minorEastAsia"/>
+          <w:lang w:eastAsia="ko-KR"/>
+        </w:rPr>
+      </w:pPr>
+    </w:p>
+    <w:p>
+      <w:pPr>
+        <w:pStyle w:val="BodyText"/>
+        <w:spacing w:before="121" w:line="278" w:lineRule="auto"/>
+        <w:rPr>
+          <w:rFonts w:eastAsiaTheme="minorEastAsia"/>
+          <w:lang w:eastAsia="ko-KR"/>
+        </w:rPr>
+      </w:pPr>
+    </w:p>
+    <w:p>
+      <w:pPr>
+        <w:pStyle w:val="BodyText"/>
+        <w:spacing w:before="121" w:line="278" w:lineRule="auto"/>
+        <w:rPr>
+          <w:rFonts w:eastAsiaTheme="minorEastAsia" w:hint="eastAsia"/>
+          <w:lang w:eastAsia="ko-KR"/>
+        </w:rPr>
       </w:pPr>
     </w:p>
     <w:p>
@@ -7917,106 +8078,204 @@
       <w:pPr>
         <w:pStyle w:val="BodyText"/>
         <w:spacing w:before="121" w:line="278" w:lineRule="auto"/>
-      </w:pPr>
-      <w:r>
-        <w:rPr>
-          <w:noProof/>
-        </w:rPr>
-        <mc:AlternateContent>
-          <mc:Choice Requires="wps">
-            <w:drawing>
-              <wp:anchor distT="45720" distB="45720" distL="114300" distR="114300" simplePos="0" relativeHeight="487619584" behindDoc="0" locked="0" layoutInCell="1" allowOverlap="1" wp14:anchorId="3563FFF1" wp14:editId="585E9A17">
-                <wp:simplePos x="0" y="0"/>
-                <wp:positionH relativeFrom="column">
-                  <wp:posOffset>1804035</wp:posOffset>
-                </wp:positionH>
-                <wp:positionV relativeFrom="paragraph">
-                  <wp:posOffset>83185</wp:posOffset>
-                </wp:positionV>
-                <wp:extent cx="2360930" cy="925195"/>
-                <wp:effectExtent l="0" t="0" r="18415" b="27305"/>
-                <wp:wrapSquare wrapText="bothSides"/>
-                <wp:docPr id="295295969" name="Text Box 2"/>
-                <wp:cNvGraphicFramePr>
-                  <a:graphicFrameLocks xmlns:a="http://schemas.openxmlformats.org/drawingml/2006/main"/>
-                </wp:cNvGraphicFramePr>
-                <a:graphic xmlns:a="http://schemas.openxmlformats.org/drawingml/2006/main">
-                  <a:graphicData uri="http://schemas.microsoft.com/office/word/2010/wordprocessingShape">
-                    <wps:wsp>
-                      <wps:cNvSpPr txBox="1">
-                        <a:spLocks noChangeArrowheads="1"/>
-                      </wps:cNvSpPr>
-                      <wps:spPr bwMode="auto">
-                        <a:xfrm>
-                          <a:off x="0" y="0"/>
-                          <a:ext cx="2360930" cy="925195"/>
-                        </a:xfrm>
-                        <a:prstGeom prst="rect">
-                          <a:avLst/>
-                        </a:prstGeom>
-                        <a:solidFill>
-                          <a:srgbClr val="FFFFFF"/>
-                        </a:solidFill>
-                        <a:ln w="9525">
-                          <a:solidFill>
-                            <a:srgbClr val="000000"/>
-                          </a:solidFill>
-                          <a:miter lim="800000"/>
-                          <a:headEnd/>
-                          <a:tailEnd/>
-                        </a:ln>
-                      </wps:spPr>
-                      <wps:txbx>
-                        <w:txbxContent>
-                          <w:p/>
-                          <w:p/>
-                          <w:p/>
-                          <w:p/>
-                        </w:txbxContent>
-                      </wps:txbx>
-                      <wps:bodyPr rot="0" vert="horz" wrap="square" lIns="91440" tIns="45720" rIns="91440" bIns="45720" anchor="t" anchorCtr="0">
-                        <a:noAutofit/>
-                      </wps:bodyPr>
-                    </wps:wsp>
-                  </a:graphicData>
-                </a:graphic>
-                <wp14:sizeRelH relativeFrom="margin">
-                  <wp14:pctWidth>40000</wp14:pctWidth>
-                </wp14:sizeRelH>
-                <wp14:sizeRelV relativeFrom="margin">
-                  <wp14:pctHeight>0</wp14:pctHeight>
-                </wp14:sizeRelV>
-              </wp:anchor>
-            </w:drawing>
-          </mc:Choice>
-          <mc:Fallback>
-            <w:pict>
-              <v:shape w14:anchorId="3563FFF1" id="_x0000_s1030" type="#_x0000_t202" style="position:absolute;margin-left:142.05pt;margin-top:6.55pt;width:185.9pt;height:72.85pt;z-index:487619584;visibility:visible;mso-wrap-style:square;mso-width-percent:400;mso-height-percent:0;mso-wrap-distance-left:9pt;mso-wrap-distance-top:3.6pt;mso-wrap-distance-right:9pt;mso-wrap-distance-bottom:3.6pt;mso-position-horizontal:absolute;mso-position-horizontal-relative:text;mso-position-vertical:absolute;mso-position-vertical-relative:text;mso-width-percent:400;mso-height-percent:0;mso-width-relative:margin;mso-height-relative:margin;v-text-anchor:top" o:gfxdata="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">
-                <v:textbox>
-                  <w:txbxContent>
-                    <w:p/>
-                    <w:p/>
-                    <w:p/>
-                    <w:p/>
-                  </w:txbxContent>
-                </v:textbox>
-                <w10:wrap type="square"/>
-              </v:shape>
-            </w:pict>
-          </mc:Fallback>
-        </mc:AlternateContent>
-      </w:r>
+        <w:rPr>
+          <w:rFonts w:eastAsiaTheme="minorEastAsia"/>
+          <w:lang w:eastAsia="ko-KR"/>
+        </w:rPr>
+      </w:pPr>
     </w:p>
     <w:p>
       <w:pPr>
         <w:pStyle w:val="BodyText"/>
         <w:spacing w:before="121" w:line="278" w:lineRule="auto"/>
+        <w:rPr>
+          <w:rFonts w:eastAsiaTheme="minorEastAsia" w:hint="eastAsia"/>
+          <w:lang w:eastAsia="ko-KR"/>
+        </w:rPr>
       </w:pPr>
     </w:p>
     <w:p>
       <w:pPr>
         <w:pStyle w:val="BodyText"/>
         <w:spacing w:before="121" w:line="278" w:lineRule="auto"/>
+      </w:pPr>
+    </w:p>
+    <w:p>
+      <w:pPr>
+        <w:pStyle w:val="BodyText"/>
+        <w:spacing w:before="121" w:line="278" w:lineRule="auto"/>
+        <w:rPr>
+          <w:rFonts w:eastAsiaTheme="minorEastAsia"/>
+          <w:lang w:eastAsia="ko-KR"/>
+        </w:rPr>
+      </w:pPr>
+      <w:r>
+        <w:lastRenderedPageBreak/>
+        <w:drawing>
+          <wp:anchor distT="0" distB="0" distL="114300" distR="114300" simplePos="0" relativeHeight="487638016" behindDoc="0" locked="0" layoutInCell="1" allowOverlap="1" wp14:anchorId="067AC76C" wp14:editId="091D1385">
+            <wp:simplePos x="0" y="0"/>
+            <wp:positionH relativeFrom="page">
+              <wp:align>center</wp:align>
+            </wp:positionH>
+            <wp:positionV relativeFrom="paragraph">
+              <wp:posOffset>133</wp:posOffset>
+            </wp:positionV>
+            <wp:extent cx="1464310" cy="3363595"/>
+            <wp:effectExtent l="0" t="0" r="2540" b="8255"/>
+            <wp:wrapSquare wrapText="bothSides"/>
+            <wp:docPr id="929029572" name="Picture 1" descr="The Queue Visualizer displays a simple queue structure with numbers 50, 40, 30, and 20, and buttons to push and pop values.&#10;&#10;AI-generated content may be incorrect."/>
+            <wp:cNvGraphicFramePr>
+              <a:graphicFrameLocks xmlns:a="http://schemas.openxmlformats.org/drawingml/2006/main" noChangeAspect="1"/>
+            </wp:cNvGraphicFramePr>
+            <a:graphic xmlns:a="http://schemas.openxmlformats.org/drawingml/2006/main">
+              <a:graphicData uri="http://schemas.openxmlformats.org/drawingml/2006/picture">
+                <pic:pic xmlns:pic="http://schemas.openxmlformats.org/drawingml/2006/picture">
+                  <pic:nvPicPr>
+                    <pic:cNvPr id="929029572" name="Picture 1" descr="The Queue Visualizer displays a simple queue structure with numbers 50, 40, 30, and 20, and buttons to push and pop values.&#10;&#10;AI-generated content may be incorrect."/>
+                    <pic:cNvPicPr/>
+                  </pic:nvPicPr>
+                  <pic:blipFill>
+                    <a:blip r:embed="rId24" cstate="print">
+                      <a:extLst>
+                        <a:ext uri="{28A0092B-C50C-407E-A947-70E740481C1C}">
+                          <a14:useLocalDpi xmlns:a14="http://schemas.microsoft.com/office/drawing/2010/main" val="0"/>
+                        </a:ext>
+                      </a:extLst>
+                    </a:blip>
+                    <a:stretch>
+                      <a:fillRect/>
+                    </a:stretch>
+                  </pic:blipFill>
+                  <pic:spPr>
+                    <a:xfrm>
+                      <a:off x="0" y="0"/>
+                      <a:ext cx="1464310" cy="3363595"/>
+                    </a:xfrm>
+                    <a:prstGeom prst="rect">
+                      <a:avLst/>
+                    </a:prstGeom>
+                  </pic:spPr>
+                </pic:pic>
+              </a:graphicData>
+            </a:graphic>
+            <wp14:sizeRelH relativeFrom="margin">
+              <wp14:pctWidth>0</wp14:pctWidth>
+            </wp14:sizeRelH>
+            <wp14:sizeRelV relativeFrom="margin">
+              <wp14:pctHeight>0</wp14:pctHeight>
+            </wp14:sizeRelV>
+          </wp:anchor>
+        </w:drawing>
+      </w:r>
+    </w:p>
+    <w:p>
+      <w:pPr>
+        <w:pStyle w:val="BodyText"/>
+        <w:spacing w:before="121" w:line="278" w:lineRule="auto"/>
+        <w:rPr>
+          <w:rFonts w:eastAsiaTheme="minorEastAsia"/>
+          <w:lang w:eastAsia="ko-KR"/>
+        </w:rPr>
+      </w:pPr>
+    </w:p>
+    <w:p>
+      <w:pPr>
+        <w:pStyle w:val="BodyText"/>
+        <w:spacing w:before="121" w:line="278" w:lineRule="auto"/>
+        <w:rPr>
+          <w:rFonts w:eastAsiaTheme="minorEastAsia"/>
+          <w:lang w:eastAsia="ko-KR"/>
+        </w:rPr>
+      </w:pPr>
+    </w:p>
+    <w:p>
+      <w:pPr>
+        <w:pStyle w:val="BodyText"/>
+        <w:spacing w:before="121" w:line="278" w:lineRule="auto"/>
+        <w:rPr>
+          <w:rFonts w:eastAsiaTheme="minorEastAsia"/>
+          <w:lang w:eastAsia="ko-KR"/>
+        </w:rPr>
+      </w:pPr>
+    </w:p>
+    <w:p>
+      <w:pPr>
+        <w:pStyle w:val="BodyText"/>
+        <w:spacing w:before="121" w:line="278" w:lineRule="auto"/>
+        <w:rPr>
+          <w:rFonts w:eastAsiaTheme="minorEastAsia"/>
+          <w:lang w:eastAsia="ko-KR"/>
+        </w:rPr>
+      </w:pPr>
+    </w:p>
+    <w:p>
+      <w:pPr>
+        <w:pStyle w:val="BodyText"/>
+        <w:spacing w:before="121" w:line="278" w:lineRule="auto"/>
+        <w:rPr>
+          <w:rFonts w:eastAsiaTheme="minorEastAsia"/>
+          <w:lang w:eastAsia="ko-KR"/>
+        </w:rPr>
+      </w:pPr>
+    </w:p>
+    <w:p>
+      <w:pPr>
+        <w:pStyle w:val="BodyText"/>
+        <w:spacing w:before="121" w:line="278" w:lineRule="auto"/>
+        <w:rPr>
+          <w:rFonts w:eastAsiaTheme="minorEastAsia"/>
+          <w:lang w:eastAsia="ko-KR"/>
+        </w:rPr>
+      </w:pPr>
+    </w:p>
+    <w:p>
+      <w:pPr>
+        <w:pStyle w:val="BodyText"/>
+        <w:spacing w:before="121" w:line="278" w:lineRule="auto"/>
+        <w:rPr>
+          <w:rFonts w:eastAsiaTheme="minorEastAsia"/>
+          <w:lang w:eastAsia="ko-KR"/>
+        </w:rPr>
+      </w:pPr>
+    </w:p>
+    <w:p>
+      <w:pPr>
+        <w:pStyle w:val="BodyText"/>
+        <w:spacing w:before="121" w:line="278" w:lineRule="auto"/>
+        <w:rPr>
+          <w:rFonts w:eastAsiaTheme="minorEastAsia"/>
+          <w:lang w:eastAsia="ko-KR"/>
+        </w:rPr>
+      </w:pPr>
+    </w:p>
+    <w:p>
+      <w:pPr>
+        <w:pStyle w:val="BodyText"/>
+        <w:spacing w:before="121" w:line="278" w:lineRule="auto"/>
+        <w:rPr>
+          <w:rFonts w:eastAsiaTheme="minorEastAsia"/>
+          <w:lang w:eastAsia="ko-KR"/>
+        </w:rPr>
+      </w:pPr>
+    </w:p>
+    <w:p>
+      <w:pPr>
+        <w:pStyle w:val="BodyText"/>
+        <w:spacing w:before="121" w:line="278" w:lineRule="auto"/>
+        <w:rPr>
+          <w:rFonts w:eastAsiaTheme="minorEastAsia"/>
+          <w:lang w:eastAsia="ko-KR"/>
+        </w:rPr>
+      </w:pPr>
+    </w:p>
+    <w:p>
+      <w:pPr>
+        <w:pStyle w:val="BodyText"/>
+        <w:spacing w:before="121" w:line="278" w:lineRule="auto"/>
+        <w:rPr>
+          <w:rFonts w:eastAsiaTheme="minorEastAsia" w:hint="eastAsia"/>
+          <w:lang w:eastAsia="ko-KR"/>
+        </w:rPr>
       </w:pPr>
     </w:p>
     <w:p>
@@ -8133,7 +8392,6 @@
         <w:rPr>
           <w:noProof/>
         </w:rPr>
-        <w:lastRenderedPageBreak/>
         <w:drawing>
           <wp:inline distT="0" distB="0" distL="0" distR="0" wp14:anchorId="39744AA6" wp14:editId="223E2505">
             <wp:extent cx="4107506" cy="3207487"/>
@@ -8150,7 +8408,7 @@
                     <pic:cNvPicPr/>
                   </pic:nvPicPr>
                   <pic:blipFill>
-                    <a:blip r:embed="rId22"/>
+                    <a:blip r:embed="rId25"/>
                     <a:stretch>
                       <a:fillRect/>
                     </a:stretch>
@@ -8319,92 +8577,61 @@
         <w:ind w:left="1440"/>
       </w:pPr>
       <w:r>
-        <w:rPr>
-          <w:noProof/>
-        </w:rPr>
-        <mc:AlternateContent>
-          <mc:Choice Requires="wps">
-            <w:drawing>
-              <wp:anchor distT="45720" distB="45720" distL="114300" distR="114300" simplePos="0" relativeHeight="251677184" behindDoc="0" locked="0" layoutInCell="1" allowOverlap="1" wp14:anchorId="16DC1BF1" wp14:editId="1528A6EC">
-                <wp:simplePos x="0" y="0"/>
-                <wp:positionH relativeFrom="column">
-                  <wp:posOffset>1886934</wp:posOffset>
-                </wp:positionH>
-                <wp:positionV relativeFrom="paragraph">
-                  <wp:posOffset>79437</wp:posOffset>
-                </wp:positionV>
-                <wp:extent cx="2360930" cy="1404620"/>
-                <wp:effectExtent l="0" t="0" r="22860" b="11430"/>
-                <wp:wrapSquare wrapText="bothSides"/>
-                <wp:docPr id="996511199" name="Text Box 2"/>
-                <wp:cNvGraphicFramePr>
-                  <a:graphicFrameLocks xmlns:a="http://schemas.openxmlformats.org/drawingml/2006/main"/>
-                </wp:cNvGraphicFramePr>
-                <a:graphic xmlns:a="http://schemas.openxmlformats.org/drawingml/2006/main">
-                  <a:graphicData uri="http://schemas.microsoft.com/office/word/2010/wordprocessingShape">
-                    <wps:wsp>
-                      <wps:cNvSpPr txBox="1">
-                        <a:spLocks noChangeArrowheads="1"/>
-                      </wps:cNvSpPr>
-                      <wps:spPr bwMode="auto">
-                        <a:xfrm>
-                          <a:off x="0" y="0"/>
-                          <a:ext cx="2360930" cy="1404620"/>
-                        </a:xfrm>
-                        <a:prstGeom prst="rect">
-                          <a:avLst/>
-                        </a:prstGeom>
-                        <a:solidFill>
-                          <a:srgbClr val="FFFFFF"/>
-                        </a:solidFill>
-                        <a:ln w="9525">
-                          <a:solidFill>
-                            <a:srgbClr val="000000"/>
-                          </a:solidFill>
-                          <a:miter lim="800000"/>
-                          <a:headEnd/>
-                          <a:tailEnd/>
-                        </a:ln>
-                      </wps:spPr>
-                      <wps:txbx>
-                        <w:txbxContent>
-                          <w:p/>
-                          <w:p/>
-                          <w:p/>
-                          <w:p/>
-                        </w:txbxContent>
-                      </wps:txbx>
-                      <wps:bodyPr rot="0" vert="horz" wrap="square" lIns="91440" tIns="45720" rIns="91440" bIns="45720" anchor="t" anchorCtr="0">
-                        <a:spAutoFit/>
-                      </wps:bodyPr>
-                    </wps:wsp>
-                  </a:graphicData>
-                </a:graphic>
-                <wp14:sizeRelH relativeFrom="margin">
-                  <wp14:pctWidth>40000</wp14:pctWidth>
-                </wp14:sizeRelH>
-                <wp14:sizeRelV relativeFrom="margin">
-                  <wp14:pctHeight>20000</wp14:pctHeight>
-                </wp14:sizeRelV>
-              </wp:anchor>
-            </w:drawing>
-          </mc:Choice>
-          <mc:Fallback>
-            <w:pict>
-              <v:shape w14:anchorId="16DC1BF1" id="_x0000_s1031" type="#_x0000_t202" style="position:absolute;left:0;text-align:left;margin-left:148.6pt;margin-top:6.25pt;width:185.9pt;height:110.6pt;z-index:251677184;visibility:visible;mso-wrap-style:square;mso-width-percent:400;mso-height-percent:200;mso-wrap-distance-left:9pt;mso-wrap-distance-top:3.6pt;mso-wrap-distance-right:9pt;mso-wrap-distance-bottom:3.6pt;mso-position-horizontal:absolute;mso-position-horizontal-relative:text;mso-position-vertical:absolute;mso-position-vertical-relative:text;mso-width-percent:400;mso-height-percent:200;mso-width-relative:margin;mso-height-relative:margin;v-text-anchor:top" o:gfxdata="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">
-                <v:textbox style="mso-fit-shape-to-text:t">
-                  <w:txbxContent>
-                    <w:p/>
-                    <w:p/>
-                    <w:p/>
-                    <w:p/>
-                  </w:txbxContent>
-                </v:textbox>
-                <w10:wrap type="square"/>
-              </v:shape>
-            </w:pict>
-          </mc:Fallback>
-        </mc:AlternateContent>
+        <w:drawing>
+          <wp:anchor distT="0" distB="0" distL="114300" distR="114300" simplePos="0" relativeHeight="487639040" behindDoc="0" locked="0" layoutInCell="1" allowOverlap="1" wp14:anchorId="05891B63" wp14:editId="65148C60">
+            <wp:simplePos x="0" y="0"/>
+            <wp:positionH relativeFrom="column">
+              <wp:posOffset>677460</wp:posOffset>
+            </wp:positionH>
+            <wp:positionV relativeFrom="paragraph">
+              <wp:posOffset>77906</wp:posOffset>
+            </wp:positionV>
+            <wp:extent cx="4318635" cy="3518535"/>
+            <wp:effectExtent l="0" t="0" r="5715" b="5715"/>
+            <wp:wrapSquare wrapText="bothSides"/>
+            <wp:docPr id="564235864" name="Picture 1" descr="The image displays a visual representation of a Priority Queue, showing the tasks 'Eat' and 'Sleep' with 'Work' added as a new task with a priority level of 3.&#10;&#10;AI-generated content may be incorrect."/>
+            <wp:cNvGraphicFramePr>
+              <a:graphicFrameLocks xmlns:a="http://schemas.openxmlformats.org/drawingml/2006/main" noChangeAspect="1"/>
+            </wp:cNvGraphicFramePr>
+            <a:graphic xmlns:a="http://schemas.openxmlformats.org/drawingml/2006/main">
+              <a:graphicData uri="http://schemas.openxmlformats.org/drawingml/2006/picture">
+                <pic:pic xmlns:pic="http://schemas.openxmlformats.org/drawingml/2006/picture">
+                  <pic:nvPicPr>
+                    <pic:cNvPr id="564235864" name="Picture 1" descr="The image displays a visual representation of a Priority Queue, showing the tasks 'Eat' and 'Sleep' with 'Work' added as a new task with a priority level of 3.&#10;&#10;AI-generated content may be incorrect."/>
+                    <pic:cNvPicPr/>
+                  </pic:nvPicPr>
+                  <pic:blipFill>
+                    <a:blip r:embed="rId26" cstate="print">
+                      <a:extLst>
+                        <a:ext uri="{28A0092B-C50C-407E-A947-70E740481C1C}">
+                          <a14:useLocalDpi xmlns:a14="http://schemas.microsoft.com/office/drawing/2010/main" val="0"/>
+                        </a:ext>
+                      </a:extLst>
+                    </a:blip>
+                    <a:stretch>
+                      <a:fillRect/>
+                    </a:stretch>
+                  </pic:blipFill>
+                  <pic:spPr>
+                    <a:xfrm>
+                      <a:off x="0" y="0"/>
+                      <a:ext cx="4318635" cy="3518535"/>
+                    </a:xfrm>
+                    <a:prstGeom prst="rect">
+                      <a:avLst/>
+                    </a:prstGeom>
+                  </pic:spPr>
+                </pic:pic>
+              </a:graphicData>
+            </a:graphic>
+            <wp14:sizeRelH relativeFrom="margin">
+              <wp14:pctWidth>0</wp14:pctWidth>
+            </wp14:sizeRelH>
+            <wp14:sizeRelV relativeFrom="margin">
+              <wp14:pctHeight>0</wp14:pctHeight>
+            </wp14:sizeRelV>
+          </wp:anchor>
+        </w:drawing>
       </w:r>
     </w:p>
     <w:p>
@@ -8426,6 +8653,120 @@
         <w:pStyle w:val="BodyText"/>
         <w:spacing w:before="121" w:line="278" w:lineRule="auto"/>
         <w:ind w:left="1440"/>
+        <w:rPr>
+          <w:rFonts w:eastAsiaTheme="minorEastAsia"/>
+          <w:lang w:eastAsia="ko-KR"/>
+        </w:rPr>
+      </w:pPr>
+    </w:p>
+    <w:p>
+      <w:pPr>
+        <w:pStyle w:val="BodyText"/>
+        <w:spacing w:before="121" w:line="278" w:lineRule="auto"/>
+        <w:ind w:left="1440"/>
+        <w:rPr>
+          <w:rFonts w:eastAsiaTheme="minorEastAsia"/>
+          <w:lang w:eastAsia="ko-KR"/>
+        </w:rPr>
+      </w:pPr>
+    </w:p>
+    <w:p>
+      <w:pPr>
+        <w:pStyle w:val="BodyText"/>
+        <w:spacing w:before="121" w:line="278" w:lineRule="auto"/>
+        <w:ind w:left="1440"/>
+        <w:rPr>
+          <w:rFonts w:eastAsiaTheme="minorEastAsia"/>
+          <w:lang w:eastAsia="ko-KR"/>
+        </w:rPr>
+      </w:pPr>
+    </w:p>
+    <w:p>
+      <w:pPr>
+        <w:pStyle w:val="BodyText"/>
+        <w:spacing w:before="121" w:line="278" w:lineRule="auto"/>
+        <w:ind w:left="1440"/>
+        <w:rPr>
+          <w:rFonts w:eastAsiaTheme="minorEastAsia"/>
+          <w:lang w:eastAsia="ko-KR"/>
+        </w:rPr>
+      </w:pPr>
+    </w:p>
+    <w:p>
+      <w:pPr>
+        <w:pStyle w:val="BodyText"/>
+        <w:spacing w:before="121" w:line="278" w:lineRule="auto"/>
+        <w:ind w:left="1440"/>
+        <w:rPr>
+          <w:rFonts w:eastAsiaTheme="minorEastAsia"/>
+          <w:lang w:eastAsia="ko-KR"/>
+        </w:rPr>
+      </w:pPr>
+    </w:p>
+    <w:p>
+      <w:pPr>
+        <w:pStyle w:val="BodyText"/>
+        <w:spacing w:before="121" w:line="278" w:lineRule="auto"/>
+        <w:ind w:left="1440"/>
+        <w:rPr>
+          <w:rFonts w:eastAsiaTheme="minorEastAsia"/>
+          <w:lang w:eastAsia="ko-KR"/>
+        </w:rPr>
+      </w:pPr>
+    </w:p>
+    <w:p>
+      <w:pPr>
+        <w:pStyle w:val="BodyText"/>
+        <w:spacing w:before="121" w:line="278" w:lineRule="auto"/>
+        <w:ind w:left="1440"/>
+        <w:rPr>
+          <w:rFonts w:eastAsiaTheme="minorEastAsia"/>
+          <w:lang w:eastAsia="ko-KR"/>
+        </w:rPr>
+      </w:pPr>
+    </w:p>
+    <w:p>
+      <w:pPr>
+        <w:pStyle w:val="BodyText"/>
+        <w:spacing w:before="121" w:line="278" w:lineRule="auto"/>
+        <w:ind w:left="1440"/>
+        <w:rPr>
+          <w:rFonts w:eastAsiaTheme="minorEastAsia"/>
+          <w:lang w:eastAsia="ko-KR"/>
+        </w:rPr>
+      </w:pPr>
+    </w:p>
+    <w:p>
+      <w:pPr>
+        <w:pStyle w:val="BodyText"/>
+        <w:spacing w:before="121" w:line="278" w:lineRule="auto"/>
+        <w:ind w:left="1440"/>
+        <w:rPr>
+          <w:rFonts w:eastAsiaTheme="minorEastAsia"/>
+          <w:lang w:eastAsia="ko-KR"/>
+        </w:rPr>
+      </w:pPr>
+    </w:p>
+    <w:p>
+      <w:pPr>
+        <w:pStyle w:val="BodyText"/>
+        <w:spacing w:before="121" w:line="278" w:lineRule="auto"/>
+        <w:ind w:left="1440"/>
+        <w:rPr>
+          <w:rFonts w:eastAsiaTheme="minorEastAsia"/>
+          <w:lang w:eastAsia="ko-KR"/>
+        </w:rPr>
+      </w:pPr>
+    </w:p>
+    <w:p>
+      <w:pPr>
+        <w:pStyle w:val="BodyText"/>
+        <w:spacing w:before="121" w:line="278" w:lineRule="auto"/>
+        <w:ind w:left="1440"/>
+        <w:rPr>
+          <w:rFonts w:eastAsiaTheme="minorEastAsia" w:hint="eastAsia"/>
+          <w:lang w:eastAsia="ko-KR"/>
+        </w:rPr>
       </w:pPr>
     </w:p>
     <w:p>
@@ -8481,92 +8822,62 @@
         <w:spacing w:before="121" w:line="278" w:lineRule="auto"/>
       </w:pPr>
       <w:r>
-        <w:rPr>
-          <w:noProof/>
-        </w:rPr>
-        <mc:AlternateContent>
-          <mc:Choice Requires="wps">
-            <w:drawing>
-              <wp:anchor distT="45720" distB="45720" distL="114300" distR="114300" simplePos="0" relativeHeight="251678208" behindDoc="0" locked="0" layoutInCell="1" allowOverlap="1" wp14:anchorId="53987251" wp14:editId="1A666B50">
-                <wp:simplePos x="0" y="0"/>
-                <wp:positionH relativeFrom="column">
-                  <wp:posOffset>1951458</wp:posOffset>
-                </wp:positionH>
-                <wp:positionV relativeFrom="paragraph">
-                  <wp:posOffset>83083</wp:posOffset>
-                </wp:positionV>
-                <wp:extent cx="2360930" cy="925195"/>
-                <wp:effectExtent l="0" t="0" r="18415" b="27305"/>
-                <wp:wrapSquare wrapText="bothSides"/>
-                <wp:docPr id="1075093480" name="Text Box 2"/>
-                <wp:cNvGraphicFramePr>
-                  <a:graphicFrameLocks xmlns:a="http://schemas.openxmlformats.org/drawingml/2006/main"/>
-                </wp:cNvGraphicFramePr>
-                <a:graphic xmlns:a="http://schemas.openxmlformats.org/drawingml/2006/main">
-                  <a:graphicData uri="http://schemas.microsoft.com/office/word/2010/wordprocessingShape">
-                    <wps:wsp>
-                      <wps:cNvSpPr txBox="1">
-                        <a:spLocks noChangeArrowheads="1"/>
-                      </wps:cNvSpPr>
-                      <wps:spPr bwMode="auto">
-                        <a:xfrm>
-                          <a:off x="0" y="0"/>
-                          <a:ext cx="2360930" cy="925195"/>
-                        </a:xfrm>
-                        <a:prstGeom prst="rect">
-                          <a:avLst/>
-                        </a:prstGeom>
-                        <a:solidFill>
-                          <a:srgbClr val="FFFFFF"/>
-                        </a:solidFill>
-                        <a:ln w="9525">
-                          <a:solidFill>
-                            <a:srgbClr val="000000"/>
-                          </a:solidFill>
-                          <a:miter lim="800000"/>
-                          <a:headEnd/>
-                          <a:tailEnd/>
-                        </a:ln>
-                      </wps:spPr>
-                      <wps:txbx>
-                        <w:txbxContent>
-                          <w:p/>
-                          <w:p/>
-                          <w:p/>
-                          <w:p/>
-                        </w:txbxContent>
-                      </wps:txbx>
-                      <wps:bodyPr rot="0" vert="horz" wrap="square" lIns="91440" tIns="45720" rIns="91440" bIns="45720" anchor="t" anchorCtr="0">
-                        <a:noAutofit/>
-                      </wps:bodyPr>
-                    </wps:wsp>
-                  </a:graphicData>
-                </a:graphic>
-                <wp14:sizeRelH relativeFrom="margin">
-                  <wp14:pctWidth>40000</wp14:pctWidth>
-                </wp14:sizeRelH>
-                <wp14:sizeRelV relativeFrom="margin">
-                  <wp14:pctHeight>0</wp14:pctHeight>
-                </wp14:sizeRelV>
-              </wp:anchor>
-            </w:drawing>
-          </mc:Choice>
-          <mc:Fallback>
-            <w:pict>
-              <v:shape w14:anchorId="53987251" id="_x0000_s1032" type="#_x0000_t202" style="position:absolute;margin-left:153.65pt;margin-top:6.55pt;width:185.9pt;height:72.85pt;z-index:251678208;visibility:visible;mso-wrap-style:square;mso-width-percent:400;mso-height-percent:0;mso-wrap-distance-left:9pt;mso-wrap-distance-top:3.6pt;mso-wrap-distance-right:9pt;mso-wrap-distance-bottom:3.6pt;mso-position-horizontal:absolute;mso-position-horizontal-relative:text;mso-position-vertical:absolute;mso-position-vertical-relative:text;mso-width-percent:400;mso-height-percent:0;mso-width-relative:margin;mso-height-relative:margin;v-text-anchor:top" o:gfxdata="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">
-                <v:textbox>
-                  <w:txbxContent>
-                    <w:p/>
-                    <w:p/>
-                    <w:p/>
-                    <w:p/>
-                  </w:txbxContent>
-                </v:textbox>
-                <w10:wrap type="square"/>
-              </v:shape>
-            </w:pict>
-          </mc:Fallback>
-        </mc:AlternateContent>
+        <w:lastRenderedPageBreak/>
+        <w:drawing>
+          <wp:anchor distT="0" distB="0" distL="114300" distR="114300" simplePos="0" relativeHeight="487640064" behindDoc="0" locked="0" layoutInCell="1" allowOverlap="1" wp14:anchorId="67852D2E" wp14:editId="2C376B1A">
+            <wp:simplePos x="0" y="0"/>
+            <wp:positionH relativeFrom="column">
+              <wp:posOffset>493433</wp:posOffset>
+            </wp:positionH>
+            <wp:positionV relativeFrom="paragraph">
+              <wp:posOffset>0</wp:posOffset>
+            </wp:positionV>
+            <wp:extent cx="5124450" cy="4201160"/>
+            <wp:effectExtent l="0" t="0" r="0" b="8890"/>
+            <wp:wrapSquare wrapText="bothSides"/>
+            <wp:docPr id="588297348" name="Picture 1" descr="The image displays a Priority Queue Visualizer interface with a list of tasks, including 'Sleep' and 'Worl', and an example of adding and popping a task, 'Eat', with a priority level of 1.&#10;&#10;AI-generated content may be incorrect."/>
+            <wp:cNvGraphicFramePr>
+              <a:graphicFrameLocks xmlns:a="http://schemas.openxmlformats.org/drawingml/2006/main" noChangeAspect="1"/>
+            </wp:cNvGraphicFramePr>
+            <a:graphic xmlns:a="http://schemas.openxmlformats.org/drawingml/2006/main">
+              <a:graphicData uri="http://schemas.openxmlformats.org/drawingml/2006/picture">
+                <pic:pic xmlns:pic="http://schemas.openxmlformats.org/drawingml/2006/picture">
+                  <pic:nvPicPr>
+                    <pic:cNvPr id="588297348" name="Picture 1" descr="The image displays a Priority Queue Visualizer interface with a list of tasks, including 'Sleep' and 'Worl', and an example of adding and popping a task, 'Eat', with a priority level of 1.&#10;&#10;AI-generated content may be incorrect."/>
+                    <pic:cNvPicPr/>
+                  </pic:nvPicPr>
+                  <pic:blipFill>
+                    <a:blip r:embed="rId27" cstate="print">
+                      <a:extLst>
+                        <a:ext uri="{28A0092B-C50C-407E-A947-70E740481C1C}">
+                          <a14:useLocalDpi xmlns:a14="http://schemas.microsoft.com/office/drawing/2010/main" val="0"/>
+                        </a:ext>
+                      </a:extLst>
+                    </a:blip>
+                    <a:stretch>
+                      <a:fillRect/>
+                    </a:stretch>
+                  </pic:blipFill>
+                  <pic:spPr>
+                    <a:xfrm>
+                      <a:off x="0" y="0"/>
+                      <a:ext cx="5124450" cy="4201160"/>
+                    </a:xfrm>
+                    <a:prstGeom prst="rect">
+                      <a:avLst/>
+                    </a:prstGeom>
+                  </pic:spPr>
+                </pic:pic>
+              </a:graphicData>
+            </a:graphic>
+            <wp14:sizeRelH relativeFrom="margin">
+              <wp14:pctWidth>0</wp14:pctWidth>
+            </wp14:sizeRelH>
+            <wp14:sizeRelV relativeFrom="margin">
+              <wp14:pctHeight>0</wp14:pctHeight>
+            </wp14:sizeRelV>
+          </wp:anchor>
+        </w:drawing>
       </w:r>
     </w:p>
     <w:p>
@@ -8579,6 +8890,140 @@
       <w:pPr>
         <w:pStyle w:val="BodyText"/>
         <w:spacing w:before="121" w:line="278" w:lineRule="auto"/>
+        <w:rPr>
+          <w:rFonts w:eastAsiaTheme="minorEastAsia"/>
+          <w:lang w:eastAsia="ko-KR"/>
+        </w:rPr>
+      </w:pPr>
+    </w:p>
+    <w:p>
+      <w:pPr>
+        <w:pStyle w:val="BodyText"/>
+        <w:spacing w:before="121" w:line="278" w:lineRule="auto"/>
+        <w:rPr>
+          <w:rFonts w:eastAsiaTheme="minorEastAsia"/>
+          <w:lang w:eastAsia="ko-KR"/>
+        </w:rPr>
+      </w:pPr>
+    </w:p>
+    <w:p>
+      <w:pPr>
+        <w:pStyle w:val="BodyText"/>
+        <w:spacing w:before="121" w:line="278" w:lineRule="auto"/>
+        <w:rPr>
+          <w:rFonts w:eastAsiaTheme="minorEastAsia"/>
+          <w:lang w:eastAsia="ko-KR"/>
+        </w:rPr>
+      </w:pPr>
+    </w:p>
+    <w:p>
+      <w:pPr>
+        <w:pStyle w:val="BodyText"/>
+        <w:spacing w:before="121" w:line="278" w:lineRule="auto"/>
+        <w:rPr>
+          <w:rFonts w:eastAsiaTheme="minorEastAsia"/>
+          <w:lang w:eastAsia="ko-KR"/>
+        </w:rPr>
+      </w:pPr>
+    </w:p>
+    <w:p>
+      <w:pPr>
+        <w:pStyle w:val="BodyText"/>
+        <w:spacing w:before="121" w:line="278" w:lineRule="auto"/>
+        <w:rPr>
+          <w:rFonts w:eastAsiaTheme="minorEastAsia"/>
+          <w:lang w:eastAsia="ko-KR"/>
+        </w:rPr>
+      </w:pPr>
+    </w:p>
+    <w:p>
+      <w:pPr>
+        <w:pStyle w:val="BodyText"/>
+        <w:spacing w:before="121" w:line="278" w:lineRule="auto"/>
+        <w:rPr>
+          <w:rFonts w:eastAsiaTheme="minorEastAsia"/>
+          <w:lang w:eastAsia="ko-KR"/>
+        </w:rPr>
+      </w:pPr>
+    </w:p>
+    <w:p>
+      <w:pPr>
+        <w:pStyle w:val="BodyText"/>
+        <w:spacing w:before="121" w:line="278" w:lineRule="auto"/>
+        <w:rPr>
+          <w:rFonts w:eastAsiaTheme="minorEastAsia"/>
+          <w:lang w:eastAsia="ko-KR"/>
+        </w:rPr>
+      </w:pPr>
+    </w:p>
+    <w:p>
+      <w:pPr>
+        <w:pStyle w:val="BodyText"/>
+        <w:spacing w:before="121" w:line="278" w:lineRule="auto"/>
+        <w:rPr>
+          <w:rFonts w:eastAsiaTheme="minorEastAsia"/>
+          <w:lang w:eastAsia="ko-KR"/>
+        </w:rPr>
+      </w:pPr>
+    </w:p>
+    <w:p>
+      <w:pPr>
+        <w:pStyle w:val="BodyText"/>
+        <w:spacing w:before="121" w:line="278" w:lineRule="auto"/>
+        <w:rPr>
+          <w:rFonts w:eastAsiaTheme="minorEastAsia"/>
+          <w:lang w:eastAsia="ko-KR"/>
+        </w:rPr>
+      </w:pPr>
+    </w:p>
+    <w:p>
+      <w:pPr>
+        <w:pStyle w:val="BodyText"/>
+        <w:spacing w:before="121" w:line="278" w:lineRule="auto"/>
+        <w:rPr>
+          <w:rFonts w:eastAsiaTheme="minorEastAsia"/>
+          <w:lang w:eastAsia="ko-KR"/>
+        </w:rPr>
+      </w:pPr>
+    </w:p>
+    <w:p>
+      <w:pPr>
+        <w:pStyle w:val="BodyText"/>
+        <w:spacing w:before="121" w:line="278" w:lineRule="auto"/>
+        <w:rPr>
+          <w:rFonts w:eastAsiaTheme="minorEastAsia"/>
+          <w:lang w:eastAsia="ko-KR"/>
+        </w:rPr>
+      </w:pPr>
+    </w:p>
+    <w:p>
+      <w:pPr>
+        <w:pStyle w:val="BodyText"/>
+        <w:spacing w:before="121" w:line="278" w:lineRule="auto"/>
+        <w:rPr>
+          <w:rFonts w:eastAsiaTheme="minorEastAsia"/>
+          <w:lang w:eastAsia="ko-KR"/>
+        </w:rPr>
+      </w:pPr>
+    </w:p>
+    <w:p>
+      <w:pPr>
+        <w:pStyle w:val="BodyText"/>
+        <w:spacing w:before="121" w:line="278" w:lineRule="auto"/>
+        <w:rPr>
+          <w:rFonts w:eastAsiaTheme="minorEastAsia"/>
+          <w:lang w:eastAsia="ko-KR"/>
+        </w:rPr>
+      </w:pPr>
+    </w:p>
+    <w:p>
+      <w:pPr>
+        <w:pStyle w:val="BodyText"/>
+        <w:spacing w:before="121" w:line="278" w:lineRule="auto"/>
+        <w:rPr>
+          <w:rFonts w:eastAsiaTheme="minorEastAsia" w:hint="eastAsia"/>
+          <w:lang w:eastAsia="ko-KR"/>
+        </w:rPr>
       </w:pPr>
     </w:p>
     <w:p>
@@ -8661,7 +9106,7 @@
           </mc:Choice>
           <mc:Fallback>
             <w:pict>
-              <v:shape w14:anchorId="0A443231" id="Graphic 3" o:spid="_x0000_s1026" style="position:absolute;margin-left:1in;margin-top:21.65pt;width:447pt;height:.1pt;z-index:-15727616;visibility:visible;mso-wrap-style:square;mso-wrap-distance-left:0;mso-wrap-distance-top:0;mso-wrap-distance-right:0;mso-wrap-distance-bottom:0;mso-position-horizontal:absolute;mso-position-horizontal-relative:page;mso-position-vertical:absolute;mso-position-vertical-relative:text;v-text-anchor:top" coordsize="5676900,1270" o:gfxdata="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" path="m,l5676899,e" filled="f" strokeweight="2pt">
+              <v:shape w14:anchorId="32337D28" id="Graphic 3" o:spid="_x0000_s1026" style="position:absolute;margin-left:1in;margin-top:21.65pt;width:447pt;height:.1pt;z-index:-15727616;visibility:visible;mso-wrap-style:square;mso-wrap-distance-left:0;mso-wrap-distance-top:0;mso-wrap-distance-right:0;mso-wrap-distance-bottom:0;mso-position-horizontal:absolute;mso-position-horizontal-relative:page;mso-position-vertical:absolute;mso-position-vertical-relative:text;v-text-anchor:top" coordsize="5676900,1270" o:gfxdata="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" path="m,l5676899,e" filled="f" strokeweight="2pt">
                 <v:path arrowok="t"/>
                 <w10:wrap type="topAndBottom" anchorx="page"/>
               </v:shape>
@@ -8692,7 +9137,6 @@
       <w:bookmarkStart w:id="3" w:name="_"/>
       <w:bookmarkEnd w:id="3"/>
       <w:r>
-        <w:lastRenderedPageBreak/>
         <w:t>Please</w:t>
       </w:r>
       <w:r>
